--- a/rapports/16_02_2026/BLONDIN/coh_EQ37_sup_021204010022.docx
+++ b/rapports/16_02_2026/BLONDIN/coh_EQ37_sup_021204010022.docx
@@ -25,7 +25,7 @@
         <w:br/>
         <w:t>Grappe: 021204010022</w:t>
         <w:br/>
-        <w:t>Date: 16/02/2026 a 12:41</w:t>
+        <w:t>Date: 16/02/2026 a 12:58</w:t>
       </w:r>
     </w:p>
     <w:p/>

--- a/rapports/16_02_2026/BLONDIN/coh_EQ37_sup_021204010022.docx
+++ b/rapports/16_02_2026/BLONDIN/coh_EQ37_sup_021204010022.docx
@@ -25,7 +25,7 @@
         <w:br/>
         <w:t>Grappe: 021204010022</w:t>
         <w:br/>
-        <w:t>Date: 16/02/2026 a 12:58</w:t>
+        <w:t>Date: 16/02/2026 a 13:05</w:t>
       </w:r>
     </w:p>
     <w:p/>
@@ -97,7 +97,7 @@
           </w:tcPr>
           <w:p>
             <w:r>
-              <w:t>5</w:t>
+              <w:t>12</w:t>
             </w:r>
           </w:p>
         </w:tc>
@@ -119,7 +119,7 @@
           </w:tcPr>
           <w:p>
             <w:r>
-              <w:t>27</w:t>
+              <w:t>30</w:t>
             </w:r>
           </w:p>
         </w:tc>
@@ -219,7 +219,135 @@
           </w:tcPr>
           <w:p>
             <w:r>
-              <w:t>5</w:t>
+              <w:t>13</w:t>
+            </w:r>
+          </w:p>
+        </w:tc>
+      </w:tr>
+      <w:tr>
+        <w:tc>
+          <w:tcPr>
+            <w:tcW w:type="dxa" w:w="3324"/>
+          </w:tcPr>
+          <w:p>
+            <w:r>
+              <w:t>Section7b</w:t>
+            </w:r>
+          </w:p>
+        </w:tc>
+        <w:tc>
+          <w:tcPr>
+            <w:tcW w:type="dxa" w:w="3324"/>
+          </w:tcPr>
+          <w:p>
+            <w:r>
+              <w:t>Consommation alimentaire - 7 jours</w:t>
+            </w:r>
+          </w:p>
+        </w:tc>
+        <w:tc>
+          <w:tcPr>
+            <w:tcW w:type="dxa" w:w="3324"/>
+          </w:tcPr>
+          <w:p>
+            <w:r>
+              <w:t>13</w:t>
+            </w:r>
+          </w:p>
+        </w:tc>
+      </w:tr>
+      <w:tr>
+        <w:tc>
+          <w:tcPr>
+            <w:tcW w:type="dxa" w:w="3324"/>
+          </w:tcPr>
+          <w:p>
+            <w:r>
+              <w:t>Section16a</w:t>
+            </w:r>
+          </w:p>
+        </w:tc>
+        <w:tc>
+          <w:tcPr>
+            <w:tcW w:type="dxa" w:w="3324"/>
+          </w:tcPr>
+          <w:p>
+            <w:r>
+              <w:t>Champs et parcelles</w:t>
+            </w:r>
+          </w:p>
+        </w:tc>
+        <w:tc>
+          <w:tcPr>
+            <w:tcW w:type="dxa" w:w="3324"/>
+          </w:tcPr>
+          <w:p>
+            <w:r>
+              <w:t>13</w:t>
+            </w:r>
+          </w:p>
+        </w:tc>
+      </w:tr>
+      <w:tr>
+        <w:tc>
+          <w:tcPr>
+            <w:tcW w:type="dxa" w:w="3324"/>
+          </w:tcPr>
+          <w:p>
+            <w:r>
+              <w:t>Section0</w:t>
+            </w:r>
+          </w:p>
+        </w:tc>
+        <w:tc>
+          <w:tcPr>
+            <w:tcW w:type="dxa" w:w="3324"/>
+          </w:tcPr>
+          <w:p>
+            <w:r>
+              <w:t>Identification et renseignements de controle</w:t>
+            </w:r>
+          </w:p>
+        </w:tc>
+        <w:tc>
+          <w:tcPr>
+            <w:tcW w:type="dxa" w:w="3324"/>
+          </w:tcPr>
+          <w:p>
+            <w:r>
+              <w:t>11</w:t>
+            </w:r>
+          </w:p>
+        </w:tc>
+      </w:tr>
+      <w:tr>
+        <w:tc>
+          <w:tcPr>
+            <w:tcW w:type="dxa" w:w="3324"/>
+          </w:tcPr>
+          <w:p>
+            <w:r>
+              <w:t>Section9c</w:t>
+            </w:r>
+          </w:p>
+        </w:tc>
+        <w:tc>
+          <w:tcPr>
+            <w:tcW w:type="dxa" w:w="3324"/>
+          </w:tcPr>
+          <w:p>
+            <w:r>
+              <w:t>Depenses non-alimentaires - 30 jours</w:t>
+            </w:r>
+          </w:p>
+        </w:tc>
+        <w:tc>
+          <w:tcPr>
+            <w:tcW w:type="dxa" w:w="3324"/>
+          </w:tcPr>
+          <w:p>
+            <w:r>
+              <w:t>11</w:t>
             </w:r>
           </w:p>
         </w:tc>
@@ -251,7 +379,7 @@
           </w:tcPr>
           <w:p>
             <w:r>
-              <w:t>5</w:t>
+              <w:t>9</w:t>
             </w:r>
           </w:p>
         </w:tc>
@@ -263,7 +391,7 @@
           </w:tcPr>
           <w:p>
             <w:r>
-              <w:t>Section16a</w:t>
+              <w:t>Section11</w:t>
             </w:r>
           </w:p>
         </w:tc>
@@ -273,7 +401,7 @@
           </w:tcPr>
           <w:p>
             <w:r>
-              <w:t>Champs et parcelles</w:t>
+              <w:t>Caracteristiques logement</w:t>
             </w:r>
           </w:p>
         </w:tc>
@@ -283,7 +411,7 @@
           </w:tcPr>
           <w:p>
             <w:r>
-              <w:t>5</w:t>
+              <w:t>9</w:t>
             </w:r>
           </w:p>
         </w:tc>
@@ -295,7 +423,7 @@
           </w:tcPr>
           <w:p>
             <w:r>
-              <w:t>Section0</w:t>
+              <w:t>Section12</w:t>
             </w:r>
           </w:p>
         </w:tc>
@@ -305,7 +433,7 @@
           </w:tcPr>
           <w:p>
             <w:r>
-              <w:t>Identification et renseignements de controle</w:t>
+              <w:t>Actifs du menage</w:t>
             </w:r>
           </w:p>
         </w:tc>
@@ -315,39 +443,7 @@
           </w:tcPr>
           <w:p>
             <w:r>
-              <w:t>4</w:t>
-            </w:r>
-          </w:p>
-        </w:tc>
-      </w:tr>
-      <w:tr>
-        <w:tc>
-          <w:tcPr>
-            <w:tcW w:type="dxa" w:w="3324"/>
-          </w:tcPr>
-          <w:p>
-            <w:r>
-              <w:t>Section1</w:t>
-            </w:r>
-          </w:p>
-        </w:tc>
-        <w:tc>
-          <w:tcPr>
-            <w:tcW w:type="dxa" w:w="3324"/>
-          </w:tcPr>
-          <w:p>
-            <w:r>
-              <w:t>Caracteristiques des membres</w:t>
-            </w:r>
-          </w:p>
-        </w:tc>
-        <w:tc>
-          <w:tcPr>
-            <w:tcW w:type="dxa" w:w="3324"/>
-          </w:tcPr>
-          <w:p>
-            <w:r>
-              <w:t>4</w:t>
+              <w:t>9</w:t>
             </w:r>
           </w:p>
         </w:tc>
@@ -379,7 +475,7 @@
           </w:tcPr>
           <w:p>
             <w:r>
-              <w:t>4</w:t>
+              <w:t>8</w:t>
             </w:r>
           </w:p>
         </w:tc>
@@ -391,7 +487,7 @@
           </w:tcPr>
           <w:p>
             <w:r>
-              <w:t>Section7a1</w:t>
+              <w:t>Section9b</w:t>
             </w:r>
           </w:p>
         </w:tc>
@@ -401,7 +497,7 @@
           </w:tcPr>
           <w:p>
             <w:r>
-              <w:t>Repas pris a l'exterieur du menage</w:t>
+              <w:t>Depenses non-alimentaires - 7 jours</w:t>
             </w:r>
           </w:p>
         </w:tc>
@@ -411,7 +507,280 @@
           </w:tcPr>
           <w:p>
             <w:r>
-              <w:t>4</w:t>
+              <w:t>8</w:t>
+            </w:r>
+          </w:p>
+        </w:tc>
+      </w:tr>
+    </w:tbl>
+    <w:p/>
+    <w:p>
+      <w:pPr>
+        <w:pStyle w:val="Heading1"/>
+      </w:pPr>
+      <w:r>
+        <w:t>Details des erreurs par menage</w:t>
+      </w:r>
+    </w:p>
+    <w:p>
+      <w:pPr>
+        <w:pStyle w:val="Heading2"/>
+      </w:pPr>
+      <w:r>
+        <w:t>Menage 1</w:t>
+      </w:r>
+    </w:p>
+    <w:tbl>
+      <w:tblPr>
+        <w:tblStyle w:val="TableGrid"/>
+        <w:tblW w:type="auto" w:w="0"/>
+        <w:tblLook w:firstColumn="1" w:firstRow="1" w:lastColumn="0" w:lastRow="0" w:noHBand="0" w:noVBand="1" w:val="04A0"/>
+      </w:tblPr>
+      <w:tblGrid>
+        <w:gridCol w:w="1662"/>
+        <w:gridCol w:w="1662"/>
+        <w:gridCol w:w="1662"/>
+        <w:gridCol w:w="1662"/>
+        <w:gridCol w:w="1662"/>
+        <w:gridCol w:w="1662"/>
+      </w:tblGrid>
+      <w:tr>
+        <w:tc>
+          <w:tcPr>
+            <w:tcW w:type="dxa" w:w="1662"/>
+            <w:shd w:fill="5B9BD5"/>
+          </w:tcPr>
+          <w:p>
+            <w:r>
+              <w:rPr>
+                <w:b/>
+                <w:color w:val="FFFFFF"/>
+                <w:sz w:val="16"/>
+              </w:rPr>
+              <w:t>Interview Key</w:t>
+            </w:r>
+          </w:p>
+        </w:tc>
+        <w:tc>
+          <w:tcPr>
+            <w:tcW w:type="dxa" w:w="1662"/>
+            <w:shd w:fill="5B9BD5"/>
+          </w:tcPr>
+          <w:p>
+            <w:r>
+              <w:rPr>
+                <w:b/>
+                <w:color w:val="FFFFFF"/>
+                <w:sz w:val="16"/>
+              </w:rPr>
+              <w:t>Interview ID</w:t>
+            </w:r>
+          </w:p>
+        </w:tc>
+        <w:tc>
+          <w:tcPr>
+            <w:tcW w:type="dxa" w:w="1662"/>
+            <w:shd w:fill="5B9BD5"/>
+          </w:tcPr>
+          <w:p>
+            <w:r>
+              <w:rPr>
+                <w:b/>
+                <w:color w:val="FFFFFF"/>
+                <w:sz w:val="16"/>
+              </w:rPr>
+              <w:t>ID Agent</w:t>
+            </w:r>
+          </w:p>
+        </w:tc>
+        <w:tc>
+          <w:tcPr>
+            <w:tcW w:type="dxa" w:w="1662"/>
+            <w:shd w:fill="5B9BD5"/>
+          </w:tcPr>
+          <w:p>
+            <w:r>
+              <w:rPr>
+                <w:b/>
+                <w:color w:val="FFFFFF"/>
+                <w:sz w:val="16"/>
+              </w:rPr>
+              <w:t>ID Equipe</w:t>
+            </w:r>
+          </w:p>
+        </w:tc>
+        <w:tc>
+          <w:tcPr>
+            <w:tcW w:type="dxa" w:w="1662"/>
+            <w:shd w:fill="5B9BD5"/>
+          </w:tcPr>
+          <w:p>
+            <w:r>
+              <w:rPr>
+                <w:b/>
+                <w:color w:val="FFFFFF"/>
+                <w:sz w:val="16"/>
+              </w:rPr>
+              <w:t>Agent</w:t>
+            </w:r>
+          </w:p>
+        </w:tc>
+        <w:tc>
+          <w:tcPr>
+            <w:tcW w:type="dxa" w:w="1662"/>
+            <w:shd w:fill="5B9BD5"/>
+          </w:tcPr>
+          <w:p>
+            <w:r>
+              <w:rPr>
+                <w:b/>
+                <w:color w:val="FFFFFF"/>
+                <w:sz w:val="16"/>
+              </w:rPr>
+              <w:t>Chef d'equipe</w:t>
+            </w:r>
+          </w:p>
+        </w:tc>
+      </w:tr>
+      <w:tr>
+        <w:tc>
+          <w:tcPr>
+            <w:tcW w:type="dxa" w:w="1662"/>
+          </w:tcPr>
+          <w:p>
+            <w:r>
+              <w:rPr>
+                <w:sz w:val="14"/>
+              </w:rPr>
+              <w:t>51-68-17-95</w:t>
+            </w:r>
+          </w:p>
+        </w:tc>
+        <w:tc>
+          <w:tcPr>
+            <w:tcW w:type="dxa" w:w="1662"/>
+          </w:tcPr>
+          <w:p>
+            <w:r>
+              <w:rPr>
+                <w:sz w:val="14"/>
+              </w:rPr>
+              <w:t>f641bb46fe9d417f83c6983cc1c20201</w:t>
+            </w:r>
+          </w:p>
+        </w:tc>
+        <w:tc>
+          <w:tcPr>
+            <w:tcW w:type="dxa" w:w="1662"/>
+          </w:tcPr>
+          <w:p>
+            <w:r>
+              <w:rPr>
+                <w:sz w:val="14"/>
+              </w:rPr>
+              <w:t>EQ37_enq3</w:t>
+            </w:r>
+          </w:p>
+        </w:tc>
+        <w:tc>
+          <w:tcPr>
+            <w:tcW w:type="dxa" w:w="1662"/>
+          </w:tcPr>
+          <w:p>
+            <w:r>
+              <w:rPr>
+                <w:sz w:val="14"/>
+              </w:rPr>
+              <w:t>Equipe37</w:t>
+            </w:r>
+          </w:p>
+        </w:tc>
+        <w:tc>
+          <w:tcPr>
+            <w:tcW w:type="dxa" w:w="1662"/>
+          </w:tcPr>
+          <w:p>
+            <w:r>
+              <w:rPr>
+                <w:sz w:val="14"/>
+              </w:rPr>
+              <w:t>Cherif Sidou DIEDHIOU</w:t>
+            </w:r>
+          </w:p>
+        </w:tc>
+        <w:tc>
+          <w:tcPr>
+            <w:tcW w:type="dxa" w:w="1662"/>
+          </w:tcPr>
+          <w:p>
+            <w:r>
+              <w:rPr>
+                <w:sz w:val="14"/>
+              </w:rPr>
+              <w:t>Seynabou BADJI</w:t>
+            </w:r>
+          </w:p>
+        </w:tc>
+      </w:tr>
+    </w:tbl>
+    <w:p/>
+    <w:tbl>
+      <w:tblPr>
+        <w:tblStyle w:val="TableGrid"/>
+        <w:tblW w:type="auto" w:w="0"/>
+        <w:tblLook w:firstColumn="1" w:firstRow="1" w:lastColumn="0" w:lastRow="0" w:noHBand="0" w:noVBand="1" w:val="04A0"/>
+      </w:tblPr>
+      <w:tblGrid>
+        <w:gridCol w:w="3324"/>
+        <w:gridCol w:w="3324"/>
+        <w:gridCol w:w="3324"/>
+      </w:tblGrid>
+      <w:tr>
+        <w:tc>
+          <w:tcPr>
+            <w:tcW w:type="dxa" w:w="3324"/>
+            <w:shd w:fill="70AD47"/>
+          </w:tcPr>
+          <w:p>
+            <w:r>
+              <w:rPr>
+                <w:b/>
+                <w:color w:val="FFFFFF"/>
+                <w:sz w:val="18"/>
+              </w:rPr>
+              <w:t>Chef de Menage</w:t>
+            </w:r>
+          </w:p>
+        </w:tc>
+        <w:tc>
+          <w:tcPr>
+            <w:tcW w:type="dxa" w:w="3324"/>
+            <w:shd w:fill="70AD47"/>
+          </w:tcPr>
+          <w:p>
+            <w:r>
+              <w:rPr>
+                <w:b/>
+                <w:color w:val="FFFFFF"/>
+                <w:sz w:val="18"/>
+              </w:rPr>
+              <w:t>Quartier/Village (s00q05)</w:t>
+            </w:r>
+          </w:p>
+        </w:tc>
+        <w:tc>
+          <w:tcPr>
+            <w:tcW w:type="dxa" w:w="3324"/>
+            <w:shd w:fill="70AD47"/>
+          </w:tcPr>
+          <w:p>
+            <w:r>
+              <w:rPr>
+                <w:b/>
+                <w:color w:val="FFFFFF"/>
+                <w:sz w:val="18"/>
+              </w:rPr>
+              <w:t>Localisation GPS</w:t>
             </w:r>
           </w:p>
         </w:tc>
@@ -423,7 +792,10 @@
           </w:tcPr>
           <w:p>
             <w:r>
-              <w:t>Section7a2</w:t>
+              <w:rPr>
+                <w:sz w:val="18"/>
+              </w:rPr>
+              <w:t>CHEIKH INSA COLY</w:t>
             </w:r>
           </w:p>
         </w:tc>
@@ -433,7 +805,10 @@
           </w:tcPr>
           <w:p>
             <w:r>
-              <w:t>Repas pris a l'exterieur du menage</w:t>
+              <w:rPr>
+                <w:sz w:val="18"/>
+              </w:rPr>
+              <w:t>N/A</w:t>
             </w:r>
           </w:p>
         </w:tc>
@@ -442,8 +817,735 @@
             <w:tcW w:type="dxa" w:w="3324"/>
           </w:tcPr>
           <w:p>
+            <w:r/>
+            <w:hyperlink r:id="rId9">
+              <w:r>
+                <w:rPr>
+                  <w:color w:val="0563C1"/>
+                  <w:u w:val="single"/>
+                </w:rPr>
+                <w:t>DJINAKY</w:t>
+              </w:r>
+            </w:hyperlink>
+          </w:p>
+        </w:tc>
+      </w:tr>
+    </w:tbl>
+    <w:p/>
+    <w:p>
+      <w:r>
+        <w:rPr>
+          <w:b/>
+          <w:color w:val="4672C4"/>
+          <w:sz w:val="22"/>
+        </w:rPr>
+        <w:t>&gt;&gt; Section0 - Identification et renseignements de controle</w:t>
+      </w:r>
+    </w:p>
+    <w:p>
+      <w:pPr>
+        <w:ind w:left="283"/>
+      </w:pPr>
+      <w:r>
+        <w:rPr>
+          <w:sz w:val="20"/>
+        </w:rPr>
+        <w:t>- Il est obligatoire de prendre les coordonnées Gps avant d'administrer le questionnaire. Prière de prendre les coordonnées GPS.</w:t>
+      </w:r>
+    </w:p>
+    <w:p>
+      <w:r>
+        <w:rPr>
+          <w:b/>
+          <w:color w:val="4672C4"/>
+          <w:sz w:val="22"/>
+        </w:rPr>
+        <w:t>&gt;&gt; Section2 - Education</w:t>
+      </w:r>
+    </w:p>
+    <w:p>
+      <w:pPr>
+        <w:ind w:left="283"/>
+      </w:pPr>
+      <w:r>
+        <w:rPr>
+          <w:sz w:val="20"/>
+        </w:rPr>
+        <w:t xml:space="preserve">- Peu probable! assane coly  n'arrive pas  à comprendre un petit texte lu dans une langue locale (s02q03). Veuillez corriger ou donner des explications au QG. </w:t>
+        <w:br/>
+        <w:t xml:space="preserve">- Peu probable! cheikh insa coly  n'arrive pas  à comprendre un petit texte lu dans une langue locale (s02q03). Veuillez corriger ou donner des explications au QG. </w:t>
+        <w:br/>
+        <w:t xml:space="preserve">- Peu probable! cheikh mafou coly  n'arrive pas  à comprendre un petit texte lu dans une langue locale (s02q03). Veuillez corriger ou donner des explications au QG. Le montant des autres depenses pour l'année scolaire de cheikh mafou coly est faible ou élevé. veuillez, s'il vous plait, confirmer ces informations avec le QG ou apporter les corrections nécessaires. </w:t>
+        <w:br/>
+        <w:t xml:space="preserve">- Peu probable! haby diedhiou  n'arrive pas  à comprendre un petit texte lu dans une langue locale (s02q03). Veuillez corriger ou donner des explications au QG. Le montant des autres depenses pour l'année scolaire de haby diedhiou est faible ou élevé. veuillez, s'il vous plait, confirmer ces informations avec le QG ou apporter les corrections nécessaires. </w:t>
+        <w:br/>
+        <w:t xml:space="preserve">- Peu probable! khady diedhiou  n'arrive pas  à comprendre un petit texte lu dans une langue locale (s02q03). Veuillez corriger ou donner des explications au QG. Peu probable! khady diedhiou  ne sait ni lire, ni écrire, ni comprendre dans aucune des langues  (s02q01,s02q02,s02q03). Veuillez corriger ou donner des explications au QG. </w:t>
+        <w:br/>
+        <w:t xml:space="preserve">- Peu probable! khady diedhiou 2  n'arrive pas  à comprendre un petit texte lu dans une langue locale (s02q03). Veuillez corriger ou donner des explications au QG. </w:t>
+        <w:br/>
+        <w:t xml:space="preserve">- Peu probable! lamine coly  n'arrive pas  à comprendre un petit texte lu dans une langue locale (s02q03). Veuillez corriger ou donner des explications au QG. Le montant des autres depenses pour l'année scolaire de lamine coly est faible ou élevé. veuillez, s'il vous plait, confirmer ces informations avec le QG ou apporter les corrections nécessaires. </w:t>
+        <w:br/>
+        <w:t>- Peu probable! samba coly  n'arrive pas  à comprendre un petit texte lu dans une langue locale (s02q03). Veuillez corriger ou donner des explications au QG. Le montant des autres depenses pour l'année scolaire de samba coly est faible ou élevé. veuillez, s'il vous plait, confirmer ces informations avec le QG ou apporter les corrections nécessaires.</w:t>
+      </w:r>
+    </w:p>
+    <w:p>
+      <w:r>
+        <w:rPr>
+          <w:b/>
+          <w:color w:val="4672C4"/>
+          <w:sz w:val="22"/>
+        </w:rPr>
+        <w:t>&gt;&gt; Section3 - Sante</w:t>
+      </w:r>
+    </w:p>
+    <w:p>
+      <w:pPr>
+        <w:ind w:left="283"/>
+      </w:pPr>
+      <w:r>
+        <w:rPr>
+          <w:sz w:val="20"/>
+        </w:rPr>
+        <w:t>- Le montant(300 FCFA) des dépenses pour chaque visite prénatale de khady diedhiou 2 semble faible (voir nul) ou élevé, prière de corriger.</w:t>
+      </w:r>
+    </w:p>
+    <w:p>
+      <w:r>
+        <w:rPr>
+          <w:b/>
+          <w:color w:val="4672C4"/>
+          <w:sz w:val="22"/>
+        </w:rPr>
+        <w:t>&gt;&gt; Section4b - Emploi - Activite principale</w:t>
+      </w:r>
+    </w:p>
+    <w:p>
+      <w:pPr>
+        <w:ind w:left="283"/>
+      </w:pPr>
+      <w:r>
+        <w:rPr>
+          <w:sz w:val="20"/>
+        </w:rPr>
+        <w:t>- Avertissementkhady diedhiou  travaille mais les questions relatives à son emploi principal ne sont pas renseignées à 100%, prière de les renseigner. Vous avez sélectionné l'option 'Ne sait pas' pour la catégorie socioprofessionnelle de khady diedhiou ou vous ne l'avez pas renseigné. prière de corriger.</w:t>
+      </w:r>
+    </w:p>
+    <w:p>
+      <w:r>
+        <w:rPr>
+          <w:b/>
+          <w:color w:val="4672C4"/>
+          <w:sz w:val="22"/>
+        </w:rPr>
+        <w:t>&gt;&gt; Section7a1 - Repas pris a l'exterieur du menage</w:t>
+      </w:r>
+    </w:p>
+    <w:p>
+      <w:pPr>
+        <w:ind w:left="283"/>
+      </w:pPr>
+      <w:r>
+        <w:rPr>
+          <w:sz w:val="20"/>
+        </w:rPr>
+        <w:t>- Attention ! La section sur le repas pris à l'extérieur du ménage n'est pas renseignée à 100 %. Prière de vérifier l'ensemble des questions relatives à cette section et de les renseigner en totalité.</w:t>
+      </w:r>
+    </w:p>
+    <w:p>
+      <w:r>
+        <w:rPr>
+          <w:b/>
+          <w:color w:val="4672C4"/>
+          <w:sz w:val="22"/>
+        </w:rPr>
+        <w:t>&gt;&gt; Section7a2 - Repas pris a l'exterieur du menage</w:t>
+      </w:r>
+    </w:p>
+    <w:p>
+      <w:pPr>
+        <w:ind w:left="283"/>
+      </w:pPr>
+      <w:r>
+        <w:rPr>
+          <w:sz w:val="20"/>
+        </w:rPr>
+        <w:t xml:space="preserve">- La section sur le repas pris à l'extérieur du ménage du membre assane coly n'est pas renseignée à 100 %. Prière de vérifier l'ensemble des questions relatives à ce membre et de les renseigner en totalité. </w:t>
+        <w:br/>
+        <w:t xml:space="preserve">- La section sur le repas pris à l'extérieur du ménage du membre cheikh insa coly n'est pas renseignée à 100 %. Prière de vérifier l'ensemble des questions relatives à ce membre et de les renseigner en totalité. </w:t>
+        <w:br/>
+        <w:t xml:space="preserve">- La section sur le repas pris à l'extérieur du ménage du membre cheikh mafou coly n'est pas renseignée à 100 %. Prière de vérifier l'ensemble des questions relatives à ce membre et de les renseigner en totalité. </w:t>
+        <w:br/>
+        <w:t xml:space="preserve">- La section sur le repas pris à l'extérieur du ménage du membre haby diedhiou n'est pas renseignée à 100 %. Prière de vérifier l'ensemble des questions relatives à ce membre et de les renseigner en totalité. </w:t>
+        <w:br/>
+        <w:t xml:space="preserve">- La section sur le repas pris à l'extérieur du ménage du membre khady diedhiou 2 n'est pas renseignée à 100 %. Prière de vérifier l'ensemble des questions relatives à ce membre et de les renseigner en totalité. </w:t>
+        <w:br/>
+        <w:t xml:space="preserve">- La section sur le repas pris à l'extérieur du ménage du membre khady diedhiou n'est pas renseignée à 100 %. Prière de vérifier l'ensemble des questions relatives à ce membre et de les renseigner en totalité. </w:t>
+        <w:br/>
+        <w:t xml:space="preserve">- La section sur le repas pris à l'extérieur du ménage du membre lamine coly n'est pas renseignée à 100 %. Prière de vérifier l'ensemble des questions relatives à ce membre et de les renseigner en totalité. </w:t>
+        <w:br/>
+        <w:t xml:space="preserve">- La section sur le repas pris à l'extérieur du ménage du membre moustapha coly n'est pas renseignée à 100 %. Prière de vérifier l'ensemble des questions relatives à ce membre et de les renseigner en totalité. </w:t>
+        <w:br/>
+        <w:t>- La section sur le repas pris à l'extérieur du ménage du membre samba coly n'est pas renseignée à 100 %. Prière de vérifier l'ensemble des questions relatives à ce membre et de les renseigner en totalité.</w:t>
+      </w:r>
+    </w:p>
+    <w:p>
+      <w:r>
+        <w:rPr>
+          <w:b/>
+          <w:color w:val="4672C4"/>
+          <w:sz w:val="22"/>
+        </w:rPr>
+        <w:t>&gt;&gt; Section7b - Consommation alimentaire - 7 jours</w:t>
+      </w:r>
+    </w:p>
+    <w:p>
+      <w:pPr>
+        <w:ind w:left="283"/>
+      </w:pPr>
+      <w:r>
+        <w:rPr>
+          <w:sz w:val="20"/>
+        </w:rPr>
+        <w:t>- Le ménage a consommé Ail mais les informations sur la quantité, l'unité ou la taille ne sont pas renseignées.Prière de renseigner. Le ménage a consommé Aubergine sauvage  mais les informations sur la quantité, l'unité ou la taille ne sont pas renseignées.Prière de renseigner. Le ménage a consommé Autres farines de céréales mais les informations sur la quantité, l'unité ou la taille ne sont pas renseignées.Prière de renseigner. Le ménage a consommé Autres huiles alimentaires n.d.a. (maïs, palmiste, tournesol, coco, lait de vache, etc.) mais les informations sur la quantité, l'unité ou la taille ne sont pas renseignées.Prière de renseigner. Le ménage a consommé Biscuits mais les informations sur la quantité, l'unité ou la taille ne sont pas renseignées.Prière de renseigner. Le ménage a consommé Café en poudre soluble mais les informations sur la quantité, l'unité ou la taille ne sont pas renseignées.Prière de renseigner. Le ménage a consommé Concentré de tomate mais les informations sur la quantité, l'unité ou la taille ne sont pas renseignées.Prière de renseigner. Le ménage a consommé Cube alimentaire (Maggi, Jumbo, ) mais les informations sur la quantité, l'unité ou la taille ne sont pas renseignées.Prière de renseigner. Le ménage a consommé Feuilles de  Haricot mais les informations sur la quantité, l'unité ou la taille ne sont pas renseignées.Prière de renseigner. Le ménage a consommé Fruit de baobab (pain de singe) mais les informations sur la quantité, l'unité ou la taille ne sont pas renseignées.Prière de renseigner. Le ménage a consommé Gombo frais mais les informations sur la quantité, l'unité ou la taille ne sont pas renseignées.Prière de renseigner. Le ménage a consommé Huile de palme brute mais les informations sur la quantité, l'unité ou la taille ne sont pas renseignées.Prière de renseigner. Le ménage a consommé Oignon frais mais les informations sur la quantité, l'unité ou la taille ne sont pas renseignées.Prière de renseigner. Le ménage a consommé Orange  mais les informations sur la quantité, l'unité ou la taille ne sont pas renseignées.Prière de renseigner. Le ménage a consommé Piment séché mais les informations sur la quantité, l'unité ou la taille ne sont pas renseignées.Prière de renseigner. Le ménage a consommé Poireau mais les informations sur la quantité, l'unité ou la taille ne sont pas renseignées.Prière de renseigner. Le ménage a consommé Poisson de mer séché (yayeboye) mais les informations sur la quantité, l'unité ou la taille ne sont pas renseignées.Prière de renseigner. Le ménage a consommé Poisson frais type 11 mais les informations sur la quantité, l'unité ou la taille ne sont pas renseignées.Prière de renseigner. Le ménage a consommé Poivre mais les informations sur la quantité, l'unité ou la taille ne sont pas renseignées.Prière de renseigner. Le ménage a consommé Poivron frais mais les informations sur la quantité, l'unité ou la taille ne sont pas renseignées.Prière de renseigner. Le ménage a consommé Pâte d'arachide mais les informations sur la quantité, l'unité ou la taille ne sont pas renseignées.Prière de renseigner. Le ménage a consommé Riz importé parfumé mais les informations sur la quantité, l'unité ou la taille ne sont pas renseignées.Prière de renseigner. Le ménage a consommé Sel mais les informations sur la quantité, l'unité ou la taille ne sont pas renseignées.Prière de renseigner. Difficile de consommer le Sel en   prière de verifier. Le ménage a consommé Soumbala (moutarde africaine) mais les informations sur la quantité, l'unité ou la taille ne sont pas renseignées.Prière de renseigner. Le ménage a consommé Sucre en poudre  mais les informations sur la quantité, l'unité ou la taille ne sont pas renseignées.Prière de renseigner. Le ménage a consommé Viande de bœuf: filet, faux-filet mais les informations sur la quantité, l'unité ou la taille ne sont pas renseignées.Prière de renseigner. Le ménage a consommé Vinaigre de vin mais les informations sur la quantité, l'unité ou la taille ne sont pas renseignées.Prière de renseigner.</w:t>
+      </w:r>
+    </w:p>
+    <w:p>
+      <w:r>
+        <w:rPr>
+          <w:b/>
+          <w:color w:val="4672C4"/>
+          <w:sz w:val="22"/>
+        </w:rPr>
+        <w:t>&gt;&gt; Section9a - Depenses de fetes et ceremonies</w:t>
+      </w:r>
+    </w:p>
+    <w:p>
+      <w:pPr>
+        <w:ind w:left="283"/>
+      </w:pPr>
+      <w:r>
+        <w:rPr>
+          <w:sz w:val="20"/>
+        </w:rPr>
+        <w:t>- Il est improbable d'avoir un ménage qui n'a pas effectué aucune dépense au moins lors d'une de ces fêtes, prière de revoir cette partie pour ce ménage.</w:t>
+      </w:r>
+    </w:p>
+    <w:p>
+      <w:r>
+        <w:rPr>
+          <w:b/>
+          <w:color w:val="4672C4"/>
+          <w:sz w:val="22"/>
+        </w:rPr>
+        <w:t>&gt;&gt; Section9b - Depenses non-alimentaires - 7 jours</w:t>
+      </w:r>
+    </w:p>
+    <w:p>
+      <w:pPr>
+        <w:ind w:left="283"/>
+      </w:pPr>
+      <w:r>
+        <w:rPr>
+          <w:sz w:val="20"/>
+        </w:rPr>
+        <w:t>- Il est difficile d'avoir un ménage qui n'a effectué aucune des dépenses mentionnées au cours de 7 derniers jours, prière de revoir la section 9B pour ce ménage.</w:t>
+      </w:r>
+    </w:p>
+    <w:p>
+      <w:r>
+        <w:rPr>
+          <w:b/>
+          <w:color w:val="4672C4"/>
+          <w:sz w:val="22"/>
+        </w:rPr>
+        <w:t>&gt;&gt; Section9c - Depenses non-alimentaires - 30 jours</w:t>
+      </w:r>
+    </w:p>
+    <w:p>
+      <w:pPr>
+        <w:ind w:left="283"/>
+      </w:pPr>
+      <w:r>
+        <w:rPr>
+          <w:sz w:val="20"/>
+        </w:rPr>
+        <w:t>- Il est moins probable q'un ménage n'ait effectué de dépense sur les produits/services cités au cours de 30 derniers jours, Veuillez revoir la section 9C pour ce ménage.</w:t>
+      </w:r>
+    </w:p>
+    <w:p>
+      <w:r>
+        <w:rPr>
+          <w:b/>
+          <w:color w:val="4672C4"/>
+          <w:sz w:val="22"/>
+        </w:rPr>
+        <w:t>&gt;&gt; Section9d - Depenses non-alimentaires - 3 mois</w:t>
+      </w:r>
+    </w:p>
+    <w:p>
+      <w:pPr>
+        <w:ind w:left="283"/>
+      </w:pPr>
+      <w:r>
+        <w:rPr>
+          <w:sz w:val="20"/>
+        </w:rPr>
+        <w:t>- Difficile pour un ménage de ne pas avoir effectué de dépenses au cours de 3 derniers mois sur les produits/services cités (Section 9D), prière de revoir la section pour ce ménage.</w:t>
+      </w:r>
+    </w:p>
+    <w:p>
+      <w:r>
+        <w:rPr>
+          <w:b/>
+          <w:color w:val="4672C4"/>
+          <w:sz w:val="22"/>
+        </w:rPr>
+        <w:t>&gt;&gt; Section9e - Depenses non-alimentaires - 6 mois</w:t>
+      </w:r>
+    </w:p>
+    <w:p>
+      <w:pPr>
+        <w:ind w:left="283"/>
+      </w:pPr>
+      <w:r>
+        <w:rPr>
+          <w:sz w:val="20"/>
+        </w:rPr>
+        <w:t>- Moins possible d'avoir un ménage qui n'a effectué aucune des dépenses au cours de 6 derniers mois, prière de revoir la section pour ce ménage</w:t>
+      </w:r>
+    </w:p>
+    <w:p>
+      <w:r>
+        <w:rPr>
+          <w:b/>
+          <w:color w:val="4672C4"/>
+          <w:sz w:val="22"/>
+        </w:rPr>
+        <w:t>&gt;&gt; Section9f - Depenses non-alimentaires - 12 mois</w:t>
+      </w:r>
+    </w:p>
+    <w:p>
+      <w:pPr>
+        <w:ind w:left="283"/>
+      </w:pPr>
+      <w:r>
+        <w:rPr>
+          <w:sz w:val="20"/>
+        </w:rPr>
+        <w:t>- Moins possible d'avoir un ménage qui n'a effectué aucune des dépenses au cours de 12 derniers mois, veuillez revoir la section pour ce ménage.</w:t>
+      </w:r>
+    </w:p>
+    <w:p>
+      <w:r>
+        <w:rPr>
+          <w:b/>
+          <w:color w:val="4672C4"/>
+          <w:sz w:val="22"/>
+        </w:rPr>
+        <w:t>&gt;&gt; Section10a - Existence entreprise non agricole</w:t>
+      </w:r>
+    </w:p>
+    <w:p>
+      <w:pPr>
+        <w:ind w:left="283"/>
+      </w:pPr>
+      <w:r>
+        <w:rPr>
+          <w:sz w:val="20"/>
+        </w:rPr>
+        <w:t>- La section 10a du ménage de CHEIKH INSA COLY n'est pas totalement renseigné ou n'a pas commencé, prière de renseigner toutes les questions de la section 10 avant d'entamer la section 10b</w:t>
+      </w:r>
+    </w:p>
+    <w:p>
+      <w:r>
+        <w:rPr>
+          <w:b/>
+          <w:color w:val="4672C4"/>
+          <w:sz w:val="22"/>
+        </w:rPr>
+        <w:t>&gt;&gt; Section11 - Caracteristiques logement</w:t>
+      </w:r>
+    </w:p>
+    <w:p>
+      <w:pPr>
+        <w:ind w:left="283"/>
+      </w:pPr>
+      <w:r>
+        <w:rPr>
+          <w:sz w:val="20"/>
+        </w:rPr>
+        <w:t>- Le type de logement du ménage doit être renseigné, prière de renseigner</w:t>
+      </w:r>
+    </w:p>
+    <w:p>
+      <w:r>
+        <w:rPr>
+          <w:b/>
+          <w:color w:val="4672C4"/>
+          <w:sz w:val="22"/>
+        </w:rPr>
+        <w:t>&gt;&gt; Section12 - Actifs du menage</w:t>
+      </w:r>
+    </w:p>
+    <w:p>
+      <w:pPr>
+        <w:ind w:left="283"/>
+      </w:pPr>
+      <w:r>
+        <w:rPr>
+          <w:sz w:val="20"/>
+        </w:rPr>
+        <w:t>- La section 12 n'a pas été renseigner ou ce ménage ne possede aucun biens, prière de la renseigner ou de revoir la section 12 de ce ménage.</w:t>
+      </w:r>
+    </w:p>
+    <w:p>
+      <w:r>
+        <w:rPr>
+          <w:b/>
+          <w:color w:val="4672C4"/>
+          <w:sz w:val="22"/>
+        </w:rPr>
+        <w:t>&gt;&gt; Section14 - Chocs</w:t>
+      </w:r>
+    </w:p>
+    <w:p>
+      <w:pPr>
+        <w:ind w:left="283"/>
+      </w:pPr>
+      <w:r>
+        <w:rPr>
+          <w:sz w:val="20"/>
+        </w:rPr>
+        <w:t>- Avertissement!! Le ménage n'a été négativement affecté par aucun des problèmes donnés dans la section 14. Confirmez vous cette information avec le QG?</w:t>
+      </w:r>
+    </w:p>
+    <w:p>
+      <w:r>
+        <w:rPr>
+          <w:b/>
+          <w:color w:val="4672C4"/>
+          <w:sz w:val="22"/>
+        </w:rPr>
+        <w:t>&gt;&gt; Section15 - Filets sociaux</w:t>
+      </w:r>
+    </w:p>
+    <w:p>
+      <w:pPr>
+        <w:ind w:left="283"/>
+      </w:pPr>
+      <w:r>
+        <w:rPr>
+          <w:sz w:val="20"/>
+        </w:rPr>
+        <w:t>- Avertissement!! Aucun membre dans ce ménage n'a entendu parler d'aucun programme de la section 15, prière de confirmer ce cas avec le QG.</w:t>
+      </w:r>
+    </w:p>
+    <w:p>
+      <w:r>
+        <w:rPr>
+          <w:b/>
+          <w:color w:val="4672C4"/>
+          <w:sz w:val="22"/>
+        </w:rPr>
+        <w:t>&gt;&gt; Section16a - Champs et parcelles</w:t>
+      </w:r>
+    </w:p>
+    <w:p>
+      <w:pPr>
+        <w:ind w:left="283"/>
+      </w:pPr>
+      <w:r>
+        <w:rPr>
+          <w:sz w:val="20"/>
+        </w:rPr>
+        <w:t>- La section 16 du ménage de CHEIKH INSA COLY n'est pas renseigné, prière de renseigner.</w:t>
+      </w:r>
+    </w:p>
+    <w:p>
+      <w:r>
+        <w:rPr>
+          <w:b/>
+          <w:color w:val="4672C4"/>
+          <w:sz w:val="22"/>
+        </w:rPr>
+        <w:t>&gt;&gt; Section18b - Chasse</w:t>
+      </w:r>
+    </w:p>
+    <w:p>
+      <w:pPr>
+        <w:ind w:left="283"/>
+      </w:pPr>
+      <w:r>
+        <w:rPr>
+          <w:sz w:val="20"/>
+        </w:rPr>
+        <w:t>- Prière de renseigner la section 18 (La chasse).</w:t>
+      </w:r>
+    </w:p>
+    <w:p>
+      <w:r>
+        <w:t>________________________________________________________________________________</w:t>
+      </w:r>
+    </w:p>
+    <w:p>
+      <w:pPr>
+        <w:pStyle w:val="Heading2"/>
+      </w:pPr>
+      <w:r>
+        <w:t>Menage 2</w:t>
+      </w:r>
+    </w:p>
+    <w:tbl>
+      <w:tblPr>
+        <w:tblStyle w:val="TableGrid"/>
+        <w:tblW w:type="auto" w:w="0"/>
+        <w:tblLook w:firstColumn="1" w:firstRow="1" w:lastColumn="0" w:lastRow="0" w:noHBand="0" w:noVBand="1" w:val="04A0"/>
+      </w:tblPr>
+      <w:tblGrid>
+        <w:gridCol w:w="1662"/>
+        <w:gridCol w:w="1662"/>
+        <w:gridCol w:w="1662"/>
+        <w:gridCol w:w="1662"/>
+        <w:gridCol w:w="1662"/>
+        <w:gridCol w:w="1662"/>
+      </w:tblGrid>
+      <w:tr>
+        <w:tc>
+          <w:tcPr>
+            <w:tcW w:type="dxa" w:w="1662"/>
+            <w:shd w:fill="5B9BD5"/>
+          </w:tcPr>
+          <w:p>
             <w:r>
-              <w:t>4</w:t>
+              <w:rPr>
+                <w:b/>
+                <w:color w:val="FFFFFF"/>
+                <w:sz w:val="16"/>
+              </w:rPr>
+              <w:t>Interview Key</w:t>
+            </w:r>
+          </w:p>
+        </w:tc>
+        <w:tc>
+          <w:tcPr>
+            <w:tcW w:type="dxa" w:w="1662"/>
+            <w:shd w:fill="5B9BD5"/>
+          </w:tcPr>
+          <w:p>
+            <w:r>
+              <w:rPr>
+                <w:b/>
+                <w:color w:val="FFFFFF"/>
+                <w:sz w:val="16"/>
+              </w:rPr>
+              <w:t>Interview ID</w:t>
+            </w:r>
+          </w:p>
+        </w:tc>
+        <w:tc>
+          <w:tcPr>
+            <w:tcW w:type="dxa" w:w="1662"/>
+            <w:shd w:fill="5B9BD5"/>
+          </w:tcPr>
+          <w:p>
+            <w:r>
+              <w:rPr>
+                <w:b/>
+                <w:color w:val="FFFFFF"/>
+                <w:sz w:val="16"/>
+              </w:rPr>
+              <w:t>ID Agent</w:t>
+            </w:r>
+          </w:p>
+        </w:tc>
+        <w:tc>
+          <w:tcPr>
+            <w:tcW w:type="dxa" w:w="1662"/>
+            <w:shd w:fill="5B9BD5"/>
+          </w:tcPr>
+          <w:p>
+            <w:r>
+              <w:rPr>
+                <w:b/>
+                <w:color w:val="FFFFFF"/>
+                <w:sz w:val="16"/>
+              </w:rPr>
+              <w:t>ID Equipe</w:t>
+            </w:r>
+          </w:p>
+        </w:tc>
+        <w:tc>
+          <w:tcPr>
+            <w:tcW w:type="dxa" w:w="1662"/>
+            <w:shd w:fill="5B9BD5"/>
+          </w:tcPr>
+          <w:p>
+            <w:r>
+              <w:rPr>
+                <w:b/>
+                <w:color w:val="FFFFFF"/>
+                <w:sz w:val="16"/>
+              </w:rPr>
+              <w:t>Agent</w:t>
+            </w:r>
+          </w:p>
+        </w:tc>
+        <w:tc>
+          <w:tcPr>
+            <w:tcW w:type="dxa" w:w="1662"/>
+            <w:shd w:fill="5B9BD5"/>
+          </w:tcPr>
+          <w:p>
+            <w:r>
+              <w:rPr>
+                <w:b/>
+                <w:color w:val="FFFFFF"/>
+                <w:sz w:val="16"/>
+              </w:rPr>
+              <w:t>Chef d'equipe</w:t>
+            </w:r>
+          </w:p>
+        </w:tc>
+      </w:tr>
+      <w:tr>
+        <w:tc>
+          <w:tcPr>
+            <w:tcW w:type="dxa" w:w="1662"/>
+          </w:tcPr>
+          <w:p>
+            <w:r>
+              <w:rPr>
+                <w:sz w:val="14"/>
+              </w:rPr>
+              <w:t>38-67-86-41</w:t>
+            </w:r>
+          </w:p>
+        </w:tc>
+        <w:tc>
+          <w:tcPr>
+            <w:tcW w:type="dxa" w:w="1662"/>
+          </w:tcPr>
+          <w:p>
+            <w:r>
+              <w:rPr>
+                <w:sz w:val="14"/>
+              </w:rPr>
+              <w:t>e657b0bd424245ed9d0c5a7fbffcf389</w:t>
+            </w:r>
+          </w:p>
+        </w:tc>
+        <w:tc>
+          <w:tcPr>
+            <w:tcW w:type="dxa" w:w="1662"/>
+          </w:tcPr>
+          <w:p>
+            <w:r>
+              <w:rPr>
+                <w:sz w:val="14"/>
+              </w:rPr>
+              <w:t>EQ37_enq1</w:t>
+            </w:r>
+          </w:p>
+        </w:tc>
+        <w:tc>
+          <w:tcPr>
+            <w:tcW w:type="dxa" w:w="1662"/>
+          </w:tcPr>
+          <w:p>
+            <w:r>
+              <w:rPr>
+                <w:sz w:val="14"/>
+              </w:rPr>
+              <w:t>Equipe37</w:t>
+            </w:r>
+          </w:p>
+        </w:tc>
+        <w:tc>
+          <w:tcPr>
+            <w:tcW w:type="dxa" w:w="1662"/>
+          </w:tcPr>
+          <w:p>
+            <w:r>
+              <w:rPr>
+                <w:sz w:val="14"/>
+              </w:rPr>
+              <w:t>Sega CAMARA</w:t>
+            </w:r>
+          </w:p>
+        </w:tc>
+        <w:tc>
+          <w:tcPr>
+            <w:tcW w:type="dxa" w:w="1662"/>
+          </w:tcPr>
+          <w:p>
+            <w:r>
+              <w:rPr>
+                <w:sz w:val="14"/>
+              </w:rPr>
+              <w:t>Seynabou BADJI</w:t>
+            </w:r>
+          </w:p>
+        </w:tc>
+      </w:tr>
+    </w:tbl>
+    <w:p/>
+    <w:tbl>
+      <w:tblPr>
+        <w:tblStyle w:val="TableGrid"/>
+        <w:tblW w:type="auto" w:w="0"/>
+        <w:tblLook w:firstColumn="1" w:firstRow="1" w:lastColumn="0" w:lastRow="0" w:noHBand="0" w:noVBand="1" w:val="04A0"/>
+      </w:tblPr>
+      <w:tblGrid>
+        <w:gridCol w:w="3324"/>
+        <w:gridCol w:w="3324"/>
+        <w:gridCol w:w="3324"/>
+      </w:tblGrid>
+      <w:tr>
+        <w:tc>
+          <w:tcPr>
+            <w:tcW w:type="dxa" w:w="3324"/>
+            <w:shd w:fill="70AD47"/>
+          </w:tcPr>
+          <w:p>
+            <w:r>
+              <w:rPr>
+                <w:b/>
+                <w:color w:val="FFFFFF"/>
+                <w:sz w:val="18"/>
+              </w:rPr>
+              <w:t>Chef de Menage</w:t>
+            </w:r>
+          </w:p>
+        </w:tc>
+        <w:tc>
+          <w:tcPr>
+            <w:tcW w:type="dxa" w:w="3324"/>
+            <w:shd w:fill="70AD47"/>
+          </w:tcPr>
+          <w:p>
+            <w:r>
+              <w:rPr>
+                <w:b/>
+                <w:color w:val="FFFFFF"/>
+                <w:sz w:val="18"/>
+              </w:rPr>
+              <w:t>Quartier/Village (s00q05)</w:t>
+            </w:r>
+          </w:p>
+        </w:tc>
+        <w:tc>
+          <w:tcPr>
+            <w:tcW w:type="dxa" w:w="3324"/>
+            <w:shd w:fill="70AD47"/>
+          </w:tcPr>
+          <w:p>
+            <w:r>
+              <w:rPr>
+                <w:b/>
+                <w:color w:val="FFFFFF"/>
+                <w:sz w:val="18"/>
+              </w:rPr>
+              <w:t>Localisation GPS</w:t>
             </w:r>
           </w:p>
         </w:tc>
@@ -455,7 +1557,10 @@
           </w:tcPr>
           <w:p>
             <w:r>
-              <w:t>Section9c</w:t>
+              <w:rPr>
+                <w:sz w:val="18"/>
+              </w:rPr>
+              <w:t>SENI SONKO</w:t>
             </w:r>
           </w:p>
         </w:tc>
@@ -465,7 +1570,10 @@
           </w:tcPr>
           <w:p>
             <w:r>
-              <w:t>Depenses non-alimentaires - 30 jours</w:t>
+              <w:rPr>
+                <w:sz w:val="18"/>
+              </w:rPr>
+              <w:t>N/A</w:t>
             </w:r>
           </w:p>
         </w:tc>
@@ -475,39 +1583,10 @@
           </w:tcPr>
           <w:p>
             <w:r>
-              <w:t>4</w:t>
-            </w:r>
-          </w:p>
-        </w:tc>
-      </w:tr>
-      <w:tr>
-        <w:tc>
-          <w:tcPr>
-            <w:tcW w:type="dxa" w:w="3324"/>
-          </w:tcPr>
-          <w:p>
-            <w:r>
-              <w:t>Section11</w:t>
-            </w:r>
-          </w:p>
-        </w:tc>
-        <w:tc>
-          <w:tcPr>
-            <w:tcW w:type="dxa" w:w="3324"/>
-          </w:tcPr>
-          <w:p>
-            <w:r>
-              <w:t>Caracteristiques logement</w:t>
-            </w:r>
-          </w:p>
-        </w:tc>
-        <w:tc>
-          <w:tcPr>
-            <w:tcW w:type="dxa" w:w="3324"/>
-          </w:tcPr>
-          <w:p>
-            <w:r>
-              <w:t>4</w:t>
+              <w:rPr>
+                <w:sz w:val="18"/>
+              </w:rPr>
+              <w:t>N/A</w:t>
             </w:r>
           </w:p>
         </w:tc>
@@ -515,11 +1594,310 @@
     </w:tbl>
     <w:p/>
     <w:p>
-      <w:pPr>
-        <w:pStyle w:val="Heading1"/>
-      </w:pPr>
-      <w:r>
-        <w:t>Details des erreurs par menage</w:t>
+      <w:r>
+        <w:rPr>
+          <w:b/>
+          <w:color w:val="4672C4"/>
+          <w:sz w:val="22"/>
+        </w:rPr>
+        <w:t>&gt;&gt; Section0 - Identification et renseignements de controle</w:t>
+      </w:r>
+    </w:p>
+    <w:p>
+      <w:pPr>
+        <w:ind w:left="283"/>
+      </w:pPr>
+      <w:r>
+        <w:rPr>
+          <w:sz w:val="20"/>
+        </w:rPr>
+        <w:t>- Prière de renseigner toutes les informations du ménage dans la section 0 avant d'entamer les autres informations. Le questionnaire semble ne pas être complètement fini mais le questionnaire est en statut complet, prière de compléter le questionnaire. Il est obligatoire de prendre les coordonnées Gps avant d'administrer le questionnaire. Prière de prendre les coordonnées GPS.</w:t>
+      </w:r>
+    </w:p>
+    <w:p>
+      <w:r>
+        <w:rPr>
+          <w:b/>
+          <w:color w:val="4672C4"/>
+          <w:sz w:val="22"/>
+        </w:rPr>
+        <w:t>&gt;&gt; Section2 - Education</w:t>
+      </w:r>
+    </w:p>
+    <w:p>
+      <w:pPr>
+        <w:ind w:left="283"/>
+      </w:pPr>
+      <w:r>
+        <w:rPr>
+          <w:sz w:val="20"/>
+        </w:rPr>
+        <w:t>- Le montant des frais d'uniformes pour l'année scolaire de daouda sonko est faible ou élevé. veuillez, s'il vous plait, confirmer ces informations avec le QG ou apporter les corrections nécessaires.</w:t>
+        <w:br/>
+        <w:t xml:space="preserve">- Peu probable! arabietou sonko  n'arrive pas  à comprendre un petit texte lu dans une langue locale (s02q03). Veuillez corriger ou donner des explications au QG. </w:t>
+        <w:br/>
+        <w:t>- Peu probable! aïssatou sonko  n'arrive pas  à comprendre un petit texte lu dans une langue locale (s02q03). Veuillez corriger ou donner des explications au QG.</w:t>
+      </w:r>
+    </w:p>
+    <w:p>
+      <w:r>
+        <w:rPr>
+          <w:b/>
+          <w:color w:val="4672C4"/>
+          <w:sz w:val="22"/>
+        </w:rPr>
+        <w:t>&gt;&gt; Section3 - Sante</w:t>
+      </w:r>
+    </w:p>
+    <w:p>
+      <w:pPr>
+        <w:ind w:left="283"/>
+      </w:pPr>
+      <w:r>
+        <w:rPr>
+          <w:sz w:val="20"/>
+        </w:rPr>
+        <w:t>- Le dernier problème de santé pour lequel helene diatta a été hospitalisé au cours des 12 derniers mois est probleme de bas ventre et semble exister dans les modalités, prière de prendre attache avec le QG pour plus d'explication afin de la classer bien.</w:t>
+      </w:r>
+    </w:p>
+    <w:p>
+      <w:r>
+        <w:rPr>
+          <w:b/>
+          <w:color w:val="4672C4"/>
+          <w:sz w:val="22"/>
+        </w:rPr>
+        <w:t>&gt;&gt; Section4a - Emploi</w:t>
+      </w:r>
+    </w:p>
+    <w:p>
+      <w:pPr>
+        <w:ind w:left="283"/>
+      </w:pPr>
+      <w:r>
+        <w:rPr>
+          <w:sz w:val="20"/>
+        </w:rPr>
+        <w:t>- Avertissement! aïssatou sonko n'a consacré aucune heure pour aucun des travaux du ménage, prière de regarder les réponses prises dans les questions (s04q01 s04q02 s04q03 s04q04 s04q05 s04q06 s04q07 s04q08).</w:t>
+      </w:r>
+    </w:p>
+    <w:p>
+      <w:r>
+        <w:rPr>
+          <w:b/>
+          <w:color w:val="4672C4"/>
+          <w:sz w:val="22"/>
+        </w:rPr>
+        <w:t>&gt;&gt; Section4b - Emploi - Activite principale</w:t>
+      </w:r>
+    </w:p>
+    <w:p>
+      <w:pPr>
+        <w:ind w:left="283"/>
+      </w:pPr>
+      <w:r>
+        <w:rPr>
+          <w:sz w:val="20"/>
+        </w:rPr>
+        <w:t>- || Nombre de mois exercé par seni sonko dans l'emploi au cours des 12 derniers mois semble faible, veuillez corriger s'il vous plait ou comfirmer avec le QG. Attention ! Le nombre de jours que seni sonko a travaillés par mois semble être inférieur à 15. Veuillez, s'il vous plaît, confirmer cette information.</w:t>
+      </w:r>
+    </w:p>
+    <w:p>
+      <w:r>
+        <w:rPr>
+          <w:b/>
+          <w:color w:val="4672C4"/>
+          <w:sz w:val="22"/>
+        </w:rPr>
+        <w:t>&gt;&gt; Section4c - Emploi - Activite secondaire</w:t>
+      </w:r>
+    </w:p>
+    <w:p>
+      <w:pPr>
+        <w:ind w:left="283"/>
+      </w:pPr>
+      <w:r>
+        <w:rPr>
+          <w:sz w:val="20"/>
+        </w:rPr>
+        <w:t>- Avertissement!!! les informations de arabietou sonko sur le nombre de mois, jours ou heures de son emploi secondaire sont superieur a celles de son emploi principal , veuillez corriger ou confirmer aupres du QG.</w:t>
+      </w:r>
+    </w:p>
+    <w:p>
+      <w:r>
+        <w:rPr>
+          <w:b/>
+          <w:color w:val="4672C4"/>
+          <w:sz w:val="22"/>
+        </w:rPr>
+        <w:t>&gt;&gt; Section7b - Consommation alimentaire - 7 jours</w:t>
+      </w:r>
+    </w:p>
+    <w:p>
+      <w:pPr>
+        <w:ind w:left="283"/>
+      </w:pPr>
+      <w:r>
+        <w:rPr>
+          <w:sz w:val="20"/>
+        </w:rPr>
+        <w:t>- La dernière fois que vous avez acheté Silure séché est table et semble exister dans les modalités, prière de prendre attache avec le QG pour plus d'explication afin de la classer bien. Attention ! Le prix unitaire d'achat (25 Fcfa) de Piment séché en Sachets (Petit) est relativement faible par rapport aux autres prix observés dans cette zone. Prière de corriger ou de confirmer avec le QG. Incohérence!! Dans ce ménage, chaque individus consomme par jour 54.96893 Kg  de cereale; Prière de revoir les quantités prises de ces produits.</w:t>
+      </w:r>
+    </w:p>
+    <w:p>
+      <w:r>
+        <w:rPr>
+          <w:b/>
+          <w:color w:val="4672C4"/>
+          <w:sz w:val="22"/>
+        </w:rPr>
+        <w:t>&gt;&gt; Section9b - Depenses non-alimentaires - 7 jours</w:t>
+      </w:r>
+    </w:p>
+    <w:p>
+      <w:pPr>
+        <w:ind w:left="283"/>
+      </w:pPr>
+      <w:r>
+        <w:rPr>
+          <w:sz w:val="20"/>
+        </w:rPr>
+        <w:t>- La dernière fois que vous avez acheté Transport urbain en taxi est sur la voie publique et semble exister dans les modalités, prière de prendre attache avec le QG pour plus d'explication afin de la classer bien.</w:t>
+      </w:r>
+    </w:p>
+    <w:p>
+      <w:r>
+        <w:rPr>
+          <w:b/>
+          <w:color w:val="4672C4"/>
+          <w:sz w:val="22"/>
+        </w:rPr>
+        <w:t>&gt;&gt; Section9c - Depenses non-alimentaires - 30 jours</w:t>
+      </w:r>
+    </w:p>
+    <w:p>
+      <w:pPr>
+        <w:ind w:left="283"/>
+      </w:pPr>
+      <w:r>
+        <w:rPr>
+          <w:sz w:val="20"/>
+        </w:rPr>
+        <w:t>- La dernière fois que vous avez acheté Bois de chauffe ramassé/coupé (estimer la valeur) est dans la brousse et semble exister dans les modalités, prière de prendre attache avec le QG pour plus d'explication afin de la classer bien.</w:t>
+      </w:r>
+    </w:p>
+    <w:p>
+      <w:r>
+        <w:rPr>
+          <w:b/>
+          <w:color w:val="4672C4"/>
+          <w:sz w:val="22"/>
+        </w:rPr>
+        <w:t>&gt;&gt; Section9f - Depenses non-alimentaires - 12 mois</w:t>
+      </w:r>
+    </w:p>
+    <w:p>
+      <w:pPr>
+        <w:ind w:left="283"/>
+      </w:pPr>
+      <w:r>
+        <w:rPr>
+          <w:sz w:val="20"/>
+        </w:rPr>
+        <w:t>- ||</w:t>
+      </w:r>
+    </w:p>
+    <w:p>
+      <w:r>
+        <w:rPr>
+          <w:b/>
+          <w:color w:val="4672C4"/>
+          <w:sz w:val="22"/>
+        </w:rPr>
+        <w:t>&gt;&gt; Section11 - Caracteristiques logement</w:t>
+      </w:r>
+    </w:p>
+    <w:p>
+      <w:pPr>
+        <w:ind w:left="283"/>
+      </w:pPr>
+      <w:r>
+        <w:rPr>
+          <w:sz w:val="20"/>
+        </w:rPr>
+        <w:t>- Le nombre de pièces occupés est superieur aux nombre de personne vivant dans le ménage.  En cas de coupure de courant du réseau, la source d’énergie que le ménage utilise est bougie et semble exister dans les modalités, prière de prendre attache avec le QG pour plus d'explication afin de la classer bien.</w:t>
+      </w:r>
+    </w:p>
+    <w:p>
+      <w:r>
+        <w:rPr>
+          <w:b/>
+          <w:color w:val="4672C4"/>
+          <w:sz w:val="22"/>
+        </w:rPr>
+        <w:t>&gt;&gt; Section12 - Actifs du menage</w:t>
+      </w:r>
+    </w:p>
+    <w:p>
+      <w:pPr>
+        <w:ind w:left="283"/>
+      </w:pPr>
+      <w:r>
+        <w:rPr>
+          <w:sz w:val="20"/>
+        </w:rPr>
+        <w:t>- Avertissement!!! Le prix d'achat (100000) de l'article  Lit est inférieur aux prix de revente (150000)  avec l'âge du bien atteignant 5 ans. Prière de vérifier ou confirmer avec l'enquêté et mettre les bonnes valeurs après verification, s'il le faut.</w:t>
+      </w:r>
+    </w:p>
+    <w:p>
+      <w:r>
+        <w:rPr>
+          <w:b/>
+          <w:color w:val="4672C4"/>
+          <w:sz w:val="22"/>
+        </w:rPr>
+        <w:t>&gt;&gt; Section16a - Champs et parcelles</w:t>
+      </w:r>
+    </w:p>
+    <w:p>
+      <w:pPr>
+        <w:ind w:left="283"/>
+      </w:pPr>
+      <w:r>
+        <w:rPr>
+          <w:sz w:val="20"/>
+        </w:rPr>
+        <w:t xml:space="preserve">- Avertissement!! Le champs a comme nom (champ 1 maraichage) qui ne semble pas être un bon nom ou contient des lettres, prière de mettre le vrai nom du champs. Avertissement!! La parcelle a comme nom (parcelle 1 riz) qui ne semble pas être un bon nom ou contient des lettres, prière de mettre le vrai nom de la parcelle. Le salaire d'une femme de 15ans et plus ayant travaillé sur la parcelle parcelle 1 riz par jours au moment de la période de préparation du sol (labour) et des semis est de 250 FCFA qui semble faible ou  élevé, prière de corriger. Le document légal (titre, acte, certificat etc. ) qui affirme votre possession de la parcelle parcelle 1 riz est  et semble exister dans les modalités, prière de prendre attache avec le QG pour plus d'explication afin de la classer bien. </w:t>
+        <w:br/>
+        <w:t>- Avertissement!! Le champs a comme nom (champ 1 maraichage) qui ne semble pas être un bon nom ou contient des lettres, prière de mettre le vrai nom du champs. Avertissement!! La parcelle a comme nom (parcelle 1) qui ne semble pas être un bon nom ou contient des lettres, prière de mettre le vrai nom de la parcelle. Incoherence! Le nombre de cultures dans la parcelle parcelle 1 est de 7 cultures qui semble trop élévé ou non renseigné, prière de corriger. Le nombre d'homme de 15 ans et plus (20) non membre du ménage de seni sonko ayant travaillé dans la parcelle parcelle 1 pour la préparation du sol (labour) et des semis semble élevé, prière de corriger. Le nombre de personnes toutes catégories confondues des main-d'oeuvre non-familiale sur la parcelle parcelle 1 au cours de la campagne pour la période de préparation du sol (labour) et des semis est de 20 personnes qui semble faible ou élevé. Merci de corriger. Le salaire total payé de toutes catégories confondues par le ménage seni sonko pour la main-d'oeuvre non-familiale sur la parcelle parcelle 1 au cours de la campagne pour la période de préparation du sol (labour) et des semis est de 0 qui semble élevé ou faible. Merci de corriger. La superficie de la parcelle parcelle 1 selon les mesures GPS est de .00222 hectare qui semble élevé ou faible, prière de corriger.</w:t>
+      </w:r>
+    </w:p>
+    <w:p>
+      <w:r>
+        <w:rPr>
+          <w:b/>
+          <w:color w:val="4672C4"/>
+          <w:sz w:val="22"/>
+        </w:rPr>
+        <w:t>&gt;&gt; Section16c - Cultures</w:t>
+      </w:r>
+    </w:p>
+    <w:p>
+      <w:pPr>
+        <w:ind w:left="283"/>
+      </w:pPr>
+      <w:r>
+        <w:rPr>
+          <w:sz w:val="20"/>
+        </w:rPr>
+        <w:t xml:space="preserve">- Le pourcentage qui reste à recolter pour ces cultures est de 100% c'est-à-dire que la recolte n'a pas commencé pour ces cultures, prière de regarder les questions (s16Cq11 s16Cq12) ou corriger. </w:t>
+        <w:br/>
+        <w:t>- Le pourcentage qui reste à recolter pour ces cultures est de 100% c'est-à-dire que la recolte n'a pas commencé pour ces cultures, prière de regarder les questions (s16Cq11 s16Cq12) ou corriger.</w:t>
+      </w:r>
+    </w:p>
+    <w:p>
+      <w:r>
+        <w:t>________________________________________________________________________________</w:t>
       </w:r>
     </w:p>
     <w:p>
@@ -818,6 +2196,681 @@
           </w:tcPr>
           <w:p>
             <w:r/>
+            <w:hyperlink r:id="rId10">
+              <w:r>
+                <w:rPr>
+                  <w:color w:val="0563C1"/>
+                  <w:u w:val="single"/>
+                </w:rPr>
+                <w:t>DJINAKY</w:t>
+              </w:r>
+            </w:hyperlink>
+          </w:p>
+        </w:tc>
+      </w:tr>
+    </w:tbl>
+    <w:p/>
+    <w:p>
+      <w:r>
+        <w:rPr>
+          <w:b/>
+          <w:color w:val="4672C4"/>
+          <w:sz w:val="22"/>
+        </w:rPr>
+        <w:t>&gt;&gt; Section0 - Identification et renseignements de controle</w:t>
+      </w:r>
+    </w:p>
+    <w:p>
+      <w:pPr>
+        <w:ind w:left="283"/>
+      </w:pPr>
+      <w:r>
+        <w:rPr>
+          <w:sz w:val="20"/>
+        </w:rPr>
+        <w:t>- Le questionnaire semble ne pas être complètement fini mais le questionnaire est en statut complet, prière de compléter le questionnaire. Il est obligatoire de prendre les coordonnées Gps avant d'administrer le questionnaire. Prière de prendre les coordonnées GPS.</w:t>
+      </w:r>
+    </w:p>
+    <w:p>
+      <w:r>
+        <w:rPr>
+          <w:b/>
+          <w:color w:val="4672C4"/>
+          <w:sz w:val="22"/>
+        </w:rPr>
+        <w:t>&gt;&gt; Section2 - Education</w:t>
+      </w:r>
+    </w:p>
+    <w:p>
+      <w:pPr>
+        <w:ind w:left="283"/>
+      </w:pPr>
+      <w:r>
+        <w:rPr>
+          <w:sz w:val="20"/>
+        </w:rPr>
+        <w:t xml:space="preserve">- Peu probable! El hadji mane  n'arrive pas  à comprendre un petit texte lu dans une langue locale (s02q03). Veuillez corriger ou donner des explications au QG. </w:t>
+        <w:br/>
+        <w:t xml:space="preserve">- Peu probable! aminata sonko  n'arrive pas  à comprendre un petit texte lu dans une langue locale (s02q03). Veuillez corriger ou donner des explications au QG. </w:t>
+        <w:br/>
+        <w:t xml:space="preserve">- Peu probable! babacar dieme  n'arrive pas  à comprendre un petit texte lu dans une langue locale (s02q03). Veuillez corriger ou donner des explications au QG. </w:t>
+        <w:br/>
+        <w:t xml:space="preserve">- Peu probable! mariama sane  n'arrive pas  à comprendre un petit texte lu dans une langue locale (s02q03). Veuillez corriger ou donner des explications au QG. </w:t>
+        <w:br/>
+        <w:t xml:space="preserve">- Peu probable! rachid sonko  n'arrive pas  à comprendre un petit texte lu dans une langue locale (s02q03). Veuillez corriger ou donner des explications au QG. </w:t>
+        <w:br/>
+        <w:t xml:space="preserve">- Peu probable! safietou bodian  n'arrive pas  à comprendre un petit texte lu dans une langue locale (s02q03). Veuillez corriger ou donner des explications au QG. </w:t>
+        <w:br/>
+        <w:t xml:space="preserve">- Peu probable! sarata sonko  n'arrive pas  à comprendre un petit texte lu dans une langue locale (s02q03). Veuillez corriger ou donner des explications au QG. </w:t>
+        <w:br/>
+        <w:t>- Peu probable! sidy sonko  n'arrive pas  à comprendre un petit texte lu dans une langue locale (s02q03). Veuillez corriger ou donner des explications au QG.</w:t>
+      </w:r>
+    </w:p>
+    <w:p>
+      <w:r>
+        <w:rPr>
+          <w:b/>
+          <w:color w:val="4672C4"/>
+          <w:sz w:val="22"/>
+        </w:rPr>
+        <w:t>&gt;&gt; Section3 - Sante</w:t>
+      </w:r>
+    </w:p>
+    <w:p>
+      <w:pPr>
+        <w:ind w:left="283"/>
+      </w:pPr>
+      <w:r>
+        <w:rPr>
+          <w:sz w:val="20"/>
+        </w:rPr>
+        <w:t>- Le dernier problème de santé pour lequel sidy sonko a été hospitalisé au cours des 12 derniers mois est problème appendicite et semble exister dans les modalités, prière de prendre attache avec le QG pour plus d'explication afin de la classer bien.</w:t>
+      </w:r>
+    </w:p>
+    <w:p>
+      <w:r>
+        <w:rPr>
+          <w:b/>
+          <w:color w:val="4672C4"/>
+          <w:sz w:val="22"/>
+        </w:rPr>
+        <w:t>&gt;&gt; Section4b - Emploi - Activite principale</w:t>
+      </w:r>
+    </w:p>
+    <w:p>
+      <w:pPr>
+        <w:ind w:left="283"/>
+      </w:pPr>
+      <w:r>
+        <w:rPr>
+          <w:sz w:val="20"/>
+        </w:rPr>
+        <w:t>- Attention! le nombre d'heure que mariama sane a travaillé par jour semble être inferieur à 4, veuillez s'il vous plait confirmer cette information avec le QG.</w:t>
+      </w:r>
+    </w:p>
+    <w:p>
+      <w:r>
+        <w:rPr>
+          <w:b/>
+          <w:color w:val="4672C4"/>
+          <w:sz w:val="22"/>
+        </w:rPr>
+        <w:t>&gt;&gt; Section4c - Emploi - Activite secondaire</w:t>
+      </w:r>
+    </w:p>
+    <w:p>
+      <w:pPr>
+        <w:ind w:left="283"/>
+      </w:pPr>
+      <w:r>
+        <w:rPr>
+          <w:sz w:val="20"/>
+        </w:rPr>
+        <w:t>- Incoherence!!! les informations de mariama sane sur le nombre de mois, jours et heures de son emploi principal et secondaire sont identiques, veuillez corriger ou confirmer aupres du QG.</w:t>
+      </w:r>
+    </w:p>
+    <w:p>
+      <w:r>
+        <w:rPr>
+          <w:b/>
+          <w:color w:val="4672C4"/>
+          <w:sz w:val="22"/>
+        </w:rPr>
+        <w:t>&gt;&gt; Section7b - Consommation alimentaire - 7 jours</w:t>
+      </w:r>
+    </w:p>
+    <w:p>
+      <w:pPr>
+        <w:ind w:left="283"/>
+      </w:pPr>
+      <w:r>
+        <w:rPr>
+          <w:sz w:val="20"/>
+        </w:rPr>
+        <w:t>- Attention ! Le prix unitaire d'achat (1500 Fcfa) de Mâchoiron Frais en Kg (taille unique) est relativement élevé par rapport aux autres prix observés dans cette zone. Prière de corriger ou de confirmer avec le QG. Attention ! Le prix unitaire d'achat (200 Fcfa) de Tomate fraîche en Tas (Petit) est relativement élevé par rapport aux autres prix observés dans cette zone. Prière de corriger ou de confirmer avec le QG. Avertissement!!! Le ménage a consommé 7 Paquet Petit de Thé en sachet, cette quantité semble anormale pour une consommation des 7 derniers jours.Prière de corriger ou de confirmer avec le QG. Avertissement!! le prix unitaire (100 Fcfa) de Thé en sachet (unité: Paquet) de taille Petit est très faible ou élevé. Prière de corriger ou de confirmer avec le QG.</w:t>
+      </w:r>
+    </w:p>
+    <w:p>
+      <w:r>
+        <w:rPr>
+          <w:b/>
+          <w:color w:val="4672C4"/>
+          <w:sz w:val="22"/>
+        </w:rPr>
+        <w:t>&gt;&gt; Section9b - Depenses non-alimentaires - 7 jours</w:t>
+      </w:r>
+    </w:p>
+    <w:p>
+      <w:pPr>
+        <w:ind w:left="283"/>
+      </w:pPr>
+      <w:r>
+        <w:rPr>
+          <w:sz w:val="20"/>
+        </w:rPr>
+        <w:t>- Il est difficile d'avoir un ménage qui n'a effectué aucune des dépenses mentionnées au cours de 7 derniers jours, prière de revoir la section 9B pour ce ménage.</w:t>
+      </w:r>
+    </w:p>
+    <w:p>
+      <w:r>
+        <w:rPr>
+          <w:b/>
+          <w:color w:val="4672C4"/>
+          <w:sz w:val="22"/>
+        </w:rPr>
+        <w:t>&gt;&gt; Section9c - Depenses non-alimentaires - 30 jours</w:t>
+      </w:r>
+    </w:p>
+    <w:p>
+      <w:pPr>
+        <w:ind w:left="283"/>
+      </w:pPr>
+      <w:r>
+        <w:rPr>
+          <w:sz w:val="20"/>
+        </w:rPr>
+        <w:t>- La dernière fois que vous avez acheté Bois de chauffe ramassé/coupé (estimer la valeur) est forêt et semble exister dans les modalités, prière de prendre attache avec le QG pour plus d'explication afin de la classer bien.</w:t>
+      </w:r>
+    </w:p>
+    <w:p>
+      <w:r>
+        <w:rPr>
+          <w:b/>
+          <w:color w:val="4672C4"/>
+          <w:sz w:val="22"/>
+        </w:rPr>
+        <w:t>&gt;&gt; Section9d - Depenses non-alimentaires - 3 mois</w:t>
+      </w:r>
+    </w:p>
+    <w:p>
+      <w:pPr>
+        <w:ind w:left="283"/>
+      </w:pPr>
+      <w:r>
+        <w:rPr>
+          <w:sz w:val="20"/>
+        </w:rPr>
+        <w:t>- Peu plausible! le montant de la dépense pour Frais de livraison d'un achat, non inclus dans le prix d'acquisition semble trop faible. Veuillez, s'il vous plaît, confirmer cette information avec le QG ou la corriger.</w:t>
+      </w:r>
+    </w:p>
+    <w:p>
+      <w:r>
+        <w:rPr>
+          <w:b/>
+          <w:color w:val="4672C4"/>
+          <w:sz w:val="22"/>
+        </w:rPr>
+        <w:t>&gt;&gt; Section10b - caracteristiques entreprise non agricole</w:t>
+      </w:r>
+    </w:p>
+    <w:p>
+      <w:pPr>
+        <w:ind w:left="283"/>
+      </w:pPr>
+      <w:r>
+        <w:rPr>
+          <w:sz w:val="20"/>
+        </w:rPr>
+        <w:t>- L'entreprise entreprise fabrication de nététou dit avoir réçu une somme sur la vente de ces produits transformés (s10q48 est differnt de 0) mais n'a depensé aucune somme sur l'achat des matières premières (s10q49==0), prière de fournir de l'effort pour estimer le montant obtenu en achat de matières premières.</w:t>
+      </w:r>
+    </w:p>
+    <w:p>
+      <w:r>
+        <w:rPr>
+          <w:b/>
+          <w:color w:val="4672C4"/>
+          <w:sz w:val="22"/>
+        </w:rPr>
+        <w:t>&gt;&gt; Section11 - Caracteristiques logement</w:t>
+      </w:r>
+    </w:p>
+    <w:p>
+      <w:pPr>
+        <w:ind w:left="283"/>
+      </w:pPr>
+      <w:r>
+        <w:rPr>
+          <w:sz w:val="20"/>
+        </w:rPr>
+        <w:t>- En cas de coupure de courant du réseau, la source d’énergie que le ménage utilise est bougie et semble exister dans les modalités, prière de prendre attache avec le QG pour plus d'explication afin de la classer bien.</w:t>
+      </w:r>
+    </w:p>
+    <w:p>
+      <w:r>
+        <w:rPr>
+          <w:b/>
+          <w:color w:val="4672C4"/>
+          <w:sz w:val="22"/>
+        </w:rPr>
+        <w:t>&gt;&gt; Section12 - Actifs du menage</w:t>
+      </w:r>
+    </w:p>
+    <w:p>
+      <w:pPr>
+        <w:ind w:left="283"/>
+      </w:pPr>
+      <w:r>
+        <w:rPr>
+          <w:sz w:val="20"/>
+        </w:rPr>
+        <w:t>- Attention ! Foyers améliorés a été revendu à 15000 Fcfa qui est relativement élevé par rapport aux autres prix de revente observés dans cette zone. Prière de corriger ou de confirmer avec le QG.</w:t>
+      </w:r>
+    </w:p>
+    <w:p>
+      <w:r>
+        <w:rPr>
+          <w:b/>
+          <w:color w:val="4672C4"/>
+          <w:sz w:val="22"/>
+        </w:rPr>
+        <w:t>&gt;&gt; Section13a - Transferts recus</w:t>
+      </w:r>
+    </w:p>
+    <w:p>
+      <w:pPr>
+        <w:ind w:left="283"/>
+      </w:pPr>
+      <w:r>
+        <w:rPr>
+          <w:sz w:val="20"/>
+        </w:rPr>
+        <w:t xml:space="preserve">- Incohérence!! Vous avez dit que celui qui a envoyé ou donné de l'argent n'a aucun lien avec celui qui a reçu de l'argent mais vous avez dit encore qu'il a vécu dans ce ménage dans le passé, prière de corriger. </w:t>
+        <w:br/>
+        <w:t>- L'enquêteur prière de fournir d'effort pour avoir le niveau d'étude et l'âge de celui qui a envoyé/donné de l'argent dans la section 13a (Transfert reçu). L'âge de celui qui a envoyé/donné de l'argent dans la section 13a (Transfert reçu) semble  élévé, prière de corriger ou confirmer ave le QG.</w:t>
+      </w:r>
+    </w:p>
+    <w:p>
+      <w:r>
+        <w:rPr>
+          <w:b/>
+          <w:color w:val="4672C4"/>
+          <w:sz w:val="22"/>
+        </w:rPr>
+        <w:t>&gt;&gt; Section16a - Champs et parcelles</w:t>
+      </w:r>
+    </w:p>
+    <w:p>
+      <w:pPr>
+        <w:ind w:left="283"/>
+      </w:pPr>
+      <w:r>
+        <w:rPr>
+          <w:sz w:val="20"/>
+        </w:rPr>
+        <w:t xml:space="preserve">- Le salaire total payé de toutes catégories confondues par le ménage SIDY SONKO pour la main-d'oeuvre non-familiale sur la parcelle parcelles de niébé au cours de la campagne pour la période de préparation du sol (labour) et des semis est de 0 qui semble élevé ou faible. Merci de corriger. Le salaire total payé de toutes catégories confondues par le ménage SIDY SONKO pour la main-d'oeuvre non-familiale sur la parcelle parcelles de niébé au cours de la campagne pour la période des récoltes est de 0 qui semble élevé ou faible. Merci de corriger. La superficie de la parcelle parcelles de niébé selon les mesures GPS est de .25 hectare et celle donnée par l'exploitant est de .25 qui sont identique, comment cela pourrait-il se faire prière de corriger. </w:t>
+        <w:br/>
+        <w:t>- Le salaire total payé de toutes catégories confondues par le ménage SIDY SONKO pour la main-d'oeuvre non-familiale sur la parcelle parcelles de riz au cours de la campagne pour la période de préparation du sol (labour) et des semis est de 0 qui semble élevé ou faible. Merci de corriger. Le salaire total payé de toutes catégories confondues par le ménage SIDY SONKO pour la main-d'oeuvre non-familiale sur la parcelle parcelles de riz au cours de la campagne pour la période d'entretien du sol (sarclage, etc.) est de 0 qui semble élevé ou faible. Merci de corriger. Le salaire total payé de toutes catégories confondues par le ménage SIDY SONKO pour la main-d'oeuvre non-familiale sur la parcelle parcelles de riz au cours de la campagne pour la période des récoltes est de 0 qui semble élevé ou faible. Merci de corriger. La superficie de la parcelle parcelles de riz selon les mesures GPS est de .5 hectare et celle donnée par l'exploitant est de .5 qui sont identique, comment cela pourrait-il se faire prière de corriger. Le document légal (titre, acte, certificat etc. ) qui affirme votre possession de la parcelle parcelles de riz est  et semble exister dans les modalités, prière de prendre attache avec le QG pour plus d'explication afin de la classer bien.</w:t>
+      </w:r>
+    </w:p>
+    <w:p>
+      <w:r>
+        <w:rPr>
+          <w:b/>
+          <w:color w:val="4672C4"/>
+          <w:sz w:val="22"/>
+        </w:rPr>
+        <w:t>&gt;&gt; Section18c - Cueillette</w:t>
+      </w:r>
+    </w:p>
+    <w:p>
+      <w:pPr>
+        <w:ind w:left="283"/>
+      </w:pPr>
+      <w:r>
+        <w:rPr>
+          <w:sz w:val="20"/>
+        </w:rPr>
+        <w:t xml:space="preserve">- Prière de renseigner la valeur de ce produit consommé ou stocké par votre ménage au cours des 12 derniers mois, prière de fournir d'effort pour avoir une estimation (s18cq03) au lieu de 9999. </w:t>
+        <w:br/>
+        <w:t xml:space="preserve">- Prière de renseigner la valeur de ce produit consommé ou stocké par votre ménage au cours des 12 derniers mois, prière de fournir d'effort pour avoir une estimation (s18cq03) au lieu de 9999. </w:t>
+        <w:br/>
+        <w:t xml:space="preserve">- Prière de renseigner la valeur de ce produit consommé ou stocké par votre ménage au cours des 12 derniers mois, prière de fournir d'effort pour avoir une estimation (s18cq03) au lieu de 9999. </w:t>
+        <w:br/>
+        <w:t>- Prière de renseigner la valeur de ce produit consommé ou stocké par votre ménage au cours des 12 derniers mois, prière de fournir d'effort pour avoir une estimation (s18cq03) au lieu de 9999.</w:t>
+      </w:r>
+    </w:p>
+    <w:p>
+      <w:r>
+        <w:rPr>
+          <w:b/>
+          <w:color w:val="4672C4"/>
+          <w:sz w:val="22"/>
+        </w:rPr>
+        <w:t>&gt;&gt; Section19 - Equipements agricoles</w:t>
+      </w:r>
+    </w:p>
+    <w:p>
+      <w:pPr>
+        <w:ind w:left="283"/>
+      </w:pPr>
+      <w:r>
+        <w:rPr>
+          <w:sz w:val="20"/>
+        </w:rPr>
+        <w:t>- Attention ! Faucheuse a été revendu à 1500 Fcfa qui est relativement élevé par rapport aux autres prix de revente observés dans cette zone. Prière de corriger ou de confirmer avec le QG.</w:t>
+      </w:r>
+    </w:p>
+    <w:p>
+      <w:r>
+        <w:t>________________________________________________________________________________</w:t>
+      </w:r>
+    </w:p>
+    <w:p>
+      <w:pPr>
+        <w:pStyle w:val="Heading2"/>
+      </w:pPr>
+      <w:r>
+        <w:t>Menage 5</w:t>
+      </w:r>
+    </w:p>
+    <w:tbl>
+      <w:tblPr>
+        <w:tblStyle w:val="TableGrid"/>
+        <w:tblW w:type="auto" w:w="0"/>
+        <w:tblLook w:firstColumn="1" w:firstRow="1" w:lastColumn="0" w:lastRow="0" w:noHBand="0" w:noVBand="1" w:val="04A0"/>
+      </w:tblPr>
+      <w:tblGrid>
+        <w:gridCol w:w="1662"/>
+        <w:gridCol w:w="1662"/>
+        <w:gridCol w:w="1662"/>
+        <w:gridCol w:w="1662"/>
+        <w:gridCol w:w="1662"/>
+        <w:gridCol w:w="1662"/>
+      </w:tblGrid>
+      <w:tr>
+        <w:tc>
+          <w:tcPr>
+            <w:tcW w:type="dxa" w:w="1662"/>
+            <w:shd w:fill="5B9BD5"/>
+          </w:tcPr>
+          <w:p>
+            <w:r>
+              <w:rPr>
+                <w:b/>
+                <w:color w:val="FFFFFF"/>
+                <w:sz w:val="16"/>
+              </w:rPr>
+              <w:t>Interview Key</w:t>
+            </w:r>
+          </w:p>
+        </w:tc>
+        <w:tc>
+          <w:tcPr>
+            <w:tcW w:type="dxa" w:w="1662"/>
+            <w:shd w:fill="5B9BD5"/>
+          </w:tcPr>
+          <w:p>
+            <w:r>
+              <w:rPr>
+                <w:b/>
+                <w:color w:val="FFFFFF"/>
+                <w:sz w:val="16"/>
+              </w:rPr>
+              <w:t>Interview ID</w:t>
+            </w:r>
+          </w:p>
+        </w:tc>
+        <w:tc>
+          <w:tcPr>
+            <w:tcW w:type="dxa" w:w="1662"/>
+            <w:shd w:fill="5B9BD5"/>
+          </w:tcPr>
+          <w:p>
+            <w:r>
+              <w:rPr>
+                <w:b/>
+                <w:color w:val="FFFFFF"/>
+                <w:sz w:val="16"/>
+              </w:rPr>
+              <w:t>ID Agent</w:t>
+            </w:r>
+          </w:p>
+        </w:tc>
+        <w:tc>
+          <w:tcPr>
+            <w:tcW w:type="dxa" w:w="1662"/>
+            <w:shd w:fill="5B9BD5"/>
+          </w:tcPr>
+          <w:p>
+            <w:r>
+              <w:rPr>
+                <w:b/>
+                <w:color w:val="FFFFFF"/>
+                <w:sz w:val="16"/>
+              </w:rPr>
+              <w:t>ID Equipe</w:t>
+            </w:r>
+          </w:p>
+        </w:tc>
+        <w:tc>
+          <w:tcPr>
+            <w:tcW w:type="dxa" w:w="1662"/>
+            <w:shd w:fill="5B9BD5"/>
+          </w:tcPr>
+          <w:p>
+            <w:r>
+              <w:rPr>
+                <w:b/>
+                <w:color w:val="FFFFFF"/>
+                <w:sz w:val="16"/>
+              </w:rPr>
+              <w:t>Agent</w:t>
+            </w:r>
+          </w:p>
+        </w:tc>
+        <w:tc>
+          <w:tcPr>
+            <w:tcW w:type="dxa" w:w="1662"/>
+            <w:shd w:fill="5B9BD5"/>
+          </w:tcPr>
+          <w:p>
+            <w:r>
+              <w:rPr>
+                <w:b/>
+                <w:color w:val="FFFFFF"/>
+                <w:sz w:val="16"/>
+              </w:rPr>
+              <w:t>Chef d'equipe</w:t>
+            </w:r>
+          </w:p>
+        </w:tc>
+      </w:tr>
+      <w:tr>
+        <w:tc>
+          <w:tcPr>
+            <w:tcW w:type="dxa" w:w="1662"/>
+          </w:tcPr>
+          <w:p>
+            <w:r>
+              <w:rPr>
+                <w:sz w:val="14"/>
+              </w:rPr>
+              <w:t>95-41-51-03</w:t>
+            </w:r>
+          </w:p>
+        </w:tc>
+        <w:tc>
+          <w:tcPr>
+            <w:tcW w:type="dxa" w:w="1662"/>
+          </w:tcPr>
+          <w:p>
+            <w:r>
+              <w:rPr>
+                <w:sz w:val="14"/>
+              </w:rPr>
+              <w:t>14e03ddc1261459cbae61264ebf10e67</w:t>
+            </w:r>
+          </w:p>
+        </w:tc>
+        <w:tc>
+          <w:tcPr>
+            <w:tcW w:type="dxa" w:w="1662"/>
+          </w:tcPr>
+          <w:p>
+            <w:r>
+              <w:rPr>
+                <w:sz w:val="14"/>
+              </w:rPr>
+              <w:t>EQ37_enq2</w:t>
+            </w:r>
+          </w:p>
+        </w:tc>
+        <w:tc>
+          <w:tcPr>
+            <w:tcW w:type="dxa" w:w="1662"/>
+          </w:tcPr>
+          <w:p>
+            <w:r>
+              <w:rPr>
+                <w:sz w:val="14"/>
+              </w:rPr>
+              <w:t>Equipe37</w:t>
+            </w:r>
+          </w:p>
+        </w:tc>
+        <w:tc>
+          <w:tcPr>
+            <w:tcW w:type="dxa" w:w="1662"/>
+          </w:tcPr>
+          <w:p>
+            <w:r>
+              <w:rPr>
+                <w:sz w:val="14"/>
+              </w:rPr>
+              <w:t>Alassane Henry DIEDHIOU</w:t>
+            </w:r>
+          </w:p>
+        </w:tc>
+        <w:tc>
+          <w:tcPr>
+            <w:tcW w:type="dxa" w:w="1662"/>
+          </w:tcPr>
+          <w:p>
+            <w:r>
+              <w:rPr>
+                <w:sz w:val="14"/>
+              </w:rPr>
+              <w:t>Seynabou BADJI</w:t>
+            </w:r>
+          </w:p>
+        </w:tc>
+      </w:tr>
+    </w:tbl>
+    <w:p/>
+    <w:tbl>
+      <w:tblPr>
+        <w:tblStyle w:val="TableGrid"/>
+        <w:tblW w:type="auto" w:w="0"/>
+        <w:tblLook w:firstColumn="1" w:firstRow="1" w:lastColumn="0" w:lastRow="0" w:noHBand="0" w:noVBand="1" w:val="04A0"/>
+      </w:tblPr>
+      <w:tblGrid>
+        <w:gridCol w:w="3324"/>
+        <w:gridCol w:w="3324"/>
+        <w:gridCol w:w="3324"/>
+      </w:tblGrid>
+      <w:tr>
+        <w:tc>
+          <w:tcPr>
+            <w:tcW w:type="dxa" w:w="3324"/>
+            <w:shd w:fill="70AD47"/>
+          </w:tcPr>
+          <w:p>
+            <w:r>
+              <w:rPr>
+                <w:b/>
+                <w:color w:val="FFFFFF"/>
+                <w:sz w:val="18"/>
+              </w:rPr>
+              <w:t>Chef de Menage</w:t>
+            </w:r>
+          </w:p>
+        </w:tc>
+        <w:tc>
+          <w:tcPr>
+            <w:tcW w:type="dxa" w:w="3324"/>
+            <w:shd w:fill="70AD47"/>
+          </w:tcPr>
+          <w:p>
+            <w:r>
+              <w:rPr>
+                <w:b/>
+                <w:color w:val="FFFFFF"/>
+                <w:sz w:val="18"/>
+              </w:rPr>
+              <w:t>Quartier/Village (s00q05)</w:t>
+            </w:r>
+          </w:p>
+        </w:tc>
+        <w:tc>
+          <w:tcPr>
+            <w:tcW w:type="dxa" w:w="3324"/>
+            <w:shd w:fill="70AD47"/>
+          </w:tcPr>
+          <w:p>
+            <w:r>
+              <w:rPr>
+                <w:b/>
+                <w:color w:val="FFFFFF"/>
+                <w:sz w:val="18"/>
+              </w:rPr>
+              <w:t>Localisation GPS</w:t>
+            </w:r>
+          </w:p>
+        </w:tc>
+      </w:tr>
+      <w:tr>
+        <w:tc>
+          <w:tcPr>
+            <w:tcW w:type="dxa" w:w="3324"/>
+          </w:tcPr>
+          <w:p>
+            <w:r>
+              <w:rPr>
+                <w:sz w:val="18"/>
+              </w:rPr>
+              <w:t>BINTA SONKO</w:t>
+            </w:r>
+          </w:p>
+        </w:tc>
+        <w:tc>
+          <w:tcPr>
+            <w:tcW w:type="dxa" w:w="3324"/>
+          </w:tcPr>
+          <w:p>
+            <w:r>
+              <w:rPr>
+                <w:sz w:val="18"/>
+              </w:rPr>
+              <w:t>N/A</w:t>
+            </w:r>
+          </w:p>
+        </w:tc>
+        <w:tc>
+          <w:tcPr>
+            <w:tcW w:type="dxa" w:w="3324"/>
+          </w:tcPr>
+          <w:p>
+            <w:r/>
             <w:hyperlink r:id="rId9">
               <w:r>
                 <w:rPr>
@@ -860,7 +2913,7 @@
           <w:color w:val="4672C4"/>
           <w:sz w:val="22"/>
         </w:rPr>
-        <w:t>&gt;&gt; Section2 - Education</w:t>
+        <w:t>&gt;&gt; Section1 - Caracteristiques des membres</w:t>
       </w:r>
     </w:p>
     <w:p>
@@ -871,21 +2924,7 @@
         <w:rPr>
           <w:sz w:val="20"/>
         </w:rPr>
-        <w:t xml:space="preserve">- Peu probable! El hadji mane  n'arrive pas  à comprendre un petit texte lu dans une langue locale (s02q03). Veuillez corriger ou donner des explications au QG. </w:t>
-        <w:br/>
-        <w:t xml:space="preserve">- Peu probable! aminata sonko  n'arrive pas  à comprendre un petit texte lu dans une langue locale (s02q03). Veuillez corriger ou donner des explications au QG. Attention ! Le frais de scolarité (500 Fcfa) de aminata sonko en 5ème année de Primaire est relativement faible par rapport aux autres frais de scolarités observés dans cette zone. Prière de corriger ou de confirmer avec le QG. </w:t>
-        <w:br/>
-        <w:t xml:space="preserve">- Peu probable! babacar dieme  n'arrive pas  à comprendre un petit texte lu dans une langue locale (s02q03). Veuillez corriger ou donner des explications au QG. </w:t>
-        <w:br/>
-        <w:t xml:space="preserve">- Peu probable! mariama sane  n'arrive pas  à comprendre un petit texte lu dans une langue locale (s02q03). Veuillez corriger ou donner des explications au QG. </w:t>
-        <w:br/>
-        <w:t xml:space="preserve">- Peu probable! rachid sonko  n'arrive pas  à comprendre un petit texte lu dans une langue locale (s02q03). Veuillez corriger ou donner des explications au QG. </w:t>
-        <w:br/>
-        <w:t xml:space="preserve">- Peu probable! safietou bodian  n'arrive pas  à comprendre un petit texte lu dans une langue locale (s02q03). Veuillez corriger ou donner des explications au QG. </w:t>
-        <w:br/>
-        <w:t xml:space="preserve">- Peu probable! sarata sonko  n'arrive pas  à comprendre un petit texte lu dans une langue locale (s02q03). Veuillez corriger ou donner des explications au QG. Attention ! Le frais de scolarité (500 Fcfa) de sarata sonko en 4ème année de Primaire est relativement faible par rapport aux autres frais de scolarités observés dans cette zone. Prière de corriger ou de confirmer avec le QG. </w:t>
-        <w:br/>
-        <w:t>- Peu probable! sidy sonko  n'arrive pas  à comprendre un petit texte lu dans une langue locale (s02q03). Veuillez corriger ou donner des explications au QG.</w:t>
+        <w:t>- Avertissement!!!  Amy Régina Diémé  ne possède pas le téléphone android, n'utilise régulièrement pas un téléphone appartenant à une autre personne mais a accès à l'internet, merci de confirmer cette information avec le QG.</w:t>
       </w:r>
     </w:p>
     <w:p>
@@ -895,7 +2934,7 @@
           <w:color w:val="4672C4"/>
           <w:sz w:val="22"/>
         </w:rPr>
-        <w:t>&gt;&gt; Section4b - Emploi - Activite principale</w:t>
+        <w:t>&gt;&gt; Section2 - Education</w:t>
       </w:r>
     </w:p>
     <w:p>
@@ -906,7 +2945,17 @@
         <w:rPr>
           <w:sz w:val="20"/>
         </w:rPr>
-        <w:t>- Avertissementmariama sane  travaille mais les questions relatives à son emploi principal ne sont pas renseignées à 100%, prière de les renseigner. Vous avez sélectionné l'option 'Ne sait pas' pour la catégorie socioprofessionnelle de mariama sane ou vous ne l'avez pas renseigné. prière de corriger.</w:t>
+        <w:t xml:space="preserve">- Peu probable! Abdou Sonko  n'arrive pas  à comprendre un petit texte lu dans une langue locale (s02q03). Veuillez corriger ou donner des explications au QG. La filière de Abdou Sonko est Seconde L et semble exister dans les modalités, prière de prendre attache avec le QG pour plus d'explication afin de la classer bien. Attention ! Le frais de scolarité (7000 Fcfa) de Abdou Sonko en 1ére année de Secondaire 2 Général est relativement élevé par rapport aux autres frais de scolarités observés dans cette zone. Prière de corriger ou de confirmer avec le QG. </w:t>
+        <w:br/>
+        <w:t xml:space="preserve">- Peu probable! Adama Mane  n'arrive pas  à comprendre un petit texte lu dans une langue locale (s02q03). Veuillez corriger ou donner des explications au QG. La filière de Adama Mane est Seconde L et semble exister dans les modalités, prière de prendre attache avec le QG pour plus d'explication afin de la classer bien. Attention ! Le frais de scolarité (6000 Fcfa) de Adama Mane en 1ére année de Secondaire 2 Général est relativement élevé par rapport aux autres frais de scolarités observés dans cette zone. Prière de corriger ou de confirmer avec le QG. </w:t>
+        <w:br/>
+        <w:t xml:space="preserve">- Peu probable! Amy Régina Diémé  n'arrive pas  à comprendre un petit texte lu dans une langue locale (s02q03). Veuillez corriger ou donner des explications au QG. </w:t>
+        <w:br/>
+        <w:t xml:space="preserve">- Peu probable! Binta Sonko  n'arrive pas  à comprendre un petit texte lu dans une langue locale (s02q03). Veuillez corriger ou donner des explications au QG. Peu probable! Binta Sonko  ne sait ni lire, ni écrire, ni comprendre dans aucune des langues  (s02q01,s02q02,s02q03). Veuillez corriger ou donner des explications au QG. </w:t>
+        <w:br/>
+        <w:t xml:space="preserve">- Peu probable! Mariama Bodian  n'arrive pas  à comprendre un petit texte lu dans une langue locale (s02q03). Veuillez corriger ou donner des explications au QG. La filière de Mariama Bodian est Terminal L et semble exister dans les modalités, prière de prendre attache avec le QG pour plus d'explication afin de la classer bien. </w:t>
+        <w:br/>
+        <w:t>- Peu probable! Yaya Sonko  n'arrive pas  à comprendre un petit texte lu dans une langue locale (s02q03). Veuillez corriger ou donner des explications au QG.</w:t>
       </w:r>
     </w:p>
     <w:p>
@@ -927,7 +2976,28 @@
         <w:rPr>
           <w:sz w:val="20"/>
         </w:rPr>
-        <w:t>- Le ménage a consommé Ail mais les informations sur la quantité, l'unité ou la taille ne sont pas renseignées.Prière de renseigner. Le ménage a consommé Arachides décortiquées mais les informations sur la quantité, l'unité ou la taille ne sont pas renseignées.Prière de renseigner. Le ménage a consommé Aubergine sauvage  mais les informations sur la quantité, l'unité ou la taille ne sont pas renseignées.Prière de renseigner. Le ménage a consommé Autres farines de céréales mais les informations sur la quantité, l'unité ou la taille ne sont pas renseignées.Prière de renseigner. Le ménage a consommé Autres huiles alimentaires n.d.a. (maïs, palmiste, tournesol, coco, lait de vache, etc.) mais les informations sur la quantité, l'unité ou la taille ne sont pas renseignées.Prière de renseigner. Le ménage a consommé Autres tisanes et infusions n.d.a. (quinqueliba, citronnelle, etc.) mais les informations sur la quantité, l'unité ou la taille ne sont pas renseignées.Prière de renseigner. Le ménage a consommé Carotte mais les informations sur la quantité, l'unité ou la taille ne sont pas renseignées.Prière de renseigner. Le ménage a consommé Choux mais les informations sur la quantité, l'unité ou la taille ne sont pas renseignées.Prière de renseigner. Le ménage a consommé Citron mais les informations sur la quantité, l'unité ou la taille ne sont pas renseignées.Prière de renseigner. Le ménage a consommé Cube alimentaire (Maggi, Jumbo, ) mais les informations sur la quantité, l'unité ou la taille ne sont pas renseignées.Prière de renseigner. Le ménage a consommé Escargots mais les informations sur la quantité, l'unité ou la taille ne sont pas renseignées.Prière de renseigner. Le ménage a consommé Gombo frais mais les informations sur la quantité, l'unité ou la taille ne sont pas renseignées.Prière de renseigner. Le ménage a consommé Lait caillé mais les informations sur la quantité, l'unité ou la taille ne sont pas renseignées.Prière de renseigner. Le ménage a consommé Lait concentré non-sucré mais les informations sur la quantité, l'unité ou la taille ne sont pas renseignées.Prière de renseigner. Le ménage a consommé Lait frais de vache mais les informations sur la quantité, l'unité ou la taille ne sont pas renseignées.Prière de renseigner. Le ménage a consommé Manioc en tubercules mais les informations sur la quantité, l'unité ou la taille ne sont pas renseignées.Prière de renseigner. Le ménage a consommé Mil mais les informations sur la quantité, l'unité ou la taille ne sont pas renseignées.Prière de renseigner. Le ménage a consommé Moutarde mais les informations sur la quantité, l'unité ou la taille ne sont pas renseignées.Prière de renseigner. Le ménage a consommé Oignon frais mais les informations sur la quantité, l'unité ou la taille ne sont pas renseignées.Prière de renseigner. Le ménage a consommé Orange  mais les informations sur la quantité, l'unité ou la taille ne sont pas renseignées.Prière de renseigner. Le ménage a consommé Pamplemousse  mais les informations sur la quantité, l'unité ou la taille ne sont pas renseignées.Prière de renseigner. Le ménage a consommé Papaye mais les informations sur la quantité, l'unité ou la taille ne sont pas renseignées.Prière de renseigner. Le ménage a consommé Piment frais mais les informations sur la quantité, l'unité ou la taille ne sont pas renseignées.Prière de renseigner. Le ménage a consommé Poireau mais les informations sur la quantité, l'unité ou la taille ne sont pas renseignées.Prière de renseigner. Le ménage a consommé Poisson de mer séché (yayeboye) mais les informations sur la quantité, l'unité ou la taille ne sont pas renseignées.Prière de renseigner. Le ménage a consommé Poisson frais type 11 mais les informations sur la quantité, l'unité ou la taille ne sont pas renseignées.Prière de renseigner. Le ménage a consommé Poivre mais les informations sur la quantité, l'unité ou la taille ne sont pas renseignées.Prière de renseigner. Le ménage a consommé Poivron frais mais les informations sur la quantité, l'unité ou la taille ne sont pas renseignées.Prière de renseigner. Le ménage a consommé Riz importé parfumé mais les informations sur la quantité, l'unité ou la taille ne sont pas renseignées.Prière de renseigner. Le ménage a consommé Sel mais les informations sur la quantité, l'unité ou la taille ne sont pas renseignées.Prière de renseigner. Difficile de consommer le Sel en   prière de verifier. Le ménage a consommé Soumbala (moutarde africaine) mais les informations sur la quantité, l'unité ou la taille ne sont pas renseignées.Prière de renseigner. Le ménage a consommé Sucre en poudre  mais les informations sur la quantité, l'unité ou la taille ne sont pas renseignées.Prière de renseigner. Le ménage a consommé Thé en sachet mais les informations sur la quantité, l'unité ou la taille ne sont pas renseignées.Prière de renseigner. Avertissement!!! Le ménage a consommé .a   de Thé en sachet, cette quantité semble anormale pour une consommation des 7 derniers jours.Les ménages consomment géneralement en sachet ou en paquet, prière de corriger ou de confirmer avec le QG. Le ménage a consommé Tomate fraîche mais les informations sur la quantité, l'unité ou la taille ne sont pas renseignées.Prière de renseigner. Le ménage a consommé Viande de bœuf: filet, faux-filet mais les informations sur la quantité, l'unité ou la taille ne sont pas renseignées.Prière de renseigner. Le ménage a consommé Vinaigre de vin mais les informations sur la quantité, l'unité ou la taille ne sont pas renseignées.Prière de renseigner.</w:t>
+        <w:t>- La dernière fois que vous avez acheté Aubergine   est Tablier et semble exister dans les modalités, prière de prendre attache avec le QG pour plus d'explication afin de la classer bien.  La dernière fois que vous avez acheté Aubergine sauvage  est Tablier et semble exister dans les modalités, prière de prendre attache avec le QG pour plus d'explication afin de la classer bien.  La dernière fois que vous avez acheté Patate douce est Tablier et semble exister dans les modalités, prière de prendre attache avec le QG pour plus d'explication afin de la classer bien.  La dernière fois que vous avez acheté Piment frais est Tablier et semble exister dans les modalités, prière de prendre attache avec le QG pour plus d'explication afin de la classer bien.  La dernière fois que vous avez acheté Poireau est Tablier et semble exister dans les modalités, prière de prendre attache avec le QG pour plus d'explication afin de la classer bien.  La dernière fois que vous avez acheté Poivron frais est 300 et semble exister dans les modalités, prière de prendre attache avec le QG pour plus d'explication afin de la classer bien. Attention ! Le prix unitaire d'achat (200 Fcfa) de Tomate fraîche en Tas (Petit) est relativement élevé par rapport aux autres prix observés dans cette zone. Prière de corriger ou de confirmer avec le QG.  La dernière fois que vous avez acheté Tomate fraîche est Tablier et semble exister dans les modalités, prière de prendre attache avec le QG pour plus d'explication afin de la classer bien. Attention ! Le prix unitaire d'achat (400 Fcfa) de Sucre en poudre  en Kg (taille unique) est relativement faible par rapport aux autres prix observés dans cette zone. Prière de corriger ou de confirmer avec le QG. Attention ! Le prix unitaire d'achat (500 Fcfa) de Vinaigre de vin en Verre ( à thé) (taille unique) est relativement élevé par rapport aux autres prix observés dans cette zone. Prière de corriger ou de confirmer avec le QG. Attention ! Le prix unitaire d'achat (600 Fcfa) de Autres huiles alimentaires n.d.a. (maïs, palmiste, tournesol, coco, lait de vache, etc.) en Litre (taille unique) est relativement faible par rapport aux autres prix observés dans cette zone. Prière de corriger ou de confirmer avec le QG. Avertissement!!! Le ménage a consommé 7 Paquet Petit de Thé en sachet, cette quantité semble anormale pour une consommation des 7 derniers jours.Prière de corriger ou de confirmer avec le QG. Avertissement!! le prix unitaire (100 Fcfa) de Thé en sachet (unité: Paquet) de taille Petit est très faible ou élevé. Prière de corriger ou de confirmer avec le QG. Incohérence!! Dans ce ménage, chaque individus consomme par jour 66.18857 Kg  de cereale; Prière de revoir les quantités prises de ces produits.</w:t>
+      </w:r>
+    </w:p>
+    <w:p>
+      <w:r>
+        <w:rPr>
+          <w:b/>
+          <w:color w:val="4672C4"/>
+          <w:sz w:val="22"/>
+        </w:rPr>
+        <w:t>&gt;&gt; Section9a - Depenses de fetes et ceremonies</w:t>
+      </w:r>
+    </w:p>
+    <w:p>
+      <w:pPr>
+        <w:ind w:left="283"/>
+      </w:pPr>
+      <w:r>
+        <w:rPr>
+          <w:sz w:val="20"/>
+        </w:rPr>
+        <w:t>- La somme des dépenses pour Nouvel an 2025  pour ce ménage semble  faible, merci de regarder les montants pris dans les questions s09Aq03 s09Aq04 s09Aq05 s09Aq06 s09Aq07 et corriger.</w:t>
       </w:r>
     </w:p>
     <w:p>
@@ -969,28 +3039,7 @@
         <w:rPr>
           <w:sz w:val="20"/>
         </w:rPr>
-        <w:t>- La dernière fois que vous avez acheté Bois de chauffe ramassé/coupé (estimer la valeur) est forêt et semble exister dans les modalités, prière de prendre attache avec le QG pour plus d'explication afin de la classer bien.</w:t>
-      </w:r>
-    </w:p>
-    <w:p>
-      <w:r>
-        <w:rPr>
-          <w:b/>
-          <w:color w:val="4672C4"/>
-          <w:sz w:val="22"/>
-        </w:rPr>
-        <w:t>&gt;&gt; Section9d - Depenses non-alimentaires - 3 mois</w:t>
-      </w:r>
-    </w:p>
-    <w:p>
-      <w:pPr>
-        <w:ind w:left="283"/>
-      </w:pPr>
-      <w:r>
-        <w:rPr>
-          <w:sz w:val="20"/>
-        </w:rPr>
-        <w:t>- Peu plausible! le montant de la dépense pour Frais de livraison d'un achat, non inclus dans le prix d'acquisition semble trop faible. Veuillez, s'il vous plaît, confirmer cette information avec le QG ou la corriger.</w:t>
+        <w:t>- La dernière fois que vous avez acheté Bois de chauffe ramassé/coupé (estimer la valeur) est Ramassage et semble exister dans les modalités, prière de prendre attache avec le QG pour plus d'explication afin de la classer bien.</w:t>
       </w:r>
     </w:p>
     <w:p>
@@ -1011,7 +3060,7 @@
         <w:rPr>
           <w:sz w:val="20"/>
         </w:rPr>
-        <w:t>- La section 10a du ménage de SIDY SONKO n'est pas totalement renseigné ou n'a pas commencé, prière de renseigner toutes les questions de la section 10 avant d'entamer la section 10b</w:t>
+        <w:t>- Avertissement!!! Le ménage de BINTA SONKO a comme taille 6 personnes dont ils vivent à ZIGUINCHOR Rural et aucune d'entre ne possède une entreprise non agricole, prière de revoir cette partie de la section 10 de ce menage.</w:t>
       </w:r>
     </w:p>
     <w:p>
@@ -1032,7 +3081,529 @@
         <w:rPr>
           <w:sz w:val="20"/>
         </w:rPr>
-        <w:t>- En cas de coupure de courant du réseau, la source d’énergie que le ménage utilise est bougie et semble exister dans les modalités, prière de prendre attache avec le QG pour plus d'explication afin de la classer bien.</w:t>
+        <w:t>- Le nombre de pièces occupés est superieur aux nombre de personne vivant dans le ménage.</w:t>
+      </w:r>
+    </w:p>
+    <w:p>
+      <w:r>
+        <w:rPr>
+          <w:b/>
+          <w:color w:val="4672C4"/>
+          <w:sz w:val="22"/>
+        </w:rPr>
+        <w:t>&gt;&gt; Section12 - Actifs du menage</w:t>
+      </w:r>
+    </w:p>
+    <w:p>
+      <w:pPr>
+        <w:ind w:left="283"/>
+      </w:pPr>
+      <w:r>
+        <w:rPr>
+          <w:sz w:val="20"/>
+        </w:rPr>
+        <w:t>- Le prix de revente de l'article  Fer à repasser à charbon ne doit pas être égal 0 même si le ménage l'a reçu en cadeau prière de leurs aider à faire une estimations.</w:t>
+      </w:r>
+    </w:p>
+    <w:p>
+      <w:r>
+        <w:rPr>
+          <w:b/>
+          <w:color w:val="4672C4"/>
+          <w:sz w:val="22"/>
+        </w:rPr>
+        <w:t>&gt;&gt; Section16a - Champs et parcelles</w:t>
+      </w:r>
+    </w:p>
+    <w:p>
+      <w:pPr>
+        <w:ind w:left="283"/>
+      </w:pPr>
+      <w:r>
+        <w:rPr>
+          <w:sz w:val="20"/>
+        </w:rPr>
+        <w:t>- La section 16 du ménage de BINTA SONKO n'est pas renseigné, prière de renseigner.</w:t>
+      </w:r>
+    </w:p>
+    <w:p>
+      <w:r>
+        <w:t>________________________________________________________________________________</w:t>
+      </w:r>
+    </w:p>
+    <w:p>
+      <w:pPr>
+        <w:pStyle w:val="Heading2"/>
+      </w:pPr>
+      <w:r>
+        <w:t>Menage 6</w:t>
+      </w:r>
+    </w:p>
+    <w:tbl>
+      <w:tblPr>
+        <w:tblStyle w:val="TableGrid"/>
+        <w:tblW w:type="auto" w:w="0"/>
+        <w:tblLook w:firstColumn="1" w:firstRow="1" w:lastColumn="0" w:lastRow="0" w:noHBand="0" w:noVBand="1" w:val="04A0"/>
+      </w:tblPr>
+      <w:tblGrid>
+        <w:gridCol w:w="1662"/>
+        <w:gridCol w:w="1662"/>
+        <w:gridCol w:w="1662"/>
+        <w:gridCol w:w="1662"/>
+        <w:gridCol w:w="1662"/>
+        <w:gridCol w:w="1662"/>
+      </w:tblGrid>
+      <w:tr>
+        <w:tc>
+          <w:tcPr>
+            <w:tcW w:type="dxa" w:w="1662"/>
+            <w:shd w:fill="5B9BD5"/>
+          </w:tcPr>
+          <w:p>
+            <w:r>
+              <w:rPr>
+                <w:b/>
+                <w:color w:val="FFFFFF"/>
+                <w:sz w:val="16"/>
+              </w:rPr>
+              <w:t>Interview Key</w:t>
+            </w:r>
+          </w:p>
+        </w:tc>
+        <w:tc>
+          <w:tcPr>
+            <w:tcW w:type="dxa" w:w="1662"/>
+            <w:shd w:fill="5B9BD5"/>
+          </w:tcPr>
+          <w:p>
+            <w:r>
+              <w:rPr>
+                <w:b/>
+                <w:color w:val="FFFFFF"/>
+                <w:sz w:val="16"/>
+              </w:rPr>
+              <w:t>Interview ID</w:t>
+            </w:r>
+          </w:p>
+        </w:tc>
+        <w:tc>
+          <w:tcPr>
+            <w:tcW w:type="dxa" w:w="1662"/>
+            <w:shd w:fill="5B9BD5"/>
+          </w:tcPr>
+          <w:p>
+            <w:r>
+              <w:rPr>
+                <w:b/>
+                <w:color w:val="FFFFFF"/>
+                <w:sz w:val="16"/>
+              </w:rPr>
+              <w:t>ID Agent</w:t>
+            </w:r>
+          </w:p>
+        </w:tc>
+        <w:tc>
+          <w:tcPr>
+            <w:tcW w:type="dxa" w:w="1662"/>
+            <w:shd w:fill="5B9BD5"/>
+          </w:tcPr>
+          <w:p>
+            <w:r>
+              <w:rPr>
+                <w:b/>
+                <w:color w:val="FFFFFF"/>
+                <w:sz w:val="16"/>
+              </w:rPr>
+              <w:t>ID Equipe</w:t>
+            </w:r>
+          </w:p>
+        </w:tc>
+        <w:tc>
+          <w:tcPr>
+            <w:tcW w:type="dxa" w:w="1662"/>
+            <w:shd w:fill="5B9BD5"/>
+          </w:tcPr>
+          <w:p>
+            <w:r>
+              <w:rPr>
+                <w:b/>
+                <w:color w:val="FFFFFF"/>
+                <w:sz w:val="16"/>
+              </w:rPr>
+              <w:t>Agent</w:t>
+            </w:r>
+          </w:p>
+        </w:tc>
+        <w:tc>
+          <w:tcPr>
+            <w:tcW w:type="dxa" w:w="1662"/>
+            <w:shd w:fill="5B9BD5"/>
+          </w:tcPr>
+          <w:p>
+            <w:r>
+              <w:rPr>
+                <w:b/>
+                <w:color w:val="FFFFFF"/>
+                <w:sz w:val="16"/>
+              </w:rPr>
+              <w:t>Chef d'equipe</w:t>
+            </w:r>
+          </w:p>
+        </w:tc>
+      </w:tr>
+      <w:tr>
+        <w:tc>
+          <w:tcPr>
+            <w:tcW w:type="dxa" w:w="1662"/>
+          </w:tcPr>
+          <w:p>
+            <w:r>
+              <w:rPr>
+                <w:sz w:val="14"/>
+              </w:rPr>
+              <w:t>09-69-59-99</w:t>
+            </w:r>
+          </w:p>
+        </w:tc>
+        <w:tc>
+          <w:tcPr>
+            <w:tcW w:type="dxa" w:w="1662"/>
+          </w:tcPr>
+          <w:p>
+            <w:r>
+              <w:rPr>
+                <w:sz w:val="14"/>
+              </w:rPr>
+              <w:t>32166136a9d240639b3eae76f7f316e3</w:t>
+            </w:r>
+          </w:p>
+        </w:tc>
+        <w:tc>
+          <w:tcPr>
+            <w:tcW w:type="dxa" w:w="1662"/>
+          </w:tcPr>
+          <w:p>
+            <w:r>
+              <w:rPr>
+                <w:sz w:val="14"/>
+              </w:rPr>
+              <w:t>EQ37_enq2</w:t>
+            </w:r>
+          </w:p>
+        </w:tc>
+        <w:tc>
+          <w:tcPr>
+            <w:tcW w:type="dxa" w:w="1662"/>
+          </w:tcPr>
+          <w:p>
+            <w:r>
+              <w:rPr>
+                <w:sz w:val="14"/>
+              </w:rPr>
+              <w:t>Equipe37</w:t>
+            </w:r>
+          </w:p>
+        </w:tc>
+        <w:tc>
+          <w:tcPr>
+            <w:tcW w:type="dxa" w:w="1662"/>
+          </w:tcPr>
+          <w:p>
+            <w:r>
+              <w:rPr>
+                <w:sz w:val="14"/>
+              </w:rPr>
+              <w:t>Alassane Henry DIEDHIOU</w:t>
+            </w:r>
+          </w:p>
+        </w:tc>
+        <w:tc>
+          <w:tcPr>
+            <w:tcW w:type="dxa" w:w="1662"/>
+          </w:tcPr>
+          <w:p>
+            <w:r>
+              <w:rPr>
+                <w:sz w:val="14"/>
+              </w:rPr>
+              <w:t>Seynabou BADJI</w:t>
+            </w:r>
+          </w:p>
+        </w:tc>
+      </w:tr>
+    </w:tbl>
+    <w:p/>
+    <w:tbl>
+      <w:tblPr>
+        <w:tblStyle w:val="TableGrid"/>
+        <w:tblW w:type="auto" w:w="0"/>
+        <w:tblLook w:firstColumn="1" w:firstRow="1" w:lastColumn="0" w:lastRow="0" w:noHBand="0" w:noVBand="1" w:val="04A0"/>
+      </w:tblPr>
+      <w:tblGrid>
+        <w:gridCol w:w="3324"/>
+        <w:gridCol w:w="3324"/>
+        <w:gridCol w:w="3324"/>
+      </w:tblGrid>
+      <w:tr>
+        <w:tc>
+          <w:tcPr>
+            <w:tcW w:type="dxa" w:w="3324"/>
+            <w:shd w:fill="70AD47"/>
+          </w:tcPr>
+          <w:p>
+            <w:r>
+              <w:rPr>
+                <w:b/>
+                <w:color w:val="FFFFFF"/>
+                <w:sz w:val="18"/>
+              </w:rPr>
+              <w:t>Chef de Menage</w:t>
+            </w:r>
+          </w:p>
+        </w:tc>
+        <w:tc>
+          <w:tcPr>
+            <w:tcW w:type="dxa" w:w="3324"/>
+            <w:shd w:fill="70AD47"/>
+          </w:tcPr>
+          <w:p>
+            <w:r>
+              <w:rPr>
+                <w:b/>
+                <w:color w:val="FFFFFF"/>
+                <w:sz w:val="18"/>
+              </w:rPr>
+              <w:t>Quartier/Village (s00q05)</w:t>
+            </w:r>
+          </w:p>
+        </w:tc>
+        <w:tc>
+          <w:tcPr>
+            <w:tcW w:type="dxa" w:w="3324"/>
+            <w:shd w:fill="70AD47"/>
+          </w:tcPr>
+          <w:p>
+            <w:r>
+              <w:rPr>
+                <w:b/>
+                <w:color w:val="FFFFFF"/>
+                <w:sz w:val="18"/>
+              </w:rPr>
+              <w:t>Localisation GPS</w:t>
+            </w:r>
+          </w:p>
+        </w:tc>
+      </w:tr>
+      <w:tr>
+        <w:tc>
+          <w:tcPr>
+            <w:tcW w:type="dxa" w:w="3324"/>
+          </w:tcPr>
+          <w:p>
+            <w:r>
+              <w:rPr>
+                <w:sz w:val="18"/>
+              </w:rPr>
+              <w:t>ABOUBACAR SONKO</w:t>
+            </w:r>
+          </w:p>
+        </w:tc>
+        <w:tc>
+          <w:tcPr>
+            <w:tcW w:type="dxa" w:w="3324"/>
+          </w:tcPr>
+          <w:p>
+            <w:r>
+              <w:rPr>
+                <w:sz w:val="18"/>
+              </w:rPr>
+              <w:t>N/A</w:t>
+            </w:r>
+          </w:p>
+        </w:tc>
+        <w:tc>
+          <w:tcPr>
+            <w:tcW w:type="dxa" w:w="3324"/>
+          </w:tcPr>
+          <w:p>
+            <w:r/>
+            <w:hyperlink r:id="rId9">
+              <w:r>
+                <w:rPr>
+                  <w:color w:val="0563C1"/>
+                  <w:u w:val="single"/>
+                </w:rPr>
+                <w:t>DJINAKY</w:t>
+              </w:r>
+            </w:hyperlink>
+          </w:p>
+        </w:tc>
+      </w:tr>
+    </w:tbl>
+    <w:p/>
+    <w:p>
+      <w:r>
+        <w:rPr>
+          <w:b/>
+          <w:color w:val="4672C4"/>
+          <w:sz w:val="22"/>
+        </w:rPr>
+        <w:t>&gt;&gt; Section0 - Identification et renseignements de controle</w:t>
+      </w:r>
+    </w:p>
+    <w:p>
+      <w:pPr>
+        <w:ind w:left="283"/>
+      </w:pPr>
+      <w:r>
+        <w:rPr>
+          <w:sz w:val="20"/>
+        </w:rPr>
+        <w:t>- Il est obligatoire de prendre les coordonnées Gps avant d'administrer le questionnaire. Prière de prendre les coordonnées GPS.</w:t>
+      </w:r>
+    </w:p>
+    <w:p>
+      <w:r>
+        <w:rPr>
+          <w:b/>
+          <w:color w:val="4672C4"/>
+          <w:sz w:val="22"/>
+        </w:rPr>
+        <w:t>&gt;&gt; Section2 - Education</w:t>
+      </w:r>
+    </w:p>
+    <w:p>
+      <w:pPr>
+        <w:ind w:left="283"/>
+      </w:pPr>
+      <w:r>
+        <w:rPr>
+          <w:sz w:val="20"/>
+        </w:rPr>
+        <w:t xml:space="preserve">- Peu probable! Aboubacar Sonko  n'arrive pas  à comprendre un petit texte lu dans une langue locale (s02q03). Veuillez corriger ou donner des explications au QG. </w:t>
+        <w:br/>
+        <w:t xml:space="preserve">- Peu probable! Bassirou Badji  n'arrive pas  à comprendre un petit texte lu dans une langue locale (s02q03). Veuillez corriger ou donner des explications au QG. Avertissement!!! L'âge de Bassirou Badji avec son niveau d'étude ( Secondaire général ou technique) semble incoherent, veuillez confirmer cette information avec le QG ou corriger l'incohérence. La filière de Bassirou Badji est première L et semble exister dans les modalités, prière de prendre attache avec le QG pour plus d'explication afin de la classer bien. </w:t>
+        <w:br/>
+        <w:t xml:space="preserve">- Peu probable! Diariatou Sonko  n'arrive pas  à comprendre un petit texte lu dans une langue locale (s02q03). Veuillez corriger ou donner des explications au QG. </w:t>
+        <w:br/>
+        <w:t xml:space="preserve">- Peu probable! Famara Sane  n'arrive pas  à comprendre un petit texte lu dans une langue locale (s02q03). Veuillez corriger ou donner des explications au QG. La filière de Famara Sane est Première L et semble exister dans les modalités, prière de prendre attache avec le QG pour plus d'explication afin de la classer bien. </w:t>
+        <w:br/>
+        <w:t xml:space="preserve">- Peu probable! Fatou Sonko  n'arrive pas  à comprendre un petit texte lu dans une langue locale (s02q03). Veuillez corriger ou donner des explications au QG. Peu probable! Fatou Sonko  ne sait ni lire, ni écrire, ni comprendre dans aucune des langues  (s02q01,s02q02,s02q03). Veuillez corriger ou donner des explications au QG. </w:t>
+        <w:br/>
+        <w:t xml:space="preserve">- Peu probable! Khadidiatou sonko  n'arrive pas  à comprendre un petit texte lu dans une langue locale (s02q03). Veuillez corriger ou donner des explications au QG. </w:t>
+        <w:br/>
+        <w:t xml:space="preserve">- Peu probable! Maïmouna Goudiaby  n'arrive pas  à comprendre un petit texte lu dans une langue locale (s02q03). Veuillez corriger ou donner des explications au QG. </w:t>
+        <w:br/>
+        <w:t xml:space="preserve">- Peu probable! Mouhamed Sonko  n'arrive pas  à comprendre un petit texte lu dans une langue locale (s02q03). Veuillez corriger ou donner des explications au QG. Le montant des frais pour les cahiers et autres matériels scolaires pour l'année scolaire de Mouhamed Sonko est de 0 FCFA, Mouhamed Sonko a fait comment pour payer ces cahiers et autres matériels scolaires (SAC, stylo, craie, ardoise, crayon...) ? prière de corriger. </w:t>
+        <w:br/>
+        <w:t xml:space="preserve">- Peu probable! Ousmane Sonko  n'arrive pas  à comprendre un petit texte lu dans une langue locale (s02q03). Veuillez corriger ou donner des explications au QG. Peu probable! Ousmane Sonko  ne sait ni lire, ni écrire, ni comprendre dans aucune des langues  (s02q01,s02q02,s02q03). Veuillez corriger ou donner des explications au QG. </w:t>
+        <w:br/>
+        <w:t>- Peu probable! Safiatou Sonko  n'arrive pas  à comprendre un petit texte lu dans une langue locale (s02q03). Veuillez corriger ou donner des explications au QG.</w:t>
+      </w:r>
+    </w:p>
+    <w:p>
+      <w:r>
+        <w:rPr>
+          <w:b/>
+          <w:color w:val="4672C4"/>
+          <w:sz w:val="22"/>
+        </w:rPr>
+        <w:t>&gt;&gt; Section7b - Consommation alimentaire - 7 jours</w:t>
+      </w:r>
+    </w:p>
+    <w:p>
+      <w:pPr>
+        <w:ind w:left="283"/>
+      </w:pPr>
+      <w:r>
+        <w:rPr>
+          <w:sz w:val="20"/>
+        </w:rPr>
+        <w:t>- La dernière fois que vous avez acheté Arachides grillées décortiquées est Tablier et semble exister dans les modalités, prière de prendre attache avec le QG pour plus d'explication afin de la classer bien.  La dernière fois que vous avez acheté Aubergine sauvage  est Tablier et semble exister dans les modalités, prière de prendre attache avec le QG pour plus d'explication afin de la classer bien.  La dernière fois que vous avez acheté Carpe séchée est Tablier et semble exister dans les modalités, prière de prendre attache avec le QG pour plus d'explication afin de la classer bien.  La dernière fois que vous avez acheté Escargots est Tablier et semble exister dans les modalités, prière de prendre attache avec le QG pour plus d'explication afin de la classer bien.  La dernière fois que vous avez acheté Feuilles de  Haricot est Tablier et semble exister dans les modalités, prière de prendre attache avec le QG pour plus d'explication afin de la classer bien.  La dernière fois que vous avez acheté Gombo frais est Tablier et semble exister dans les modalités, prière de prendre attache avec le QG pour plus d'explication afin de la classer bien.  La dernière fois que vous avez acheté Piment frais est Tablier et semble exister dans les modalités, prière de prendre attache avec le QG pour plus d'explication afin de la classer bien.  La dernière fois que vous avez acheté Poireau est Tablier et semble exister dans les modalités, prière de prendre attache avec le QG pour plus d'explication afin de la classer bien.  La dernière fois que vous avez acheté Poisson de mer séché (yayeboye) est Tablier et semble exister dans les modalités, prière de prendre attache avec le QG pour plus d'explication afin de la classer bien.  La dernière fois que vous avez acheté Soumbala (moutarde africaine) est Tablier et semble exister dans les modalités, prière de prendre attache avec le QG pour plus d'explication afin de la classer bien. Attention ! Le prix unitaire d'achat (125 Fcfa) de Poivron frais en Pièce (Moyen) est relativement élevé par rapport aux autres prix observés dans cette zone. Prière de corriger ou de confirmer avec le QG.  La dernière fois que vous avez acheté Poivron frais est Tablier et semble exister dans les modalités, prière de prendre attache avec le QG pour plus d'explication afin de la classer bien. Attention ! Le prix unitaire d'achat (600 Fcfa) de Autres huiles alimentaires n.d.a. (maïs, palmiste, tournesol, coco, lait de vache, etc.) en Litre (taille unique) est relativement faible par rapport aux autres prix observés dans cette zone. Prière de corriger ou de confirmer avec le QG. Avertissement!!! Le ménage a consommé 7 Paquet Petit de Thé en sachet, cette quantité semble anormale pour une consommation des 7 derniers jours.Prière de corriger ou de confirmer avec le QG. Avertissement!! le prix unitaire (100 Fcfa) de Thé en sachet (unité: Paquet) de taille Petit est très faible ou élevé. Prière de corriger ou de confirmer avec le QG. Avertissement!!!Le ménage a consommé 59.5 Boite de tomate/Pot de Moyen de Riz local Gambiaka  ce qui semble incoherent pour une consommation aucours des 7 derniers jours, prière de verifier et corriger.</w:t>
+      </w:r>
+    </w:p>
+    <w:p>
+      <w:r>
+        <w:rPr>
+          <w:b/>
+          <w:color w:val="4672C4"/>
+          <w:sz w:val="22"/>
+        </w:rPr>
+        <w:t>&gt;&gt; Section9b - Depenses non-alimentaires - 7 jours</w:t>
+      </w:r>
+    </w:p>
+    <w:p>
+      <w:pPr>
+        <w:ind w:left="283"/>
+      </w:pPr>
+      <w:r>
+        <w:rPr>
+          <w:sz w:val="20"/>
+        </w:rPr>
+        <w:t>- Il est difficile d'avoir un ménage qui n'a effectué aucune des dépenses mentionnées au cours de 7 derniers jours, prière de revoir la section 9B pour ce ménage.</w:t>
+      </w:r>
+    </w:p>
+    <w:p>
+      <w:r>
+        <w:rPr>
+          <w:b/>
+          <w:color w:val="4672C4"/>
+          <w:sz w:val="22"/>
+        </w:rPr>
+        <w:t>&gt;&gt; Section9c - Depenses non-alimentaires - 30 jours</w:t>
+      </w:r>
+    </w:p>
+    <w:p>
+      <w:pPr>
+        <w:ind w:left="283"/>
+      </w:pPr>
+      <w:r>
+        <w:rPr>
+          <w:sz w:val="20"/>
+        </w:rPr>
+        <w:t>- La dernière fois que vous avez acheté Bois de chauffe ramassé/coupé (estimer la valeur) est Ramassage et semble exister dans les modalités, prière de prendre attache avec le QG pour plus d'explication afin de la classer bien.</w:t>
+      </w:r>
+    </w:p>
+    <w:p>
+      <w:r>
+        <w:rPr>
+          <w:b/>
+          <w:color w:val="4672C4"/>
+          <w:sz w:val="22"/>
+        </w:rPr>
+        <w:t>&gt;&gt; Section11 - Caracteristiques logement</w:t>
+      </w:r>
+    </w:p>
+    <w:p>
+      <w:pPr>
+        <w:ind w:left="283"/>
+      </w:pPr>
+      <w:r>
+        <w:rPr>
+          <w:sz w:val="20"/>
+        </w:rPr>
+        <w:t>- Le temps mis (en heure et en minute) pour s'approvisionner en eau de boisson une fois à la source est  5 fois plus élevé que le temps mis (en minutes) pour se rendre à la principale source d'approvisionnement en eau de boisson, prière de corriger.</w:t>
+      </w:r>
+    </w:p>
+    <w:p>
+      <w:r>
+        <w:rPr>
+          <w:b/>
+          <w:color w:val="4672C4"/>
+          <w:sz w:val="22"/>
+        </w:rPr>
+        <w:t>&gt;&gt; Section12 - Actifs du menage</w:t>
+      </w:r>
+    </w:p>
+    <w:p>
+      <w:pPr>
+        <w:ind w:left="283"/>
+      </w:pPr>
+      <w:r>
+        <w:rPr>
+          <w:sz w:val="20"/>
+        </w:rPr>
+        <w:t>- Le prix de revente de l'article  Lit ne doit pas être égal 0 même si le ménage l'a reçu en cadeau prière de leurs aider à faire une estimations.</w:t>
       </w:r>
     </w:p>
     <w:p>
@@ -1053,8 +3624,6 @@
         <w:rPr>
           <w:sz w:val="20"/>
         </w:rPr>
-        <w:t xml:space="preserve">- Incohérence!! Vous avez dit que celui qui a envoyé ou donné de l'argent n'a aucun lien avec celui qui a reçu de l'argent mais vous avez dit encore qu'il a vécu dans ce ménage dans le passé, prière de corriger. </w:t>
-        <w:br/>
         <w:t>- L'enquêteur prière de fournir d'effort pour avoir le niveau d'étude et l'âge de celui qui a envoyé/donné de l'argent dans la section 13a (Transfert reçu). L'âge de celui qui a envoyé/donné de l'argent dans la section 13a (Transfert reçu) semble  élévé, prière de corriger ou confirmer ave le QG.</w:t>
       </w:r>
     </w:p>
@@ -1086,7 +3655,7 @@
           <w:color w:val="4672C4"/>
           <w:sz w:val="22"/>
         </w:rPr>
-        <w:t>&gt;&gt; Section15 - Filets sociaux</w:t>
+        <w:t>&gt;&gt; Section16a - Champs et parcelles</w:t>
       </w:r>
     </w:p>
     <w:p>
@@ -1097,7 +3666,9 @@
         <w:rPr>
           <w:sz w:val="20"/>
         </w:rPr>
-        <w:t>- Avertissement!! Aucun membre dans ce ménage n'a entendu parler d'aucun programme de la section 15, prière de confirmer ce cas avec le QG.</w:t>
+        <w:t xml:space="preserve">- Avertissement!! Le champs a comme nom (Champs 1 Arachide) qui ne semble pas être un bon nom ou contient des lettres, prière de mettre le vrai nom du champs. Avertissement!! La parcelle a comme nom (1 Parcelle) qui ne semble pas être un bon nom ou contient des lettres, prière de mettre le vrai nom de la parcelle. La superficie de la parcelle 1 Parcelle selon l'exploitant est de 2886.29 Hectare (Ha) qui semble élevé ou l'estimation ne semble pas bonne. Prière de corriger. La superficie de la parcelle 1 Parcelle selon les mesures GPS est de 2886.29 hectare qui semble élevé ou faible, prière de corriger. Le document légal (titre, acte, certificat etc. ) qui affirme votre possession de la parcelle 1 Parcelle est  et semble exister dans les modalités, prière de prendre attache avec le QG pour plus d'explication afin de la classer bien. </w:t>
+        <w:br/>
+        <w:t>- Avertissement!! Le champs a comme nom (Champs 1 Arachide) qui ne semble pas être un bon nom ou contient des lettres, prière de mettre le vrai nom du champs. Avertissement!! La parcelle a comme nom (1 parcelle) qui ne semble pas être un bon nom ou contient des lettres, prière de mettre le vrai nom de la parcelle. La superficie de la parcelle 1 parcelle selon les mesures GPS est de 4294.24 hectare qui semble élevé ou faible, prière de corriger. Le document légal (titre, acte, certificat etc. ) qui affirme votre possession de la parcelle 1 parcelle est  et semble exister dans les modalités, prière de prendre attache avec le QG pour plus d'explication afin de la classer bien.</w:t>
       </w:r>
     </w:p>
     <w:p>
@@ -1107,7 +3678,7 @@
           <w:color w:val="4672C4"/>
           <w:sz w:val="22"/>
         </w:rPr>
-        <w:t>&gt;&gt; Section16a - Champs et parcelles</w:t>
+        <w:t>&gt;&gt; Section19 - Equipements agricoles</w:t>
       </w:r>
     </w:p>
     <w:p>
@@ -1118,38 +3689,7 @@
         <w:rPr>
           <w:sz w:val="20"/>
         </w:rPr>
-        <w:t xml:space="preserve">- La superficie de la parcelle parcelle arachide est de .a , elle doit être renseignée et ne doit pas contenir des chiffres de 9999 ou 0. Prière de corriger. Incoherence! Le nombre de cultures dans la parcelle parcelle arachide est de .a cultures qui semble trop élévé ou non renseigné, prière de corriger. Incoherence! Le nombre de minutes (.a minutes) pour se rendre dans la parcelle parcelle arachide est trop élevé, prière de corriger. Nous constatons que la question qui porte sur la mésure du champs de la parcelle parcelle arachide n'a pas été renseigné, la collecte était-il encours ou s'agit-il de quoi ? prière de verifier et corriger. </w:t>
-        <w:br/>
-        <w:t xml:space="preserve">- La superficie de la parcelle parcelle arachide est de .a , elle doit être renseignée et ne doit pas contenir des chiffres de 9999 ou 0. Prière de corriger. Incoherence! Le nombre de cultures dans la parcelle parcelle arachide est de .a cultures qui semble trop élévé ou non renseigné, prière de corriger. Incoherence! Le nombre de minutes (.a minutes) pour se rendre dans la parcelle parcelle arachide est trop élevé, prière de corriger. Nous constatons que la question qui porte sur la mésure du champs de la parcelle parcelle arachide n'a pas été renseigné, la collecte était-il encours ou s'agit-il de quoi ? prière de verifier et corriger. </w:t>
-        <w:br/>
-        <w:t>- La superficie de la parcelle parcelle arachide est de .a , elle doit être renseignée et ne doit pas contenir des chiffres de 9999 ou 0. Prière de corriger. Incoherence! Le nombre de minutes (.a minutes) pour se rendre dans la parcelle parcelle arachide est trop élevé, prière de corriger. Nous constatons que la question qui porte sur la mésure du champs de la parcelle parcelle arachide n'a pas été renseigné, la collecte était-il encours ou s'agit-il de quoi ? prière de verifier et corriger.</w:t>
-      </w:r>
-    </w:p>
-    <w:p>
-      <w:r>
-        <w:rPr>
-          <w:b/>
-          <w:color w:val="4672C4"/>
-          <w:sz w:val="22"/>
-        </w:rPr>
-        <w:t>&gt;&gt; Section18c - Cueillette</w:t>
-      </w:r>
-    </w:p>
-    <w:p>
-      <w:pPr>
-        <w:ind w:left="283"/>
-      </w:pPr>
-      <w:r>
-        <w:rPr>
-          <w:sz w:val="20"/>
-        </w:rPr>
-        <w:t xml:space="preserve">- Prière de renseigner la valeur de ce produit consommé ou stocké par votre ménage au cours des 12 derniers mois, prière de fournir d'effort pour avoir une estimation (s18cq03) au lieu de 9999. </w:t>
-        <w:br/>
-        <w:t xml:space="preserve">- Prière de renseigner la valeur de ce produit consommé ou stocké par votre ménage au cours des 12 derniers mois, prière de fournir d'effort pour avoir une estimation (s18cq03) au lieu de 9999. </w:t>
-        <w:br/>
-        <w:t xml:space="preserve">- Prière de renseigner la valeur de ce produit consommé ou stocké par votre ménage au cours des 12 derniers mois, prière de fournir d'effort pour avoir une estimation (s18cq03) au lieu de 9999. </w:t>
-        <w:br/>
-        <w:t>- Prière de renseigner la valeur de ce produit consommé ou stocké par votre ménage au cours des 12 derniers mois, prière de fournir d'effort pour avoir une estimation (s18cq03) au lieu de 9999.</w:t>
+        <w:t>- Attention ! Machette a été revendu à 6000 Fcfa qui est relativement élevé par rapport aux autres prix de revente observés dans cette zone. Prière de corriger ou de confirmer avec le QG.</w:t>
       </w:r>
     </w:p>
     <w:p>
@@ -1453,7 +3993,7 @@
           </w:tcPr>
           <w:p>
             <w:r/>
-            <w:hyperlink r:id="rId10">
+            <w:hyperlink r:id="rId11">
               <w:r>
                 <w:rPr>
                   <w:color w:val="0563C1"/>
@@ -1591,7 +4131,7 @@
           <w:color w:val="4672C4"/>
           <w:sz w:val="22"/>
         </w:rPr>
-        <w:t>&gt;&gt; Section7a1 - Repas pris a l'exterieur du menage</w:t>
+        <w:t>&gt;&gt; Section7b - Consommation alimentaire - 7 jours</w:t>
       </w:r>
     </w:p>
     <w:p>
@@ -1602,40 +4142,7 @@
         <w:rPr>
           <w:sz w:val="20"/>
         </w:rPr>
-        <w:t>- Attention ! La section sur le repas pris à l'extérieur du ménage n'est pas renseignée à 100 %. Prière de vérifier l'ensemble des questions relatives à cette section et de les renseigner en totalité.</w:t>
-      </w:r>
-    </w:p>
-    <w:p>
-      <w:r>
-        <w:rPr>
-          <w:b/>
-          <w:color w:val="4672C4"/>
-          <w:sz w:val="22"/>
-        </w:rPr>
-        <w:t>&gt;&gt; Section7a2 - Repas pris a l'exterieur du menage</w:t>
-      </w:r>
-    </w:p>
-    <w:p>
-      <w:pPr>
-        <w:ind w:left="283"/>
-      </w:pPr>
-      <w:r>
-        <w:rPr>
-          <w:sz w:val="20"/>
-        </w:rPr>
-        <w:t xml:space="preserve">- La section sur le repas pris à l'extérieur du ménage du membre Boubacar Diedhiou n'est pas renseignée à 100 %. Prière de vérifier l'ensemble des questions relatives à ce membre et de les renseigner en totalité. </w:t>
-        <w:br/>
-        <w:t xml:space="preserve">- La section sur le repas pris à l'extérieur du ménage du membre Diouma Ba n'est pas renseignée à 100 %. Prière de vérifier l'ensemble des questions relatives à ce membre et de les renseigner en totalité. </w:t>
-        <w:br/>
-        <w:t xml:space="preserve">- La section sur le repas pris à l'extérieur du ménage du membre El hadji Moussa Soumaré Sonko n'est pas renseignée à 100 %. Prière de vérifier l'ensemble des questions relatives à ce membre et de les renseigner en totalité. </w:t>
-        <w:br/>
-        <w:t xml:space="preserve">- La section sur le repas pris à l'extérieur du ménage du membre Fatou Diedhiou n'est pas renseignée à 100 %. Prière de vérifier l'ensemble des questions relatives à ce membre et de les renseigner en totalité. </w:t>
-        <w:br/>
-        <w:t xml:space="preserve">- La section sur le repas pris à l'extérieur du ménage du membre Moussa Diedhiou n'est pas renseignée à 100 %. Prière de vérifier l'ensemble des questions relatives à ce membre et de les renseigner en totalité. </w:t>
-        <w:br/>
-        <w:t xml:space="preserve">- La section sur le repas pris à l'extérieur du ménage du membre Moustapha Diedhiou n'est pas renseignée à 100 %. Prière de vérifier l'ensemble des questions relatives à ce membre et de les renseigner en totalité. </w:t>
-        <w:br/>
-        <w:t>- La section sur le repas pris à l'extérieur du ménage du membre Salif Badji n'est pas renseignée à 100 %. Prière de vérifier l'ensemble des questions relatives à ce membre et de les renseigner en totalité.</w:t>
+        <w:t>- La dernière fois que vous avez acheté Arachides pilées est Tablier et semble exister dans les modalités, prière de prendre attache avec le QG pour plus d'explication afin de la classer bien. Attention ! Le prix unitaire d'achat (500 Fcfa) de Sucre en poudre  en Kg (taille unique) est relativement faible par rapport aux autres prix observés dans cette zone. Prière de corriger ou de confirmer avec le QG. Avertissement!!! Le ménage a consommé 7 Paquet Petit de Thé en sachet, cette quantité semble anormale pour une consommation des 7 derniers jours.Prière de corriger ou de confirmer avec le QG. Avertissement!! le prix unitaire (100 Fcfa) de Thé en sachet (unité: Paquet) de taille Petit est très faible ou élevé. Prière de corriger ou de confirmer avec le QG.</w:t>
       </w:r>
     </w:p>
     <w:p>
@@ -1698,7 +4205,9 @@
         <w:rPr>
           <w:sz w:val="20"/>
         </w:rPr>
-        <w:t>- La section 16 du ménage de BOUBACAR DIEDHIOU n'est pas renseigné, prière de renseigner.</w:t>
+        <w:t xml:space="preserve">- Avertissement!! Le champs a comme nom (Champs 1 Riz) qui ne semble pas être un bon nom ou contient des lettres, prière de mettre le vrai nom du champs. Avertissement!! La parcelle a comme nom (Parcelle 1 Nana) qui ne semble pas être un bon nom ou contient des lettres, prière de mettre le vrai nom de la parcelle. La superficie de la parcelle Parcelle 1 Nana selon l'exploitant est de 37.8 Mètre Carré (m^2) qui semble faible ou l'estimation ne semble pas bonne. Prière de corriger. La superficie de la parcelle Parcelle 1 Nana selon les mesures GPS est de 37.8 hectare qui semble élevé ou faible, prière de corriger. Le document légal (titre, acte, certificat etc. ) qui affirme votre possession de la parcelle Parcelle 1 Nana est  et semble exister dans les modalités, prière de prendre attache avec le QG pour plus d'explication afin de la classer bien. </w:t>
+        <w:br/>
+        <w:t>- Avertissement!! Le champs a comme nom (Champs 1 Riz) qui ne semble pas être un bon nom ou contient des lettres, prière de mettre le vrai nom du champs. Avertissement!! La parcelle a comme nom (parcelle 1 Riz) qui ne semble pas être un bon nom ou contient des lettres, prière de mettre le vrai nom de la parcelle. La superficie de la parcelle parcelle 1 Riz selon l'exploitant est de 4772 Hectare (Ha) qui semble élevé ou l'estimation ne semble pas bonne. Prière de corriger. Le nombre de femme de 15 ans et plus (20) non membre du ménage de BOUBACAR DIEDHIOU ayant travaillé dans la parcelle parcelle 1 Riz pour la pour la période des récoltes semble élevé, prière de corriger. Le nombre de personnes toutes catégories confondues des main-d'oeuvre non-familiale sur la parcelle parcelle 1 Riz au cours de la campagne pour la période des récoltes est de 20 personnes qui semble faible ou élevé. Merci de corriger. Le salaire d'une femme de 15ans et plus ayant travaillé sur la parcelle parcelle 1 Riz par jours au moment de la période des récoltes est de 250 FCFA qui semble faible ou  élevé, prière de corriger. La superficie de la parcelle parcelle 1 Riz selon les mesures GPS est de 4772 hectare qui semble élevé ou faible, prière de corriger. La superficie de la parcelle parcelle 1 Riz selon les mesures GPS est de 4772 hectare et celle donnée par l'exploitant est de 4772 qui sont identique, comment cela pourrait-il se faire prière de corriger. Le document légal (titre, acte, certificat etc. ) qui affirme votre possession de la parcelle parcelle 1 Riz est  et semble exister dans les modalités, prière de prendre attache avec le QG pour plus d'explication afin de la classer bien.</w:t>
       </w:r>
     </w:p>
     <w:p>
@@ -1708,7 +4217,7 @@
           <w:color w:val="4672C4"/>
           <w:sz w:val="22"/>
         </w:rPr>
-        <w:t>&gt;&gt; Section18b - Chasse</w:t>
+        <w:t>&gt;&gt; Section16c - Cultures</w:t>
       </w:r>
     </w:p>
     <w:p>
@@ -1719,7 +4228,7 @@
         <w:rPr>
           <w:sz w:val="20"/>
         </w:rPr>
-        <w:t>- Prière de renseigner la section 18 (La chasse).</w:t>
+        <w:t>- Le pourcentage qui reste à recolter pour ces cultures est de 100% c'est-à-dire que la recolte n'a pas commencé pour ces cultures, prière de regarder les questions (s16Cq11 s16Cq12) ou corriger.</w:t>
       </w:r>
     </w:p>
     <w:p>
@@ -2023,7 +4532,7 @@
           </w:tcPr>
           <w:p>
             <w:r/>
-            <w:hyperlink r:id="rId11">
+            <w:hyperlink r:id="rId9">
               <w:r>
                 <w:rPr>
                   <w:color w:val="0563C1"/>
@@ -2055,7 +4564,7 @@
         <w:rPr>
           <w:sz w:val="20"/>
         </w:rPr>
-        <w:t>- Il est obligatoire de prendre les coordonnées Gps avant d'administrer le questionnaire. Prière de prendre les coordonnées GPS.</w:t>
+        <w:t>- Le questionnaire semble ne pas être complètement fini mais le questionnaire est en statut complet, prière de compléter le questionnaire. Il est obligatoire de prendre les coordonnées Gps avant d'administrer le questionnaire. Prière de prendre les coordonnées GPS.</w:t>
       </w:r>
     </w:p>
     <w:p>
@@ -2076,7 +4585,7 @@
         <w:rPr>
           <w:sz w:val="20"/>
         </w:rPr>
-        <w:t>- Les données sur les niveaux d'études, les fonctions et les caracteristiques sociodemographiques du père biologique de dieynaba diedhiou manquent. Veuillez les renseigner. Les données sur les niveaux d'études, les fonctions et les caracteristiques sociodemographiques de la mère biologique de  dieynaba diedhiou  manquent.</w:t>
+        <w:t>- Avertissement!!!  aissatou sonko  possède un téléphone android mais dit n'avoir pas accès à l'internet, prière de confirmer cette information avec le QG ou la corriger. Incoherence! aissatou sonko dispose d'un téléphone portable à s01q39, donc la raison évoquée ne peut pas être (ne dispose pas d'appareil).</w:t>
       </w:r>
     </w:p>
     <w:p>
@@ -2097,6 +4606,8 @@
         <w:rPr>
           <w:sz w:val="20"/>
         </w:rPr>
+        <w:t xml:space="preserve">- Peu probable! abdou badji  n'arrive pas  à comprendre un petit texte lu dans une langue locale (s02q03). Veuillez corriger ou donner des explications au QG. </w:t>
+        <w:br/>
         <w:t xml:space="preserve">- Peu probable! abdou diedhiou  n'arrive pas  à comprendre un petit texte lu dans une langue locale (s02q03). Veuillez corriger ou donner des explications au QG. </w:t>
         <w:br/>
         <w:t xml:space="preserve">- Peu probable! aissatou diedhiou  n'arrive pas  à comprendre un petit texte lu dans une langue locale (s02q03). Veuillez corriger ou donner des explications au QG. </w:t>
@@ -2105,7 +4616,7 @@
         <w:br/>
         <w:t>- Peu probable! binta coly  n'arrive pas  à comprendre un petit texte lu dans une langue locale (s02q03). Veuillez corriger ou donner des explications au QG. Le montant des frais d'uniformes pour l'année scolaire de binta coly est faible ou élevé. veuillez, s'il vous plait, confirmer ces informations avec le QG ou apporter les corrections nécessaires.</w:t>
         <w:br/>
-        <w:t>- Peu probable! dieynaba diedhiou  n'arrive pas  à comprendre un petit texte lu dans une langue locale (s02q03). Veuillez corriger ou donner des explications au QG. Peu probable! dieynaba diedhiou  ne sait ni lire, ni écrire, ni comprendre dans aucune des langues  (s02q01,s02q02,s02q03). Veuillez corriger ou donner des explications au QG. Le montant des frais d'uniformes pour l'année scolaire de dieynaba diedhiou est faible ou élevé. veuillez, s'il vous plait, confirmer ces informations avec le QG ou apporter les corrections nécessaires.</w:t>
+        <w:t xml:space="preserve">- Peu probable! dieynaba diedhiou  n'arrive pas  à comprendre un petit texte lu dans une langue locale (s02q03). Veuillez corriger ou donner des explications au QG. Peu probable! dieynaba diedhiou  ne sait ni lire, ni écrire, ni comprendre dans aucune des langues  (s02q01,s02q02,s02q03). Veuillez corriger ou donner des explications au QG. </w:t>
         <w:br/>
         <w:t>- Peu probable! mamadou diedhiou  n'arrive pas  à comprendre un petit texte lu dans une langue locale (s02q03). Veuillez corriger ou donner des explications au QG. Le montant des frais d'uniformes pour l'année scolaire de mamadou diedhiou est faible ou élevé. veuillez, s'il vous plait, confirmer ces informations avec le QG ou apporter les corrections nécessaires.</w:t>
         <w:br/>
@@ -2121,7 +4632,7 @@
           <w:color w:val="4672C4"/>
           <w:sz w:val="22"/>
         </w:rPr>
-        <w:t>&gt;&gt; Section3 - Sante</w:t>
+        <w:t>&gt;&gt; Section4b - Emploi - Activite principale</w:t>
       </w:r>
     </w:p>
     <w:p>
@@ -2132,7 +4643,627 @@
         <w:rPr>
           <w:sz w:val="20"/>
         </w:rPr>
-        <w:t>- La section n'est pas renseignée pour abdou badji, prière de la renseigner.</w:t>
+        <w:t>- || Nombre de mois exercé par aissatou sonko dans l'emploi au cours des 12 derniers mois semble faible, veuillez corriger s'il vous plait ou comfirmer avec le QG.</w:t>
+      </w:r>
+    </w:p>
+    <w:p>
+      <w:r>
+        <w:rPr>
+          <w:b/>
+          <w:color w:val="4672C4"/>
+          <w:sz w:val="22"/>
+        </w:rPr>
+        <w:t>&gt;&gt; Section4c - Emploi - Activite secondaire</w:t>
+      </w:r>
+    </w:p>
+    <w:p>
+      <w:pPr>
+        <w:ind w:left="283"/>
+      </w:pPr>
+      <w:r>
+        <w:rPr>
+          <w:sz w:val="20"/>
+        </w:rPr>
+        <w:t xml:space="preserve">- Avertissement!!! les informations de abdou diedhiou sur le nombre de mois, jours ou heures de son emploi secondaire sont superieur a celles de son emploi principal , veuillez corriger ou confirmer aupres du QG. </w:t>
+        <w:br/>
+        <w:t>- Avertissement!!! les informations de aissatou sonko sur le nombre de mois, jours ou heures de son emploi secondaire sont superieur a celles de son emploi principal , veuillez corriger ou confirmer aupres du QG.</w:t>
+      </w:r>
+    </w:p>
+    <w:p>
+      <w:r>
+        <w:rPr>
+          <w:b/>
+          <w:color w:val="4672C4"/>
+          <w:sz w:val="22"/>
+        </w:rPr>
+        <w:t>&gt;&gt; Section7b - Consommation alimentaire - 7 jours</w:t>
+      </w:r>
+    </w:p>
+    <w:p>
+      <w:pPr>
+        <w:ind w:left="283"/>
+      </w:pPr>
+      <w:r>
+        <w:rPr>
+          <w:sz w:val="20"/>
+        </w:rPr>
+        <w:t>- Attention ! Le prix unitaire d'achat (100 Fcfa) de Concentré de tomate en Sachets industriel (Petit) est relativement faible par rapport aux autres prix observés dans cette zone. Prière de corriger ou de confirmer avec le QG. Avertissement!!! Le ménage a consommé 16 Sachets Petit de Sucre en poudre , cette quantité semble anormale pour une consommation des 7 derniers jours.Prière de corriger ou de confirmer avec le QG. Avertissement!!! Le ménage a consommé 3 Paquet Petit de Thé en sachet, cette quantité semble anormale pour une consommation des 7 derniers jours.Prière de corriger ou de confirmer avec le QG. Avertissement!! le prix unitaire (100 Fcfa) de Thé en sachet (unité: Paquet) de taille Petit est très faible ou élevé. Prière de corriger ou de confirmer avec le QG.</w:t>
+      </w:r>
+    </w:p>
+    <w:p>
+      <w:r>
+        <w:rPr>
+          <w:b/>
+          <w:color w:val="4672C4"/>
+          <w:sz w:val="22"/>
+        </w:rPr>
+        <w:t>&gt;&gt; Section9b - Depenses non-alimentaires - 7 jours</w:t>
+      </w:r>
+    </w:p>
+    <w:p>
+      <w:pPr>
+        <w:ind w:left="283"/>
+      </w:pPr>
+      <w:r>
+        <w:rPr>
+          <w:sz w:val="20"/>
+        </w:rPr>
+        <w:t>- Il est difficile d'avoir un ménage qui n'a effectué aucune des dépenses mentionnées au cours de 7 derniers jours, prière de revoir la section 9B pour ce ménage.</w:t>
+      </w:r>
+    </w:p>
+    <w:p>
+      <w:r>
+        <w:rPr>
+          <w:b/>
+          <w:color w:val="4672C4"/>
+          <w:sz w:val="22"/>
+        </w:rPr>
+        <w:t>&gt;&gt; Section9d - Depenses non-alimentaires - 3 mois</w:t>
+      </w:r>
+    </w:p>
+    <w:p>
+      <w:pPr>
+        <w:ind w:left="283"/>
+      </w:pPr>
+      <w:r>
+        <w:rPr>
+          <w:sz w:val="20"/>
+        </w:rPr>
+        <w:t>- Difficile pour un ménage de ne pas avoir effectué de dépenses au cours de 3 derniers mois sur les produits/services cités (Section 9D), prière de revoir la section pour ce ménage.</w:t>
+      </w:r>
+    </w:p>
+    <w:p>
+      <w:r>
+        <w:rPr>
+          <w:b/>
+          <w:color w:val="4672C4"/>
+          <w:sz w:val="22"/>
+        </w:rPr>
+        <w:t>&gt;&gt; Section10b - caracteristiques entreprise non agricole</w:t>
+      </w:r>
+    </w:p>
+    <w:p>
+      <w:pPr>
+        <w:ind w:left="283"/>
+      </w:pPr>
+      <w:r>
+        <w:rPr>
+          <w:sz w:val="20"/>
+        </w:rPr>
+        <w:t xml:space="preserve">- Veuillez, s'il vous plaît, donner une valeur exacte ou estimée du montant à renseigner different de 9999 dans les champs s1046 à s10q57 pour il fait la charpenterie. </w:t>
+        <w:br/>
+        <w:t>- Veuillez, s'il vous plaît, donner une valeur exacte ou estimée du montant à renseigner different de 9999 dans les champs s1046 à s10q57 pour menuisier ébéniste.</w:t>
+      </w:r>
+    </w:p>
+    <w:p>
+      <w:r>
+        <w:rPr>
+          <w:b/>
+          <w:color w:val="4672C4"/>
+          <w:sz w:val="22"/>
+        </w:rPr>
+        <w:t>&gt;&gt; Section11 - Caracteristiques logement</w:t>
+      </w:r>
+    </w:p>
+    <w:p>
+      <w:pPr>
+        <w:ind w:left="283"/>
+      </w:pPr>
+      <w:r>
+        <w:rPr>
+          <w:sz w:val="20"/>
+        </w:rPr>
+        <w:t>- En cas de coupure de courant du réseau, la source d’énergie que le ménage utilise est bougie et semble exister dans les modalités, prière de prendre attache avec le QG pour plus d'explication afin de la classer bien.</w:t>
+      </w:r>
+    </w:p>
+    <w:p>
+      <w:r>
+        <w:rPr>
+          <w:b/>
+          <w:color w:val="4672C4"/>
+          <w:sz w:val="22"/>
+        </w:rPr>
+        <w:t>&gt;&gt; Section12 - Actifs du menage</w:t>
+      </w:r>
+    </w:p>
+    <w:p>
+      <w:pPr>
+        <w:ind w:left="283"/>
+      </w:pPr>
+      <w:r>
+        <w:rPr>
+          <w:sz w:val="20"/>
+        </w:rPr>
+        <w:t>- Attention ! Radio simple/Radiocassette a été revendu à 10000 Fcfa qui est relativement élevé par rapport aux autres prix de revente observés dans cette zone. Prière de corriger ou de confirmer avec le QG.</w:t>
+      </w:r>
+    </w:p>
+    <w:p>
+      <w:r>
+        <w:rPr>
+          <w:b/>
+          <w:color w:val="4672C4"/>
+          <w:sz w:val="22"/>
+        </w:rPr>
+        <w:t>&gt;&gt; Section16a - Champs et parcelles</w:t>
+      </w:r>
+    </w:p>
+    <w:p>
+      <w:pPr>
+        <w:ind w:left="283"/>
+      </w:pPr>
+      <w:r>
+        <w:rPr>
+          <w:sz w:val="20"/>
+        </w:rPr>
+        <w:t>- La superficie de la parcelle parcelles arachide selon l'exploitant est de 80 Mètre Carré (m^2) qui semble faible ou l'estimation ne semble pas bonne. Prière de corriger. Le document légal (titre, acte, certificat etc. ) qui affirme votre possession de la parcelle parcelles arachide est  et semble exister dans les modalités, prière de prendre attache avec le QG pour plus d'explication afin de la classer bien.</w:t>
+      </w:r>
+    </w:p>
+    <w:p>
+      <w:r>
+        <w:rPr>
+          <w:b/>
+          <w:color w:val="4672C4"/>
+          <w:sz w:val="22"/>
+        </w:rPr>
+        <w:t>&gt;&gt; Section18c - Cueillette</w:t>
+      </w:r>
+    </w:p>
+    <w:p>
+      <w:pPr>
+        <w:ind w:left="283"/>
+      </w:pPr>
+      <w:r>
+        <w:rPr>
+          <w:sz w:val="20"/>
+        </w:rPr>
+        <w:t xml:space="preserve">- Prière de renseigner la valeur de ce produit consommé ou stocké par votre ménage au cours des 12 derniers mois, prière de fournir d'effort pour avoir une estimation (s18cq03) au lieu de 9999. </w:t>
+        <w:br/>
+        <w:t xml:space="preserve">- Prière de renseigner la valeur de ce produit consommé ou stocké par votre ménage au cours des 12 derniers mois, prière de fournir d'effort pour avoir une estimation (s18cq03) au lieu de 9999. </w:t>
+        <w:br/>
+        <w:t xml:space="preserve">- Prière de renseigner la valeur de ce produit consommé ou stocké par votre ménage au cours des 12 derniers mois, prière de fournir d'effort pour avoir une estimation (s18cq03) au lieu de 9999. </w:t>
+        <w:br/>
+        <w:t>- Prière de renseigner la valeur de ce produit consommé ou stocké par votre ménage au cours des 12 derniers mois, prière de fournir d'effort pour avoir une estimation (s18cq03) au lieu de 9999.</w:t>
+      </w:r>
+    </w:p>
+    <w:p>
+      <w:r>
+        <w:rPr>
+          <w:b/>
+          <w:color w:val="4672C4"/>
+          <w:sz w:val="22"/>
+        </w:rPr>
+        <w:t>&gt;&gt; Section19 - Equipements agricoles</w:t>
+      </w:r>
+    </w:p>
+    <w:p>
+      <w:pPr>
+        <w:ind w:left="283"/>
+      </w:pPr>
+      <w:r>
+        <w:rPr>
+          <w:sz w:val="20"/>
+        </w:rPr>
+        <w:t>- Attention ! Faucheuse a été revendu à 1500 Fcfa qui est relativement élevé par rapport aux autres prix de revente observés dans cette zone. Prière de corriger ou de confirmer avec le QG.</w:t>
+      </w:r>
+    </w:p>
+    <w:p>
+      <w:r>
+        <w:t>________________________________________________________________________________</w:t>
+      </w:r>
+    </w:p>
+    <w:p>
+      <w:pPr>
+        <w:pStyle w:val="Heading2"/>
+      </w:pPr>
+      <w:r>
+        <w:t>Menage 10</w:t>
+      </w:r>
+    </w:p>
+    <w:tbl>
+      <w:tblPr>
+        <w:tblStyle w:val="TableGrid"/>
+        <w:tblW w:type="auto" w:w="0"/>
+        <w:tblLook w:firstColumn="1" w:firstRow="1" w:lastColumn="0" w:lastRow="0" w:noHBand="0" w:noVBand="1" w:val="04A0"/>
+      </w:tblPr>
+      <w:tblGrid>
+        <w:gridCol w:w="1662"/>
+        <w:gridCol w:w="1662"/>
+        <w:gridCol w:w="1662"/>
+        <w:gridCol w:w="1662"/>
+        <w:gridCol w:w="1662"/>
+        <w:gridCol w:w="1662"/>
+      </w:tblGrid>
+      <w:tr>
+        <w:tc>
+          <w:tcPr>
+            <w:tcW w:type="dxa" w:w="1662"/>
+            <w:shd w:fill="5B9BD5"/>
+          </w:tcPr>
+          <w:p>
+            <w:r>
+              <w:rPr>
+                <w:b/>
+                <w:color w:val="FFFFFF"/>
+                <w:sz w:val="16"/>
+              </w:rPr>
+              <w:t>Interview Key</w:t>
+            </w:r>
+          </w:p>
+        </w:tc>
+        <w:tc>
+          <w:tcPr>
+            <w:tcW w:type="dxa" w:w="1662"/>
+            <w:shd w:fill="5B9BD5"/>
+          </w:tcPr>
+          <w:p>
+            <w:r>
+              <w:rPr>
+                <w:b/>
+                <w:color w:val="FFFFFF"/>
+                <w:sz w:val="16"/>
+              </w:rPr>
+              <w:t>Interview ID</w:t>
+            </w:r>
+          </w:p>
+        </w:tc>
+        <w:tc>
+          <w:tcPr>
+            <w:tcW w:type="dxa" w:w="1662"/>
+            <w:shd w:fill="5B9BD5"/>
+          </w:tcPr>
+          <w:p>
+            <w:r>
+              <w:rPr>
+                <w:b/>
+                <w:color w:val="FFFFFF"/>
+                <w:sz w:val="16"/>
+              </w:rPr>
+              <w:t>ID Agent</w:t>
+            </w:r>
+          </w:p>
+        </w:tc>
+        <w:tc>
+          <w:tcPr>
+            <w:tcW w:type="dxa" w:w="1662"/>
+            <w:shd w:fill="5B9BD5"/>
+          </w:tcPr>
+          <w:p>
+            <w:r>
+              <w:rPr>
+                <w:b/>
+                <w:color w:val="FFFFFF"/>
+                <w:sz w:val="16"/>
+              </w:rPr>
+              <w:t>ID Equipe</w:t>
+            </w:r>
+          </w:p>
+        </w:tc>
+        <w:tc>
+          <w:tcPr>
+            <w:tcW w:type="dxa" w:w="1662"/>
+            <w:shd w:fill="5B9BD5"/>
+          </w:tcPr>
+          <w:p>
+            <w:r>
+              <w:rPr>
+                <w:b/>
+                <w:color w:val="FFFFFF"/>
+                <w:sz w:val="16"/>
+              </w:rPr>
+              <w:t>Agent</w:t>
+            </w:r>
+          </w:p>
+        </w:tc>
+        <w:tc>
+          <w:tcPr>
+            <w:tcW w:type="dxa" w:w="1662"/>
+            <w:shd w:fill="5B9BD5"/>
+          </w:tcPr>
+          <w:p>
+            <w:r>
+              <w:rPr>
+                <w:b/>
+                <w:color w:val="FFFFFF"/>
+                <w:sz w:val="16"/>
+              </w:rPr>
+              <w:t>Chef d'equipe</w:t>
+            </w:r>
+          </w:p>
+        </w:tc>
+      </w:tr>
+      <w:tr>
+        <w:tc>
+          <w:tcPr>
+            <w:tcW w:type="dxa" w:w="1662"/>
+          </w:tcPr>
+          <w:p>
+            <w:r>
+              <w:rPr>
+                <w:sz w:val="14"/>
+              </w:rPr>
+              <w:t>70-89-20-29</w:t>
+            </w:r>
+          </w:p>
+        </w:tc>
+        <w:tc>
+          <w:tcPr>
+            <w:tcW w:type="dxa" w:w="1662"/>
+          </w:tcPr>
+          <w:p>
+            <w:r>
+              <w:rPr>
+                <w:sz w:val="14"/>
+              </w:rPr>
+              <w:t>0c97c3d1e1d54066871dbbc89af3fd41</w:t>
+            </w:r>
+          </w:p>
+        </w:tc>
+        <w:tc>
+          <w:tcPr>
+            <w:tcW w:type="dxa" w:w="1662"/>
+          </w:tcPr>
+          <w:p>
+            <w:r>
+              <w:rPr>
+                <w:sz w:val="14"/>
+              </w:rPr>
+              <w:t>EQ37_enq2</w:t>
+            </w:r>
+          </w:p>
+        </w:tc>
+        <w:tc>
+          <w:tcPr>
+            <w:tcW w:type="dxa" w:w="1662"/>
+          </w:tcPr>
+          <w:p>
+            <w:r>
+              <w:rPr>
+                <w:sz w:val="14"/>
+              </w:rPr>
+              <w:t>Equipe37</w:t>
+            </w:r>
+          </w:p>
+        </w:tc>
+        <w:tc>
+          <w:tcPr>
+            <w:tcW w:type="dxa" w:w="1662"/>
+          </w:tcPr>
+          <w:p>
+            <w:r>
+              <w:rPr>
+                <w:sz w:val="14"/>
+              </w:rPr>
+              <w:t>Alassane Henry DIEDHIOU</w:t>
+            </w:r>
+          </w:p>
+        </w:tc>
+        <w:tc>
+          <w:tcPr>
+            <w:tcW w:type="dxa" w:w="1662"/>
+          </w:tcPr>
+          <w:p>
+            <w:r>
+              <w:rPr>
+                <w:sz w:val="14"/>
+              </w:rPr>
+              <w:t>Seynabou BADJI</w:t>
+            </w:r>
+          </w:p>
+        </w:tc>
+      </w:tr>
+    </w:tbl>
+    <w:p/>
+    <w:tbl>
+      <w:tblPr>
+        <w:tblStyle w:val="TableGrid"/>
+        <w:tblW w:type="auto" w:w="0"/>
+        <w:tblLook w:firstColumn="1" w:firstRow="1" w:lastColumn="0" w:lastRow="0" w:noHBand="0" w:noVBand="1" w:val="04A0"/>
+      </w:tblPr>
+      <w:tblGrid>
+        <w:gridCol w:w="3324"/>
+        <w:gridCol w:w="3324"/>
+        <w:gridCol w:w="3324"/>
+      </w:tblGrid>
+      <w:tr>
+        <w:tc>
+          <w:tcPr>
+            <w:tcW w:type="dxa" w:w="3324"/>
+            <w:shd w:fill="70AD47"/>
+          </w:tcPr>
+          <w:p>
+            <w:r>
+              <w:rPr>
+                <w:b/>
+                <w:color w:val="FFFFFF"/>
+                <w:sz w:val="18"/>
+              </w:rPr>
+              <w:t>Chef de Menage</w:t>
+            </w:r>
+          </w:p>
+        </w:tc>
+        <w:tc>
+          <w:tcPr>
+            <w:tcW w:type="dxa" w:w="3324"/>
+            <w:shd w:fill="70AD47"/>
+          </w:tcPr>
+          <w:p>
+            <w:r>
+              <w:rPr>
+                <w:b/>
+                <w:color w:val="FFFFFF"/>
+                <w:sz w:val="18"/>
+              </w:rPr>
+              <w:t>Quartier/Village (s00q05)</w:t>
+            </w:r>
+          </w:p>
+        </w:tc>
+        <w:tc>
+          <w:tcPr>
+            <w:tcW w:type="dxa" w:w="3324"/>
+            <w:shd w:fill="70AD47"/>
+          </w:tcPr>
+          <w:p>
+            <w:r>
+              <w:rPr>
+                <w:b/>
+                <w:color w:val="FFFFFF"/>
+                <w:sz w:val="18"/>
+              </w:rPr>
+              <w:t>Localisation GPS</w:t>
+            </w:r>
+          </w:p>
+        </w:tc>
+      </w:tr>
+      <w:tr>
+        <w:tc>
+          <w:tcPr>
+            <w:tcW w:type="dxa" w:w="3324"/>
+          </w:tcPr>
+          <w:p>
+            <w:r>
+              <w:rPr>
+                <w:sz w:val="18"/>
+              </w:rPr>
+              <w:t>ISMAILA SONKO</w:t>
+            </w:r>
+          </w:p>
+        </w:tc>
+        <w:tc>
+          <w:tcPr>
+            <w:tcW w:type="dxa" w:w="3324"/>
+          </w:tcPr>
+          <w:p>
+            <w:r>
+              <w:rPr>
+                <w:sz w:val="18"/>
+              </w:rPr>
+              <w:t>N/A</w:t>
+            </w:r>
+          </w:p>
+        </w:tc>
+        <w:tc>
+          <w:tcPr>
+            <w:tcW w:type="dxa" w:w="3324"/>
+          </w:tcPr>
+          <w:p>
+            <w:r/>
+            <w:hyperlink r:id="rId12">
+              <w:r>
+                <w:rPr>
+                  <w:color w:val="0563C1"/>
+                  <w:u w:val="single"/>
+                </w:rPr>
+                <w:t>DJINAKY</w:t>
+              </w:r>
+            </w:hyperlink>
+          </w:p>
+        </w:tc>
+      </w:tr>
+    </w:tbl>
+    <w:p/>
+    <w:p>
+      <w:r>
+        <w:rPr>
+          <w:b/>
+          <w:color w:val="4672C4"/>
+          <w:sz w:val="22"/>
+        </w:rPr>
+        <w:t>&gt;&gt; Section1 - Caracteristiques des membres</w:t>
+      </w:r>
+    </w:p>
+    <w:p>
+      <w:pPr>
+        <w:ind w:left="283"/>
+      </w:pPr>
+      <w:r>
+        <w:rPr>
+          <w:sz w:val="20"/>
+        </w:rPr>
+        <w:t>- Attention ! Le montant (4000 Fcfa) dépensé ou reçu en cadeau pour les cartes prépayées, les transferts de crédit et les abonnements de  Ismaila Sonko est relativement élevé par rapport aux autres montants depansés observés dans cette zone. Prière de corriger ou de confirmer avec le QG.</w:t>
+      </w:r>
+    </w:p>
+    <w:p>
+      <w:r>
+        <w:rPr>
+          <w:b/>
+          <w:color w:val="4672C4"/>
+          <w:sz w:val="22"/>
+        </w:rPr>
+        <w:t>&gt;&gt; Section2 - Education</w:t>
+      </w:r>
+    </w:p>
+    <w:p>
+      <w:pPr>
+        <w:ind w:left="283"/>
+      </w:pPr>
+      <w:r>
+        <w:rPr>
+          <w:sz w:val="20"/>
+        </w:rPr>
+        <w:t xml:space="preserve">- Peu probable! Abdou Sonko  n'arrive pas  à comprendre un petit texte lu dans une langue locale (s02q03). Veuillez corriger ou donner des explications au QG. </w:t>
+        <w:br/>
+        <w:t xml:space="preserve">- Peu probable! Amidou Sonko  n'arrive pas  à comprendre un petit texte lu dans une langue locale (s02q03). Veuillez corriger ou donner des explications au QG. </w:t>
+        <w:br/>
+        <w:t xml:space="preserve">- Peu probable! Arokhy Goudiaby  n'arrive pas  à comprendre un petit texte lu dans une langue locale (s02q03). Veuillez corriger ou donner des explications au QG. </w:t>
+        <w:br/>
+        <w:t xml:space="preserve">- Peu probable! Binta Sonko  n'arrive pas  à comprendre un petit texte lu dans une langue locale (s02q03). Veuillez corriger ou donner des explications au QG. </w:t>
+        <w:br/>
+        <w:t xml:space="preserve">- Peu probable! Daouda Sonko  n'arrive pas  à comprendre un petit texte lu dans une langue locale (s02q03). Veuillez corriger ou donner des explications au QG. </w:t>
+        <w:br/>
+        <w:t xml:space="preserve">- Peu probable! Ibrahima Solo Diedhiou  n'arrive pas  à comprendre un petit texte lu dans une langue locale (s02q03). Veuillez corriger ou donner des explications au QG. La filière de Ibrahima Solo Diedhiou est première L et semble exister dans les modalités, prière de prendre attache avec le QG pour plus d'explication afin de la classer bien. </w:t>
+        <w:br/>
+        <w:t xml:space="preserve">- Peu probable! Khady Sonko  n'arrive pas  à comprendre un petit texte lu dans une langue locale (s02q03). Veuillez corriger ou donner des explications au QG. Peu probable! Khady Sonko  ne sait ni lire, ni écrire, ni comprendre dans aucune des langues  (s02q01,s02q02,s02q03). Veuillez corriger ou donner des explications au QG. </w:t>
+        <w:br/>
+        <w:t xml:space="preserve">- Peu probable! Lamine Sané  n'arrive pas  à comprendre un petit texte lu dans une langue locale (s02q03). Veuillez corriger ou donner des explications au QG. La filière de Lamine Sané est Terminal L2 et semble exister dans les modalités, prière de prendre attache avec le QG pour plus d'explication afin de la classer bien. </w:t>
+        <w:br/>
+        <w:t xml:space="preserve">- Peu probable! Mouhamed Sadio  n'arrive pas  à comprendre un petit texte lu dans une langue locale (s02q03). Veuillez corriger ou donner des explications au QG. La filière de Mouhamed Sadio est Seconde L et semble exister dans les modalités, prière de prendre attache avec le QG pour plus d'explication afin de la classer bien. </w:t>
+        <w:br/>
+        <w:t xml:space="preserve">- Peu probable! Nafissatou Sonko  n'arrive pas  à comprendre un petit texte lu dans une langue locale (s02q03). Veuillez corriger ou donner des explications au QG. </w:t>
+        <w:br/>
+        <w:t xml:space="preserve">- Peu probable! Ndeye Sire Diatta  n'arrive pas  à comprendre un petit texte lu dans une langue locale (s02q03). Veuillez corriger ou donner des explications au QG. La filière de Ndeye Sire Diatta est Terminal L et semble exister dans les modalités, prière de prendre attache avec le QG pour plus d'explication afin de la classer bien. Attention ! Le frais de scolarité (75000 Fcfa) de Ndeye Sire Diatta en 3ème année de Secondaire 2 Général est relativement élevé par rapport aux autres frais de scolarités observés dans cette zone. Prière de corriger ou de confirmer avec le QG. </w:t>
+        <w:br/>
+        <w:t>- Peu probable! Seynabou Sonko  n'arrive pas  à comprendre un petit texte lu dans une langue locale (s02q03). Veuillez corriger ou donner des explications au QG.</w:t>
+      </w:r>
+    </w:p>
+    <w:p>
+      <w:r>
+        <w:rPr>
+          <w:b/>
+          <w:color w:val="4672C4"/>
+          <w:sz w:val="22"/>
+        </w:rPr>
+        <w:t>&gt;&gt; Section4a - Emploi</w:t>
+      </w:r>
+    </w:p>
+    <w:p>
+      <w:pPr>
+        <w:ind w:left="283"/>
+      </w:pPr>
+      <w:r>
+        <w:rPr>
+          <w:sz w:val="20"/>
+        </w:rPr>
+        <w:t>- Avertissement! Généralement les jeunes hommes (10 à 25ans) font des travaux ménager soit apprendre les enfants à reviser leurs léçons ou d'autres cours, Amidou Sonko n'a consacré aucune heure pour les travaux cités en s04q01, s04q02, s04q03, s04q04, s04q05, s04q06, s04q07 et s04q08.Prière de regarder pour corriger ou confirmer avec le QG.</w:t>
       </w:r>
     </w:p>
     <w:p>
@@ -2153,7 +5284,9 @@
         <w:rPr>
           <w:sz w:val="20"/>
         </w:rPr>
-        <w:t>- Avertissementabdou diedhiou  travaille mais les questions relatives à son emploi principal ne sont pas renseignées à 100%, prière de les renseigner. Vous avez sélectionné l'option 'Ne sait pas' pour la catégorie socioprofessionnelle de abdou diedhiou ou vous ne l'avez pas renseigné. prière de corriger.</w:t>
+        <w:t xml:space="preserve">- || Attention! le nombre d'heure que Khady Sonko a travaillé par jour semble être inferieur à 4, veuillez s'il vous plait confirmer cette information avec le QG. </w:t>
+        <w:br/>
+        <w:t>- Nombre de mois exercé par Ismaila Sonko dans l'emploi au cours des 12 derniers mois semble faible, veuillez corriger s'il vous plait ou comfirmer avec le QG.</w:t>
       </w:r>
     </w:p>
     <w:p>
@@ -2163,7 +5296,7 @@
           <w:color w:val="4672C4"/>
           <w:sz w:val="22"/>
         </w:rPr>
-        <w:t>&gt;&gt; Section6 - Epargne et credit</w:t>
+        <w:t>&gt;&gt; Section4c - Emploi - Activite secondaire</w:t>
       </w:r>
     </w:p>
     <w:p>
@@ -2174,13 +5307,7 @@
         <w:rPr>
           <w:sz w:val="20"/>
         </w:rPr>
-        <w:t xml:space="preserve">- Il est impératif de renseigner la question : #Est-ce que abdou badji possède un compte dans les établissements financiers suivants ou une carte prépayée ?# même si la personne ne dispose pas de compte, veuillez les renseigner s'il vous plaît. </w:t>
-        <w:br/>
-        <w:t xml:space="preserve">- Il est impératif de renseigner la question : #Est-ce que aissatou diedhiou possède un compte dans les établissements financiers suivants ou une carte prépayée ?# même si la personne ne dispose pas de compte, veuillez les renseigner s'il vous plaît. </w:t>
-        <w:br/>
-        <w:t xml:space="preserve">- Il est impératif de renseigner la question : #Est-ce que aissatou sonko possède un compte dans les établissements financiers suivants ou une carte prépayée ?# même si la personne ne dispose pas de compte, veuillez les renseigner s'il vous plaît. </w:t>
-        <w:br/>
-        <w:t>- Il est impératif de renseigner la question : #Est-ce que oumy diedhiou possède un compte dans les établissements financiers suivants ou une carte prépayée ?# même si la personne ne dispose pas de compte, veuillez les renseigner s'il vous plaît.</w:t>
+        <w:t>- Attention ! Le nombre de jours que Ismaila Sonko a travaillés par mois semble être inférieur à 15. Veuillez, s'il vous plaît, confirmer cette information.</w:t>
       </w:r>
     </w:p>
     <w:p>
@@ -2190,7 +5317,7 @@
           <w:color w:val="4672C4"/>
           <w:sz w:val="22"/>
         </w:rPr>
-        <w:t>&gt;&gt; Section7a1 - Repas pris a l'exterieur du menage</w:t>
+        <w:t>&gt;&gt; Section7b - Consommation alimentaire - 7 jours</w:t>
       </w:r>
     </w:p>
     <w:p>
@@ -2201,7 +5328,7 @@
         <w:rPr>
           <w:sz w:val="20"/>
         </w:rPr>
-        <w:t>- Attention ! La section sur le repas pris à l'extérieur du ménage n'est pas renseignée à 100 %. Prière de vérifier l'ensemble des questions relatives à cette section et de les renseigner en totalité.</w:t>
+        <w:t>- La dernière fois que vous avez acheté Arachides bouillies en coques est Tablier et semble exister dans les modalités, prière de prendre attache avec le QG pour plus d'explication afin de la classer bien.  La dernière fois que vous avez acheté Aubergine   est Tablier et semble exister dans les modalités, prière de prendre attache avec le QG pour plus d'explication afin de la classer bien.  La dernière fois que vous avez acheté Aubergine sauvage  est Tablier et semble exister dans les modalités, prière de prendre attache avec le QG pour plus d'explication afin de la classer bien.  La dernière fois que vous avez acheté Carotte est Tablier et semble exister dans les modalités, prière de prendre attache avec le QG pour plus d'explication afin de la classer bien.  La dernière fois que vous avez acheté Carpe séchée est Tablier et semble exister dans les modalités, prière de prendre attache avec le QG pour plus d'explication afin de la classer bien.  La dernière fois que vous avez acheté Choux est Tablier et semble exister dans les modalités, prière de prendre attache avec le QG pour plus d'explication afin de la classer bien.  La dernière fois que vous avez acheté Courge est Tablier et semble exister dans les modalités, prière de prendre attache avec le QG pour plus d'explication afin de la classer bien.  La dernière fois que vous avez acheté Crevettes séchées est Tablier et semble exister dans les modalités, prière de prendre attache avec le QG pour plus d'explication afin de la classer bien.  La dernière fois que vous avez acheté Escargots est Tablier et semble exister dans les modalités, prière de prendre attache avec le QG pour plus d'explication afin de la classer bien.  La dernière fois que vous avez acheté Feuilles de  Haricot est Tablier et semble exister dans les modalités, prière de prendre attache avec le QG pour plus d'explication afin de la classer bien.  La dernière fois que vous avez acheté Manioc en tubercules est Tablier et semble exister dans les modalités, prière de prendre attache avec le QG pour plus d'explication afin de la classer bien.  La dernière fois que vous avez acheté Patate douce est Tablier et semble exister dans les modalités, prière de prendre attache avec le QG pour plus d'explication afin de la classer bien.  La dernière fois que vous avez acheté Poireau est Tablier et semble exister dans les modalités, prière de prendre attache avec le QG pour plus d'explication afin de la classer bien.  La dernière fois que vous avez acheté Poivron frais est Tablier et semble exister dans les modalités, prière de prendre attache avec le QG pour plus d'explication afin de la classer bien.  La dernière fois que vous avez acheté Pâte d'arachide est Tablier et semble exister dans les modalités, prière de prendre attache avec le QG pour plus d'explication afin de la classer bien.  La dernière fois que vous avez acheté Silure fumé est Tablier et semble exister dans les modalités, prière de prendre attache avec le QG pour plus d'explication afin de la classer bien.  La dernière fois que vous avez acheté Silure séché est Tablier et semble exister dans les modalités, prière de prendre attache avec le QG pour plus d'explication afin de la classer bien.  La dernière fois que vous avez acheté Soumbala (moutarde africaine) est Tablier et semble exister dans les modalités, prière de prendre attache avec le QG pour plus d'explication afin de la classer bien.  La dernière fois que vous avez acheté Tamarin noir est Tablier et semble exister dans les modalités, prière de prendre attache avec le QG pour plus d'explication afin de la classer bien.  La dernière fois que vous avez acheté Tomate fraîche est Tablier et semble exister dans les modalités, prière de prendre attache avec le QG pour plus d'explication afin de la classer bien. Attention ! Le prix unitaire d'achat (100 Fcfa) de Concentré de tomate en Sachets industriel (Petit) est relativement faible par rapport aux autres prix observés dans cette zone. Prière de corriger ou de confirmer avec le QG. Attention ! Le prix unitaire d'achat (1000 Fcfa) de Poisson de mer séché (yayeboye) en Tas (Moyen) est relativement élevé par rapport aux autres prix observés dans cette zone. Prière de corriger ou de confirmer avec le QG.  La dernière fois que vous avez acheté Poisson de mer séché (yayeboye) est Tablier et semble exister dans les modalités, prière de prendre attache avec le QG pour plus d'explication afin de la classer bien. Attention ! Le prix unitaire d'achat (200 Fcfa) de Arachides pilées en Sachets (Petit) est relativement élevé par rapport aux autres prix observés dans cette zone. Prière de corriger ou de confirmer avec le QG.  La dernière fois que vous avez acheté Arachides pilées est Tablier et semble exister dans les modalités, prière de prendre attache avec le QG pour plus d'explication afin de la classer bien. Attention ! Le prix unitaire d'achat (2500 Fcfa) de Poisson frais type 11 en Kg (taille unique) est relativement élevé par rapport aux autres prix observés dans cette zone. Prière de corriger ou de confirmer avec le QG. Attention ! Le prix unitaire d'achat (600 Fcfa) de Autres huiles alimentaires n.d.a. (maïs, palmiste, tournesol, coco, lait de vache, etc.) en Litre (taille unique) est relativement faible par rapport aux autres prix observés dans cette zone. Prière de corriger ou de confirmer avec le QG. Avertissement!!! Le ménage a consommé 7 Paquet Petit de Thé en sachet, cette quantité semble anormale pour une consommation des 7 derniers jours.Prière de corriger ou de confirmer avec le QG. Avertissement!! le prix unitaire (100 Fcfa) de Thé en sachet (unité: Paquet) de taille Petit est très faible ou élevé. Prière de corriger ou de confirmer avec le QG. Incohérence!! Dans ce ménage, chaque individus consomme par jour 34.71154 Kg  de cereale; Prière de revoir les quantités prises de ces produits.</w:t>
       </w:r>
     </w:p>
     <w:p>
@@ -2211,7 +5338,7 @@
           <w:color w:val="4672C4"/>
           <w:sz w:val="22"/>
         </w:rPr>
-        <w:t>&gt;&gt; Section7a2 - Repas pris a l'exterieur du menage</w:t>
+        <w:t>&gt;&gt; Section9c - Depenses non-alimentaires - 30 jours</w:t>
       </w:r>
     </w:p>
     <w:p>
@@ -2222,107 +5349,7 @@
         <w:rPr>
           <w:sz w:val="20"/>
         </w:rPr>
-        <w:t xml:space="preserve">- La section sur le repas pris à l'extérieur du ménage du membre abdou badji n'est pas renseignée à 100 %. Prière de vérifier l'ensemble des questions relatives à ce membre et de les renseigner en totalité. </w:t>
-        <w:br/>
-        <w:t xml:space="preserve">- La section sur le repas pris à l'extérieur du ménage du membre abdou diedhiou n'est pas renseignée à 100 %. Prière de vérifier l'ensemble des questions relatives à ce membre et de les renseigner en totalité. </w:t>
-        <w:br/>
-        <w:t xml:space="preserve">- La section sur le repas pris à l'extérieur du ménage du membre aissatou diedhiou n'est pas renseignée à 100 %. Prière de vérifier l'ensemble des questions relatives à ce membre et de les renseigner en totalité. </w:t>
-        <w:br/>
-        <w:t xml:space="preserve">- La section sur le repas pris à l'extérieur du ménage du membre aissatou sonko n'est pas renseignée à 100 %. Prière de vérifier l'ensemble des questions relatives à ce membre et de les renseigner en totalité. </w:t>
-        <w:br/>
-        <w:t xml:space="preserve">- La section sur le repas pris à l'extérieur du ménage du membre binta coly n'est pas renseignée à 100 %. Prière de vérifier l'ensemble des questions relatives à ce membre et de les renseigner en totalité. </w:t>
-        <w:br/>
-        <w:t xml:space="preserve">- La section sur le repas pris à l'extérieur du ménage du membre dieynaba diedhiou n'est pas renseignée à 100 %. Prière de vérifier l'ensemble des questions relatives à ce membre et de les renseigner en totalité. </w:t>
-        <w:br/>
-        <w:t xml:space="preserve">- La section sur le repas pris à l'extérieur du ménage du membre mamadou diedhiou n'est pas renseignée à 100 %. Prière de vérifier l'ensemble des questions relatives à ce membre et de les renseigner en totalité. </w:t>
-        <w:br/>
-        <w:t xml:space="preserve">- La section sur le repas pris à l'extérieur du ménage du membre moussa diedhiou n'est pas renseignée à 100 %. Prière de vérifier l'ensemble des questions relatives à ce membre et de les renseigner en totalité. </w:t>
-        <w:br/>
-        <w:t>- La section sur le repas pris à l'extérieur du ménage du membre oumy diedhiou n'est pas renseignée à 100 %. Prière de vérifier l'ensemble des questions relatives à ce membre et de les renseigner en totalité.</w:t>
-      </w:r>
-    </w:p>
-    <w:p>
-      <w:r>
-        <w:rPr>
-          <w:b/>
-          <w:color w:val="4672C4"/>
-          <w:sz w:val="22"/>
-        </w:rPr>
-        <w:t>&gt;&gt; Section9b - Depenses non-alimentaires - 7 jours</w:t>
-      </w:r>
-    </w:p>
-    <w:p>
-      <w:pPr>
-        <w:ind w:left="283"/>
-      </w:pPr>
-      <w:r>
-        <w:rPr>
-          <w:sz w:val="20"/>
-        </w:rPr>
-        <w:t>- Il est difficile d'avoir un ménage qui n'a effectué aucune des dépenses mentionnées au cours de 7 derniers jours, prière de revoir la section 9B pour ce ménage.</w:t>
-      </w:r>
-    </w:p>
-    <w:p>
-      <w:r>
-        <w:rPr>
-          <w:b/>
-          <w:color w:val="4672C4"/>
-          <w:sz w:val="22"/>
-        </w:rPr>
-        <w:t>&gt;&gt; Section9d - Depenses non-alimentaires - 3 mois</w:t>
-      </w:r>
-    </w:p>
-    <w:p>
-      <w:pPr>
-        <w:ind w:left="283"/>
-      </w:pPr>
-      <w:r>
-        <w:rPr>
-          <w:sz w:val="20"/>
-        </w:rPr>
-        <w:t>- Difficile pour un ménage de ne pas avoir effectué de dépenses au cours de 3 derniers mois sur les produits/services cités (Section 9D), prière de revoir la section pour ce ménage.</w:t>
-      </w:r>
-    </w:p>
-    <w:p>
-      <w:r>
-        <w:rPr>
-          <w:b/>
-          <w:color w:val="4672C4"/>
-          <w:sz w:val="22"/>
-        </w:rPr>
-        <w:t>&gt;&gt; Section10a - Existence entreprise non agricole</w:t>
-      </w:r>
-    </w:p>
-    <w:p>
-      <w:pPr>
-        <w:ind w:left="283"/>
-      </w:pPr>
-      <w:r>
-        <w:rPr>
-          <w:sz w:val="20"/>
-        </w:rPr>
-        <w:t>- La section 10a du ménage de ABDOU DIEDHIOU n'est pas totalement renseigné ou n'a pas commencé, prière de renseigner toutes les questions de la section 10 avant d'entamer la section 10b</w:t>
-      </w:r>
-    </w:p>
-    <w:p>
-      <w:r>
-        <w:rPr>
-          <w:b/>
-          <w:color w:val="4672C4"/>
-          <w:sz w:val="22"/>
-        </w:rPr>
-        <w:t>&gt;&gt; Section11 - Caracteristiques logement</w:t>
-      </w:r>
-    </w:p>
-    <w:p>
-      <w:pPr>
-        <w:ind w:left="283"/>
-      </w:pPr>
-      <w:r>
-        <w:rPr>
-          <w:sz w:val="20"/>
-        </w:rPr>
-        <w:t>- En cas de coupure de courant du réseau, la source d’énergie que le ménage utilise est bougie et semble exister dans les modalités, prière de prendre attache avec le QG pour plus d'explication afin de la classer bien.</w:t>
+        <w:t>- La dernière fois que vous avez acheté Bois de chauffe acheté est Charretier et semble exister dans les modalités, prière de prendre attache avec le QG pour plus d'explication afin de la classer bien.</w:t>
       </w:r>
     </w:p>
     <w:p>
@@ -2343,28 +5370,9 @@
         <w:rPr>
           <w:sz w:val="20"/>
         </w:rPr>
-        <w:t>- La superficie de la parcelle parcelles arachide selon l'exploitant est de 80 Mètre Carré (m^2) qui semble faible ou l'estimation ne semble pas bonne. Prière de corriger. La superficie de la parcelle parcelles arachide selon les mesures GPS est de 1396 hectare qui semble élevé ou faible, prière de corriger. Le document légal (titre, acte, certificat etc. ) qui affirme votre possession de la parcelle parcelles arachide est  et semble exister dans les modalités, prière de prendre attache avec le QG pour plus d'explication afin de la classer bien.</w:t>
-      </w:r>
-    </w:p>
-    <w:p>
-      <w:r>
-        <w:rPr>
-          <w:b/>
-          <w:color w:val="4672C4"/>
-          <w:sz w:val="22"/>
-        </w:rPr>
-        <w:t>&gt;&gt; Section18c - Cueillette</w:t>
-      </w:r>
-    </w:p>
-    <w:p>
-      <w:pPr>
-        <w:ind w:left="283"/>
-      </w:pPr>
-      <w:r>
-        <w:rPr>
-          <w:sz w:val="20"/>
-        </w:rPr>
-        <w:t>- Prière de renseigner la valeur de ce produit consommé ou stocké par votre ménage au cours des 12 derniers mois, prière de fournir d'effort pour avoir une estimation (s18cq03) au lieu de 9999.</w:t>
+        <w:t xml:space="preserve">- Avertissement!! Le champs a comme nom (Champs 1 Arachide) qui ne semble pas être un bon nom ou contient des lettres, prière de mettre le vrai nom du champs. Avertissement!! La parcelle a comme nom (Parcelle 1 Arachide) qui ne semble pas être un bon nom ou contient des lettres, prière de mettre le vrai nom de la parcelle. Le nombre d'homme de 15 ans et plus (20) non membre du ménage de ISMAILA SONKO ayant travaillé dans la parcelle Parcelle 1 Arachide pour la préparation du sol (labour) et des semis semble élevé, prière de corriger. Le nombre de personnes toutes catégories confondues des main-d'oeuvre non-familiale sur la parcelle Parcelle 1 Arachide au cours de la campagne pour la période de préparation du sol (labour) et des semis est de 20 personnes qui semble faible ou élevé. Merci de corriger. La superficie de la parcelle Parcelle 1 Arachide selon les mesures GPS est de 5501.73 hectare qui semble élevé ou faible, prière de corriger. Le document légal (titre, acte, certificat etc. ) qui affirme votre possession de la parcelle Parcelle 1 Arachide est  et semble exister dans les modalités, prière de prendre attache avec le QG pour plus d'explication afin de la classer bien. </w:t>
+        <w:br/>
+        <w:t>- Avertissement!! Le champs a comme nom (Champs 1 Arachide) qui ne semble pas être un bon nom ou contient des lettres, prière de mettre le vrai nom du champs. Avertissement!! La parcelle a comme nom (Parcelle 1 Riz) qui ne semble pas être un bon nom ou contient des lettres, prière de mettre le vrai nom de la parcelle. La superficie de la parcelle Parcelle 1 Riz selon l'exploitant est de 3178.46 Hectare (Ha) qui semble élevé ou l'estimation ne semble pas bonne. Prière de corriger. Le nombre d'homme de 15 ans et plus (20) non membre du ménage de ISMAILA SONKO ayant travaillé dans la parcelle Parcelle 1 Riz pour la période des récoltes semble élevé, prière de corriger. Le nombre de personnes toutes catégories confondues des main-d'oeuvre non-familiale sur la parcelle Parcelle 1 Riz au cours de la campagne pour la période des récoltes est de 20 personnes qui semble faible ou élevé. Merci de corriger. Le salaire d'un homme de 15ans et plus ayant travaillé sur la parcelle Parcelle 1 Riz par jours au moment de la période des récoltes est de 250 FCFA qui semble faible ou  élevé, prière de corriger. La superficie de la parcelle Parcelle 1 Riz selon les mesures GPS est de 3178.46 hectare qui semble élevé ou faible, prière de corriger. Le document légal (titre, acte, certificat etc. ) qui affirme votre possession de la parcelle Parcelle 1 Riz est  et semble exister dans les modalités, prière de prendre attache avec le QG pour plus d'explication afin de la classer bien.</w:t>
       </w:r>
     </w:p>
     <w:p>
@@ -2668,6 +5676,704 @@
           </w:tcPr>
           <w:p>
             <w:r/>
+            <w:hyperlink r:id="rId10">
+              <w:r>
+                <w:rPr>
+                  <w:color w:val="0563C1"/>
+                  <w:u w:val="single"/>
+                </w:rPr>
+                <w:t>DJINAKY</w:t>
+              </w:r>
+            </w:hyperlink>
+          </w:p>
+        </w:tc>
+      </w:tr>
+    </w:tbl>
+    <w:p/>
+    <w:p>
+      <w:r>
+        <w:rPr>
+          <w:b/>
+          <w:color w:val="4672C4"/>
+          <w:sz w:val="22"/>
+        </w:rPr>
+        <w:t>&gt;&gt; Section0 - Identification et renseignements de controle</w:t>
+      </w:r>
+    </w:p>
+    <w:p>
+      <w:pPr>
+        <w:ind w:left="283"/>
+      </w:pPr>
+      <w:r>
+        <w:rPr>
+          <w:sz w:val="20"/>
+        </w:rPr>
+        <w:t>- Le questionnaire semble ne pas être complètement fini mais le questionnaire est en statut complet, prière de compléter le questionnaire. Il est obligatoire de prendre les coordonnées Gps avant d'administrer le questionnaire. Prière de prendre les coordonnées GPS.</w:t>
+      </w:r>
+    </w:p>
+    <w:p>
+      <w:r>
+        <w:rPr>
+          <w:b/>
+          <w:color w:val="4672C4"/>
+          <w:sz w:val="22"/>
+        </w:rPr>
+        <w:t>&gt;&gt; Section1 - Caracteristiques des membres</w:t>
+      </w:r>
+    </w:p>
+    <w:p>
+      <w:pPr>
+        <w:ind w:left="283"/>
+      </w:pPr>
+      <w:r>
+        <w:rPr>
+          <w:sz w:val="20"/>
+        </w:rPr>
+        <w:t xml:space="preserve">- La raison principale pour laquelle que coumba ndiaye est venu vivre dans cette localité est se soigner et semble exister dans les modalités, prière de prendre attache avec le QG pour plus d'explication afin de la classer bien. </w:t>
+        <w:br/>
+        <w:t>- La raison principale pour laquelle que ousmane diedhiou est venu vivre dans cette localité est il declarer a bignona et semble exister dans les modalités, prière de prendre attache avec le QG pour plus d'explication afin de la classer bien. Attention ! Le montant (7500 Fcfa) dépensé ou reçu en cadeau pour les cartes prépayées, les transferts de crédit et les abonnements de  ousmane diedhiou est relativement élevé par rapport aux autres montants depansés observés dans cette zone. Prière de corriger ou de confirmer avec le QG. Attention ! Le montant (7500 Fcfa) dépensé ou reçu en cadeau pour les recharges internet ou de forfaits de données mobiles(hors appels vocaux), aucours des 30 derniers jours de  ousmane diedhiou est relativement élevé par rapport aux autres montants depansés observés dans cette zone. Prière de corriger ou de confirmer avec le QG.</w:t>
+      </w:r>
+    </w:p>
+    <w:p>
+      <w:r>
+        <w:rPr>
+          <w:b/>
+          <w:color w:val="4672C4"/>
+          <w:sz w:val="22"/>
+        </w:rPr>
+        <w:t>&gt;&gt; Section2 - Education</w:t>
+      </w:r>
+    </w:p>
+    <w:p>
+      <w:pPr>
+        <w:ind w:left="283"/>
+      </w:pPr>
+      <w:r>
+        <w:rPr>
+          <w:sz w:val="20"/>
+        </w:rPr>
+        <w:t xml:space="preserve">- Attention ! Le frais de scolarité (5000 Fcfa) de boukatéwe ndione en 3ème année de Secondaire 2 Général est relativement faible par rapport aux autres frais de scolarités observés dans cette zone. Prière de corriger ou de confirmer avec le QG. </w:t>
+        <w:br/>
+        <w:t xml:space="preserve">- Peu probable! coumba ndiaye  n'arrive pas  à comprendre un petit texte lu dans une langue locale (s02q03). Veuillez corriger ou donner des explications au QG. </w:t>
+        <w:br/>
+        <w:t xml:space="preserve">- Peu probable! omar diedhiou  n'arrive pas  à comprendre un petit texte lu dans une langue locale (s02q03). Veuillez corriger ou donner des explications au QG. Peu probable! omar diedhiou  ne sait ni lire, ni écrire, ni comprendre dans aucune des langues  (s02q01,s02q02,s02q03). Veuillez corriger ou donner des explications au QG. Le montant des frais pour les cahiers et autres matériels scolaires pour l'année scolaire de omar diedhiou est de 0 FCFA, omar diedhiou a fait comment pour payer ces cahiers et autres matériels scolaires (SAC, stylo, craie, ardoise, crayon...) ? prière de corriger. </w:t>
+        <w:br/>
+        <w:t xml:space="preserve">- Peu probable! saly sonko  n'arrive pas  à comprendre un petit texte lu dans une langue locale (s02q03). Veuillez corriger ou donner des explications au QG. </w:t>
+        <w:br/>
+        <w:t>- Peu probable! sarata diedhiou  n'arrive pas  à comprendre un petit texte lu dans une langue locale (s02q03). Veuillez corriger ou donner des explications au QG.</w:t>
+      </w:r>
+    </w:p>
+    <w:p>
+      <w:r>
+        <w:rPr>
+          <w:b/>
+          <w:color w:val="4672C4"/>
+          <w:sz w:val="22"/>
+        </w:rPr>
+        <w:t>&gt;&gt; Section3 - Sante</w:t>
+      </w:r>
+    </w:p>
+    <w:p>
+      <w:pPr>
+        <w:ind w:left="283"/>
+      </w:pPr>
+      <w:r>
+        <w:rPr>
+          <w:sz w:val="20"/>
+        </w:rPr>
+        <w:t>- Le principal problème de santé que ousmane diedhiou a eu est probleme de genou et semble exister dans les modalités, prière de prendre attache avec le QG pour plus d'explication afin de la classer bien.</w:t>
+      </w:r>
+    </w:p>
+    <w:p>
+      <w:r>
+        <w:rPr>
+          <w:b/>
+          <w:color w:val="4672C4"/>
+          <w:sz w:val="22"/>
+        </w:rPr>
+        <w:t>&gt;&gt; Section4a - Emploi</w:t>
+      </w:r>
+    </w:p>
+    <w:p>
+      <w:pPr>
+        <w:ind w:left="283"/>
+      </w:pPr>
+      <w:r>
+        <w:rPr>
+          <w:sz w:val="20"/>
+        </w:rPr>
+        <w:t xml:space="preserve">- Avertissement! Généralement les jeunes hommes (10 à 25ans) font des travaux ménager soit apprendre les enfants à reviser leurs léçons ou d'autres cours, famara sonko n'a consacré aucune heure pour les travaux cités en s04q01, s04q02, s04q03, s04q04, s04q05, s04q06, s04q07 et s04q08.Prière de regarder pour corriger ou confirmer avec le QG. </w:t>
+        <w:br/>
+        <w:t xml:space="preserve">- Avertissement! Généralement les jeunes hommes (10 à 25ans) font des travaux ménager soit apprendre les enfants à reviser leurs léçons ou d'autres cours, ismaïla diedhiou n'a consacré aucune heure pour les travaux cités en s04q01, s04q02, s04q03, s04q04, s04q05, s04q06, s04q07 et s04q08.Prière de regarder pour corriger ou confirmer avec le QG. </w:t>
+        <w:br/>
+        <w:t xml:space="preserve">- Avertissement! Nombre d'heure que ousmane diedhiou a consacré à son emploi au cours des 7 derniers jours est trop faible, veuillez revoir s'il vous plait ou confirmer cette information avec QG. </w:t>
+        <w:br/>
+        <w:t xml:space="preserve">- Avertissement! coumba ndiaye n'a consacré aucune heure pour aucun des travaux du ménage, prière de regarder les réponses prises dans les questions (s04q01 s04q02 s04q03 s04q04 s04q05 s04q06 s04q07 s04q08). </w:t>
+        <w:br/>
+        <w:t>- Avertissement! oumi sagna n'a consacré aucune heure pour aucun des travaux du ménage, prière de regarder les réponses prises dans les questions (s04q01 s04q02 s04q03 s04q04 s04q05 s04q06 s04q07 s04q08).</w:t>
+      </w:r>
+    </w:p>
+    <w:p>
+      <w:r>
+        <w:rPr>
+          <w:b/>
+          <w:color w:val="4672C4"/>
+          <w:sz w:val="22"/>
+        </w:rPr>
+        <w:t>&gt;&gt; Section4b - Emploi - Activite principale</w:t>
+      </w:r>
+    </w:p>
+    <w:p>
+      <w:pPr>
+        <w:ind w:left="283"/>
+      </w:pPr>
+      <w:r>
+        <w:rPr>
+          <w:sz w:val="20"/>
+        </w:rPr>
+        <w:t>- ||</w:t>
+      </w:r>
+    </w:p>
+    <w:p>
+      <w:r>
+        <w:rPr>
+          <w:b/>
+          <w:color w:val="4672C4"/>
+          <w:sz w:val="22"/>
+        </w:rPr>
+        <w:t>&gt;&gt; Section4c - Emploi - Activite secondaire</w:t>
+      </w:r>
+    </w:p>
+    <w:p>
+      <w:pPr>
+        <w:ind w:left="283"/>
+      </w:pPr>
+      <w:r>
+        <w:rPr>
+          <w:sz w:val="20"/>
+        </w:rPr>
+        <w:t>- Avertissement!!! saly sonko enquêté dans l'emploi principale n'a pas declaré son revenu prière de fournir plus d'effort pour lui demander son revenu, vous pouvez utiliser des stratégies pour faire une estimation ou demander des conseils au QG.</w:t>
+      </w:r>
+    </w:p>
+    <w:p>
+      <w:r>
+        <w:rPr>
+          <w:b/>
+          <w:color w:val="4672C4"/>
+          <w:sz w:val="22"/>
+        </w:rPr>
+        <w:t>&gt;&gt; Section7b - Consommation alimentaire - 7 jours</w:t>
+      </w:r>
+    </w:p>
+    <w:p>
+      <w:pPr>
+        <w:ind w:left="283"/>
+      </w:pPr>
+      <w:r>
+        <w:rPr>
+          <w:sz w:val="20"/>
+        </w:rPr>
+        <w:t>- La dernière fois que vous avez acheté Aubergine   est table et semble exister dans les modalités, prière de prendre attache avec le QG pour plus d'explication afin de la classer bien.  La dernière fois que vous avez acheté Aubergine sauvage  est table et semble exister dans les modalités, prière de prendre attache avec le QG pour plus d'explication afin de la classer bien.  La dernière fois que vous avez acheté Carotte est table et semble exister dans les modalités, prière de prendre attache avec le QG pour plus d'explication afin de la classer bien.  La dernière fois que vous avez acheté Choux est table et semble exister dans les modalités, prière de prendre attache avec le QG pour plus d'explication afin de la classer bien.  La dernière fois que vous avez acheté Feuilles de  Haricot est table et semble exister dans les modalités, prière de prendre attache avec le QG pour plus d'explication afin de la classer bien.  La dernière fois que vous avez acheté Gombo frais est table et semble exister dans les modalités, prière de prendre attache avec le QG pour plus d'explication afin de la classer bien.  La dernière fois que vous avez acheté Manioc en tubercules est table et semble exister dans les modalités, prière de prendre attache avec le QG pour plus d'explication afin de la classer bien.  La dernière fois que vous avez acheté Patate douce est table et semble exister dans les modalités, prière de prendre attache avec le QG pour plus d'explication afin de la classer bien.  La dernière fois que vous avez acheté Piment frais est table et semble exister dans les modalités, prière de prendre attache avec le QG pour plus d'explication afin de la classer bien.  La dernière fois que vous avez acheté Poireau est table et semble exister dans les modalités, prière de prendre attache avec le QG pour plus d'explication afin de la classer bien.  La dernière fois que vous avez acheté Poivron frais est table et semble exister dans les modalités, prière de prendre attache avec le QG pour plus d'explication afin de la classer bien.  La dernière fois que vous avez acheté Tamarin noir est table et semble exister dans les modalités, prière de prendre attache avec le QG pour plus d'explication afin de la classer bien.  La dernière fois que vous avez acheté Tomate fraîche est table et semble exister dans les modalités, prière de prendre attache avec le QG pour plus d'explication afin de la classer bien. Attention ! Le prix unitaire d'achat (100 Fcfa) de Moutarde en Sachets industriel (Petit) est relativement élevé par rapport aux autres prix observés dans cette zone. Prière de corriger ou de confirmer avec le QG. Attention ! Le prix unitaire d'achat (150 Fcfa) de Concentré de tomate en Sachets industriel (Petit) est relativement élevé par rapport aux autres prix observés dans cette zone. Prière de corriger ou de confirmer avec le QG. Attention ! Le prix unitaire d'achat (1500 Fcfa) de Mâchoiron Frais en Kg (taille unique) est relativement élevé par rapport aux autres prix observés dans cette zone. Prière de corriger ou de confirmer avec le QG. Attention ! Le prix unitaire d'achat (50 Fcfa) de Piment séché en Sachets industriel (Petit) est relativement élevé par rapport aux autres prix observés dans cette zone. Prière de corriger ou de confirmer avec le QG. Avertissement!!! Le ménage a consommé 7 Paquet Petit de Thé en sachet, cette quantité semble anormale pour une consommation des 7 derniers jours.Prière de corriger ou de confirmer avec le QG. Avertissement!! le prix unitaire (100 Fcfa) de Thé en sachet (unité: Paquet) de taille Petit est très faible ou élevé. Prière de corriger ou de confirmer avec le QG. Incohérence!! Dans ce ménage, chaque individus consomme par jour 36.91714 Kg  de cereale; Prière de revoir les quantités prises de ces produits. Le prix d'achat unitaire (120 Fcfa) de Sucre en poudre  en Kg de taille  taille unique  est très faible, prière de regarder les reponses prises dans les questions s07bq07a s07bq07b s07bq07c s07bq08 pour mieux corriger. Attention ! Le prix unitaire d'achat (120 Fcfa) de Sucre en poudre  en Kg (taille unique) est relativement faible par rapport aux autres prix observés dans cette zone. Prière de corriger ou de confirmer avec le QG.</w:t>
+      </w:r>
+    </w:p>
+    <w:p>
+      <w:r>
+        <w:rPr>
+          <w:b/>
+          <w:color w:val="4672C4"/>
+          <w:sz w:val="22"/>
+        </w:rPr>
+        <w:t>&gt;&gt; Section9b - Depenses non-alimentaires - 7 jours</w:t>
+      </w:r>
+    </w:p>
+    <w:p>
+      <w:pPr>
+        <w:ind w:left="283"/>
+      </w:pPr>
+      <w:r>
+        <w:rPr>
+          <w:sz w:val="20"/>
+        </w:rPr>
+        <w:t>- Il est difficile d'avoir un ménage qui n'a effectué aucune des dépenses mentionnées au cours de 7 derniers jours, prière de revoir la section 9B pour ce ménage.</w:t>
+      </w:r>
+    </w:p>
+    <w:p>
+      <w:r>
+        <w:rPr>
+          <w:b/>
+          <w:color w:val="4672C4"/>
+          <w:sz w:val="22"/>
+        </w:rPr>
+        <w:t>&gt;&gt; Section9c - Depenses non-alimentaires - 30 jours</w:t>
+      </w:r>
+    </w:p>
+    <w:p>
+      <w:pPr>
+        <w:ind w:left="283"/>
+      </w:pPr>
+      <w:r>
+        <w:rPr>
+          <w:sz w:val="20"/>
+        </w:rPr>
+        <w:t>- Peu plausible! le montant de la dépense pour  Savon de toilette, shampoing semble trop élevé. Veuillez, s'il vous plaît, confirmer cette information avec le QG ou la corriger.</w:t>
+      </w:r>
+    </w:p>
+    <w:p>
+      <w:r>
+        <w:rPr>
+          <w:b/>
+          <w:color w:val="4672C4"/>
+          <w:sz w:val="22"/>
+        </w:rPr>
+        <w:t>&gt;&gt; Section11 - Caracteristiques logement</w:t>
+      </w:r>
+    </w:p>
+    <w:p>
+      <w:pPr>
+        <w:ind w:left="283"/>
+      </w:pPr>
+      <w:r>
+        <w:rPr>
+          <w:sz w:val="20"/>
+        </w:rPr>
+        <w:t>- Le montant (FCFA) du loyer mensuel payé pour un logement comme le votre dans ce village/quartier est trop élevé, Veuillez s'il vous plaît corriger cette information.</w:t>
+      </w:r>
+    </w:p>
+    <w:p>
+      <w:r>
+        <w:rPr>
+          <w:b/>
+          <w:color w:val="4672C4"/>
+          <w:sz w:val="22"/>
+        </w:rPr>
+        <w:t>&gt;&gt; Section12 - Actifs du menage</w:t>
+      </w:r>
+    </w:p>
+    <w:p>
+      <w:pPr>
+        <w:ind w:left="283"/>
+      </w:pPr>
+      <w:r>
+        <w:rPr>
+          <w:sz w:val="20"/>
+        </w:rPr>
+        <w:t xml:space="preserve">- Attention ! Radio simple/Radiocassette a été achété à 15000 Fcfa est relativement élevé par rapport aux autres prix d'achat observés dans cette zone. Prière de corriger ou de confirmer avec le QG. Attention ! Radio simple/Radiocassette a été revendu à 10000 Fcfa qui est relativement élevé par rapport aux autres prix de revente observés dans cette zone. Prière de corriger ou de confirmer avec le QG. </w:t>
+        <w:br/>
+        <w:t>- Avertissement!!! Le prix d'achat (15000) de l'article  Bonbonne de gaz est inférieur aux prix de revente (20000)  avec l'âge du bien atteignant 14 ans. Prière de vérifier ou confirmer avec l'enquêté et mettre les bonnes valeurs après verification, s'il le faut.</w:t>
+      </w:r>
+    </w:p>
+    <w:p>
+      <w:r>
+        <w:rPr>
+          <w:b/>
+          <w:color w:val="4672C4"/>
+          <w:sz w:val="22"/>
+        </w:rPr>
+        <w:t>&gt;&gt; Section14 - Chocs</w:t>
+      </w:r>
+    </w:p>
+    <w:p>
+      <w:pPr>
+        <w:ind w:left="283"/>
+      </w:pPr>
+      <w:r>
+        <w:rPr>
+          <w:sz w:val="20"/>
+        </w:rPr>
+        <w:t>- Avertissement!! Le ménage n'a été négativement affecté par aucun des problèmes donnés dans la section 14. Confirmez vous cette information avec le QG?</w:t>
+      </w:r>
+    </w:p>
+    <w:p>
+      <w:r>
+        <w:rPr>
+          <w:b/>
+          <w:color w:val="4672C4"/>
+          <w:sz w:val="22"/>
+        </w:rPr>
+        <w:t>&gt;&gt; Section16a - Champs et parcelles</w:t>
+      </w:r>
+    </w:p>
+    <w:p>
+      <w:pPr>
+        <w:ind w:left="283"/>
+      </w:pPr>
+      <w:r>
+        <w:rPr>
+          <w:sz w:val="20"/>
+        </w:rPr>
+        <w:t xml:space="preserve">- Avertissement!! La parcelle a comme nom (parcelle riz 1) qui ne semble pas être un bon nom ou contient des lettres, prière de mettre le vrai nom de la parcelle. La quantité d'utilisation d'herbicide dans la parcelle parcelle riz 1 est de .08 Litres et semble élevé, prière de corriger. La superficie de la parcelle parcelle riz 1 selon les mesures GPS est de 1953.78 hectare qui semble élevé ou faible, prière de corriger. Le document légal (titre, acte, certificat etc. ) qui affirme votre possession de la parcelle parcelle riz 1 est  et semble exister dans les modalités, prière de prendre attache avec le QG pour plus d'explication afin de la classer bien. </w:t>
+        <w:br/>
+        <w:t xml:space="preserve">- Avertissement!! La parcelle a comme nom (parcelle riz 1) qui ne semble pas être un bon nom ou contient des lettres, prière de mettre le vrai nom de la parcelle. La quantité d'utilisation d'herbicide dans la parcelle parcelle riz 1 est de .08 Litres et semble élevé, prière de corriger. Le salaire total payé de toutes catégories confondues par le ménage ousmane diedhiou pour la main-d'oeuvre non-familiale sur la parcelle parcelle riz 1 au cours de la campagne pour la période de préparation du sol (labour) et des semis est de 0 qui semble élevé ou faible. Merci de corriger. La superficie de la parcelle parcelle riz 1 selon les mesures GPS est de 2121.01 hectare qui semble élevé ou faible, prière de corriger. Le document légal (titre, acte, certificat etc. ) qui affirme votre possession de la parcelle parcelle riz 1 est  et semble exister dans les modalités, prière de prendre attache avec le QG pour plus d'explication afin de la classer bien. </w:t>
+        <w:br/>
+        <w:t xml:space="preserve">- Avertissement!! La parcelle a comme nom (parcelle riz 1) qui ne semble pas être un bon nom ou contient des lettres, prière de mettre le vrai nom de la parcelle. La quantité d'utilisation d'herbicide dans la parcelle parcelle riz 1 est de .08 Litres et semble élevé, prière de corriger. Le salaire total payé de toutes catégories confondues par le ménage ousmane diedhiou pour la main-d'oeuvre non-familiale sur la parcelle parcelle riz 1 au cours de la campagne pour la période des récoltes est de 0 qui semble élevé ou faible. Merci de corriger. La superficie de la parcelle parcelle riz 1 selon les mesures GPS est de 4312.06 hectare qui semble élevé ou faible, prière de corriger. Le document légal (titre, acte, certificat etc. ) qui affirme votre possession de la parcelle parcelle riz 1 est  et semble exister dans les modalités, prière de prendre attache avec le QG pour plus d'explication afin de la classer bien. </w:t>
+        <w:br/>
+        <w:t>- La superficie de la parcelle parcelle lamine selon l'exploitant est de 55 Mètre Carré (m^2) qui semble faible ou l'estimation ne semble pas bonne. Prière de corriger. La superficie de la parcelle parcelle lamine selon les mesures GPS est de 55 hectare qui semble élevé ou faible, prière de corriger.</w:t>
+      </w:r>
+    </w:p>
+    <w:p>
+      <w:r>
+        <w:rPr>
+          <w:b/>
+          <w:color w:val="4672C4"/>
+          <w:sz w:val="22"/>
+        </w:rPr>
+        <w:t>&gt;&gt; Section16c - Cultures</w:t>
+      </w:r>
+    </w:p>
+    <w:p>
+      <w:pPr>
+        <w:ind w:left="283"/>
+      </w:pPr>
+      <w:r>
+        <w:rPr>
+          <w:sz w:val="20"/>
+        </w:rPr>
+        <w:t>- Le pourcentage qui reste à recolter pour ces cultures est de 100% c'est-à-dire que la recolte n'a pas commencé pour ces cultures, prière de regarder les questions (s16Cq11 s16Cq12) ou corriger.</w:t>
+      </w:r>
+    </w:p>
+    <w:p>
+      <w:r>
+        <w:rPr>
+          <w:b/>
+          <w:color w:val="4672C4"/>
+          <w:sz w:val="22"/>
+        </w:rPr>
+        <w:t>&gt;&gt; Section16d - Utilisation de la production</w:t>
+      </w:r>
+    </w:p>
+    <w:p>
+      <w:pPr>
+        <w:ind w:left="283"/>
+      </w:pPr>
+      <w:r>
+        <w:rPr>
+          <w:sz w:val="20"/>
+        </w:rPr>
+        <w:t>- ||  ||</w:t>
+      </w:r>
+    </w:p>
+    <w:p>
+      <w:r>
+        <w:rPr>
+          <w:b/>
+          <w:color w:val="4672C4"/>
+          <w:sz w:val="22"/>
+        </w:rPr>
+        <w:t>&gt;&gt; Section19 - Equipements agricoles</w:t>
+      </w:r>
+    </w:p>
+    <w:p>
+      <w:pPr>
+        <w:ind w:left="283"/>
+      </w:pPr>
+      <w:r>
+        <w:rPr>
+          <w:sz w:val="20"/>
+        </w:rPr>
+        <w:t>- Le ménage a mis en location Houe/daba/hilaire à d’autres ménages au cours des 12 derniers mois mais qu'il a reçu 0 FCFA, prière de fournir d'effort pour estimer la valeur reçue après location. Le ménage a mis en location Houe/daba/hilaire à d’autres ménages au cours des 12 derniers mois et a reçu (0 FCFA) qui semble élevé ou faible, prière de corriger ou confirmer auprès du QG.</w:t>
+      </w:r>
+    </w:p>
+    <w:p>
+      <w:r>
+        <w:t>________________________________________________________________________________</w:t>
+      </w:r>
+    </w:p>
+    <w:p>
+      <w:pPr>
+        <w:pStyle w:val="Heading2"/>
+      </w:pPr>
+      <w:r>
+        <w:t>Menage 12</w:t>
+      </w:r>
+    </w:p>
+    <w:tbl>
+      <w:tblPr>
+        <w:tblStyle w:val="TableGrid"/>
+        <w:tblW w:type="auto" w:w="0"/>
+        <w:tblLook w:firstColumn="1" w:firstRow="1" w:lastColumn="0" w:lastRow="0" w:noHBand="0" w:noVBand="1" w:val="04A0"/>
+      </w:tblPr>
+      <w:tblGrid>
+        <w:gridCol w:w="1662"/>
+        <w:gridCol w:w="1662"/>
+        <w:gridCol w:w="1662"/>
+        <w:gridCol w:w="1662"/>
+        <w:gridCol w:w="1662"/>
+        <w:gridCol w:w="1662"/>
+      </w:tblGrid>
+      <w:tr>
+        <w:tc>
+          <w:tcPr>
+            <w:tcW w:type="dxa" w:w="1662"/>
+            <w:shd w:fill="5B9BD5"/>
+          </w:tcPr>
+          <w:p>
+            <w:r>
+              <w:rPr>
+                <w:b/>
+                <w:color w:val="FFFFFF"/>
+                <w:sz w:val="16"/>
+              </w:rPr>
+              <w:t>Interview Key</w:t>
+            </w:r>
+          </w:p>
+        </w:tc>
+        <w:tc>
+          <w:tcPr>
+            <w:tcW w:type="dxa" w:w="1662"/>
+            <w:shd w:fill="5B9BD5"/>
+          </w:tcPr>
+          <w:p>
+            <w:r>
+              <w:rPr>
+                <w:b/>
+                <w:color w:val="FFFFFF"/>
+                <w:sz w:val="16"/>
+              </w:rPr>
+              <w:t>Interview ID</w:t>
+            </w:r>
+          </w:p>
+        </w:tc>
+        <w:tc>
+          <w:tcPr>
+            <w:tcW w:type="dxa" w:w="1662"/>
+            <w:shd w:fill="5B9BD5"/>
+          </w:tcPr>
+          <w:p>
+            <w:r>
+              <w:rPr>
+                <w:b/>
+                <w:color w:val="FFFFFF"/>
+                <w:sz w:val="16"/>
+              </w:rPr>
+              <w:t>ID Agent</w:t>
+            </w:r>
+          </w:p>
+        </w:tc>
+        <w:tc>
+          <w:tcPr>
+            <w:tcW w:type="dxa" w:w="1662"/>
+            <w:shd w:fill="5B9BD5"/>
+          </w:tcPr>
+          <w:p>
+            <w:r>
+              <w:rPr>
+                <w:b/>
+                <w:color w:val="FFFFFF"/>
+                <w:sz w:val="16"/>
+              </w:rPr>
+              <w:t>ID Equipe</w:t>
+            </w:r>
+          </w:p>
+        </w:tc>
+        <w:tc>
+          <w:tcPr>
+            <w:tcW w:type="dxa" w:w="1662"/>
+            <w:shd w:fill="5B9BD5"/>
+          </w:tcPr>
+          <w:p>
+            <w:r>
+              <w:rPr>
+                <w:b/>
+                <w:color w:val="FFFFFF"/>
+                <w:sz w:val="16"/>
+              </w:rPr>
+              <w:t>Agent</w:t>
+            </w:r>
+          </w:p>
+        </w:tc>
+        <w:tc>
+          <w:tcPr>
+            <w:tcW w:type="dxa" w:w="1662"/>
+            <w:shd w:fill="5B9BD5"/>
+          </w:tcPr>
+          <w:p>
+            <w:r>
+              <w:rPr>
+                <w:b/>
+                <w:color w:val="FFFFFF"/>
+                <w:sz w:val="16"/>
+              </w:rPr>
+              <w:t>Chef d'equipe</w:t>
+            </w:r>
+          </w:p>
+        </w:tc>
+      </w:tr>
+      <w:tr>
+        <w:tc>
+          <w:tcPr>
+            <w:tcW w:type="dxa" w:w="1662"/>
+          </w:tcPr>
+          <w:p>
+            <w:r>
+              <w:rPr>
+                <w:sz w:val="14"/>
+              </w:rPr>
+              <w:t>97-46-06-38</w:t>
+            </w:r>
+          </w:p>
+        </w:tc>
+        <w:tc>
+          <w:tcPr>
+            <w:tcW w:type="dxa" w:w="1662"/>
+          </w:tcPr>
+          <w:p>
+            <w:r>
+              <w:rPr>
+                <w:sz w:val="14"/>
+              </w:rPr>
+              <w:t>2f76f81b7cfe4d7fa69e278c33af3c0a</w:t>
+            </w:r>
+          </w:p>
+        </w:tc>
+        <w:tc>
+          <w:tcPr>
+            <w:tcW w:type="dxa" w:w="1662"/>
+          </w:tcPr>
+          <w:p>
+            <w:r>
+              <w:rPr>
+                <w:sz w:val="14"/>
+              </w:rPr>
+              <w:t>EQ37_enq3</w:t>
+            </w:r>
+          </w:p>
+        </w:tc>
+        <w:tc>
+          <w:tcPr>
+            <w:tcW w:type="dxa" w:w="1662"/>
+          </w:tcPr>
+          <w:p>
+            <w:r>
+              <w:rPr>
+                <w:sz w:val="14"/>
+              </w:rPr>
+              <w:t>Equipe37</w:t>
+            </w:r>
+          </w:p>
+        </w:tc>
+        <w:tc>
+          <w:tcPr>
+            <w:tcW w:type="dxa" w:w="1662"/>
+          </w:tcPr>
+          <w:p>
+            <w:r>
+              <w:rPr>
+                <w:sz w:val="14"/>
+              </w:rPr>
+              <w:t>Cherif Sidou DIEDHIOU</w:t>
+            </w:r>
+          </w:p>
+        </w:tc>
+        <w:tc>
+          <w:tcPr>
+            <w:tcW w:type="dxa" w:w="1662"/>
+          </w:tcPr>
+          <w:p>
+            <w:r>
+              <w:rPr>
+                <w:sz w:val="14"/>
+              </w:rPr>
+              <w:t>Seynabou BADJI</w:t>
+            </w:r>
+          </w:p>
+        </w:tc>
+      </w:tr>
+    </w:tbl>
+    <w:p/>
+    <w:tbl>
+      <w:tblPr>
+        <w:tblStyle w:val="TableGrid"/>
+        <w:tblW w:type="auto" w:w="0"/>
+        <w:tblLook w:firstColumn="1" w:firstRow="1" w:lastColumn="0" w:lastRow="0" w:noHBand="0" w:noVBand="1" w:val="04A0"/>
+      </w:tblPr>
+      <w:tblGrid>
+        <w:gridCol w:w="3324"/>
+        <w:gridCol w:w="3324"/>
+        <w:gridCol w:w="3324"/>
+      </w:tblGrid>
+      <w:tr>
+        <w:tc>
+          <w:tcPr>
+            <w:tcW w:type="dxa" w:w="3324"/>
+            <w:shd w:fill="70AD47"/>
+          </w:tcPr>
+          <w:p>
+            <w:r>
+              <w:rPr>
+                <w:b/>
+                <w:color w:val="FFFFFF"/>
+                <w:sz w:val="18"/>
+              </w:rPr>
+              <w:t>Chef de Menage</w:t>
+            </w:r>
+          </w:p>
+        </w:tc>
+        <w:tc>
+          <w:tcPr>
+            <w:tcW w:type="dxa" w:w="3324"/>
+            <w:shd w:fill="70AD47"/>
+          </w:tcPr>
+          <w:p>
+            <w:r>
+              <w:rPr>
+                <w:b/>
+                <w:color w:val="FFFFFF"/>
+                <w:sz w:val="18"/>
+              </w:rPr>
+              <w:t>Quartier/Village (s00q05)</w:t>
+            </w:r>
+          </w:p>
+        </w:tc>
+        <w:tc>
+          <w:tcPr>
+            <w:tcW w:type="dxa" w:w="3324"/>
+            <w:shd w:fill="70AD47"/>
+          </w:tcPr>
+          <w:p>
+            <w:r>
+              <w:rPr>
+                <w:b/>
+                <w:color w:val="FFFFFF"/>
+                <w:sz w:val="18"/>
+              </w:rPr>
+              <w:t>Localisation GPS</w:t>
+            </w:r>
+          </w:p>
+        </w:tc>
+      </w:tr>
+      <w:tr>
+        <w:tc>
+          <w:tcPr>
+            <w:tcW w:type="dxa" w:w="3324"/>
+          </w:tcPr>
+          <w:p>
+            <w:r>
+              <w:rPr>
+                <w:sz w:val="18"/>
+              </w:rPr>
+              <w:t>CHEIKH SONKO</w:t>
+            </w:r>
+          </w:p>
+        </w:tc>
+        <w:tc>
+          <w:tcPr>
+            <w:tcW w:type="dxa" w:w="3324"/>
+          </w:tcPr>
+          <w:p>
+            <w:r>
+              <w:rPr>
+                <w:sz w:val="18"/>
+              </w:rPr>
+              <w:t>N/A</w:t>
+            </w:r>
+          </w:p>
+        </w:tc>
+        <w:tc>
+          <w:tcPr>
+            <w:tcW w:type="dxa" w:w="3324"/>
+          </w:tcPr>
+          <w:p>
+            <w:r/>
             <w:hyperlink r:id="rId9">
               <w:r>
                 <w:rPr>
@@ -2710,7 +6416,7 @@
           <w:color w:val="4672C4"/>
           <w:sz w:val="22"/>
         </w:rPr>
-        <w:t>&gt;&gt; Section1 - Caracteristiques des membres</w:t>
+        <w:t>&gt;&gt; Section2 - Education</w:t>
       </w:r>
     </w:p>
     <w:p>
@@ -2721,59 +6427,23 @@
         <w:rPr>
           <w:sz w:val="20"/>
         </w:rPr>
-        <w:t xml:space="preserve">- La raison principale pour laquelle que coumba ndiaye est venu vivre dans cette localité est se soigner et semble exister dans les modalités, prière de prendre attache avec le QG pour plus d'explication afin de la classer bien. </w:t>
+        <w:t xml:space="preserve">- Peu probable! Agnès Sabine diatta  n'arrive pas  à comprendre un petit texte lu dans une langue locale (s02q03). Veuillez corriger ou donner des explications au QG. </w:t>
         <w:br/>
-        <w:t>- La raison principale pour laquelle que ousmane diedhiou est venu vivre dans cette localité est il declarer a bignona et semble exister dans les modalités, prière de prendre attache avec le QG pour plus d'explication afin de la classer bien. Attention ! Le montant (7500 Fcfa) dépensé ou reçu en cadeau pour les cartes prépayées, les transferts de crédit et les abonnements de  ousmane diedhiou est relativement élevé par rapport aux autres montants depansés observés dans cette zone. Prière de corriger ou de confirmer avec le QG. Attention ! Le montant (7500 Fcfa) dépensé ou reçu en cadeau pour les recharges internet ou de forfaits de données mobiles(hors appels vocaux), aucours des 30 derniers jours de  ousmane diedhiou est relativement élevé par rapport aux autres montants depansés observés dans cette zone. Prière de corriger ou de confirmer avec le QG.</w:t>
-      </w:r>
-    </w:p>
-    <w:p>
-      <w:r>
-        <w:rPr>
-          <w:b/>
-          <w:color w:val="4672C4"/>
-          <w:sz w:val="22"/>
-        </w:rPr>
-        <w:t>&gt;&gt; Section2 - Education</w:t>
-      </w:r>
-    </w:p>
-    <w:p>
-      <w:pPr>
-        <w:ind w:left="283"/>
-      </w:pPr>
-      <w:r>
-        <w:rPr>
-          <w:sz w:val="20"/>
-        </w:rPr>
-        <w:t xml:space="preserve">- Attention ! Le frais de scolarité (5000 Fcfa) de boukatéwe ndione en 3ème année de Secondaire 2 Général est relativement faible par rapport aux autres frais de scolarités observés dans cette zone. Prière de corriger ou de confirmer avec le QG. </w:t>
+        <w:t xml:space="preserve">- Peu probable! Fatou badji  n'arrive pas  à comprendre un petit texte lu dans une langue locale (s02q03). Veuillez corriger ou donner des explications au QG. </w:t>
         <w:br/>
-        <w:t xml:space="preserve">- Peu probable! coumba ndiaye  n'arrive pas  à comprendre un petit texte lu dans une langue locale (s02q03). Veuillez corriger ou donner des explications au QG. </w:t>
+        <w:t xml:space="preserve">- Peu probable! adama coly  n'arrive pas  à comprendre un petit texte lu dans une langue locale (s02q03). Veuillez corriger ou donner des explications au QG. </w:t>
         <w:br/>
-        <w:t xml:space="preserve">- Peu probable! omar diedhiou  n'arrive pas  à comprendre un petit texte lu dans une langue locale (s02q03). Veuillez corriger ou donner des explications au QG. Le montant des frais pour les cahiers et autres matériels scolaires pour l'année scolaire de omar diedhiou est de 0 FCFA, omar diedhiou a fait comment pour payer ces cahiers et autres matériels scolaires (SAC, stylo, craie, ardoise, crayon...) ? prière de corriger. </w:t>
+        <w:t xml:space="preserve">- Peu probable! aminata sonko  n'arrive pas  à comprendre un petit texte lu dans une langue locale (s02q03). Veuillez corriger ou donner des explications au QG. </w:t>
         <w:br/>
-        <w:t xml:space="preserve">- Peu probable! saly sonko  n'arrive pas  à comprendre un petit texte lu dans une langue locale (s02q03). Veuillez corriger ou donner des explications au QG. </w:t>
+        <w:t xml:space="preserve">- Peu probable! cheikh sonko  n'arrive pas  à comprendre un petit texte lu dans une langue locale (s02q03). Veuillez corriger ou donner des explications au QG. </w:t>
         <w:br/>
-        <w:t>- Peu probable! sarata diedhiou  n'arrive pas  à comprendre un petit texte lu dans une langue locale (s02q03). Veuillez corriger ou donner des explications au QG.</w:t>
-      </w:r>
-    </w:p>
-    <w:p>
-      <w:r>
-        <w:rPr>
-          <w:b/>
-          <w:color w:val="4672C4"/>
-          <w:sz w:val="22"/>
-        </w:rPr>
-        <w:t>&gt;&gt; Section3 - Sante</w:t>
-      </w:r>
-    </w:p>
-    <w:p>
-      <w:pPr>
-        <w:ind w:left="283"/>
-      </w:pPr>
-      <w:r>
-        <w:rPr>
-          <w:sz w:val="20"/>
-        </w:rPr>
-        <w:t>- Le principal problème de santé que ousmane diedhiou a eu est probleme de genou et semble exister dans les modalités, prière de prendre attache avec le QG pour plus d'explication afin de la classer bien.</w:t>
+        <w:t xml:space="preserve">- Peu probable! haby sonko  n'arrive pas  à comprendre un petit texte lu dans une langue locale (s02q03). Veuillez corriger ou donner des explications au QG. Peu probable! haby sonko  ne sait ni lire, ni écrire, ni comprendre dans aucune des langues  (s02q01,s02q02,s02q03). Veuillez corriger ou donner des explications au QG. </w:t>
+        <w:br/>
+        <w:t xml:space="preserve">- Peu probable! julbert diatta  n'arrive pas  à comprendre un petit texte lu dans une langue locale (s02q03). Veuillez corriger ou donner des explications au QG. </w:t>
+        <w:br/>
+        <w:t xml:space="preserve">- Peu probable! lamine manga  n'arrive pas  à comprendre un petit texte lu dans une langue locale (s02q03). Veuillez corriger ou donner des explications au QG. </w:t>
+        <w:br/>
+        <w:t>- Peu probable! mariama diedhiou  n'arrive pas  à comprendre un petit texte lu dans une langue locale (s02q03). Veuillez corriger ou donner des explications au QG. Peu probable! mariama diedhiou  ne sait ni lire, ni écrire, ni comprendre dans aucune des langues  (s02q01,s02q02,s02q03). Veuillez corriger ou donner des explications au QG.</w:t>
       </w:r>
     </w:p>
     <w:p>
@@ -2794,15 +6464,9 @@
         <w:rPr>
           <w:sz w:val="20"/>
         </w:rPr>
-        <w:t xml:space="preserve">- Avertissement! Généralement les jeunes hommes (10 à 25ans) font des travaux ménager soit apprendre les enfants à reviser leurs léçons ou d'autres cours, famara sonko n'a consacré aucune heure pour les travaux cités en s04q01, s04q02, s04q03, s04q04, s04q05, s04q06, s04q07 et s04q08.Prière de regarder pour corriger ou confirmer avec le QG. </w:t>
+        <w:t xml:space="preserve">- Avertissement! aminata sonko n'a consacré aucune heure pour aucun des travaux du ménage, prière de regarder les réponses prises dans les questions (s04q01 s04q02 s04q03 s04q04 s04q05 s04q06 s04q07 s04q08). </w:t>
         <w:br/>
-        <w:t xml:space="preserve">- Avertissement! Généralement les jeunes hommes (10 à 25ans) font des travaux ménager soit apprendre les enfants à reviser leurs léçons ou d'autres cours, ismaïla diedhiou n'a consacré aucune heure pour les travaux cités en s04q01, s04q02, s04q03, s04q04, s04q05, s04q06, s04q07 et s04q08.Prière de regarder pour corriger ou confirmer avec le QG. </w:t>
-        <w:br/>
-        <w:t xml:space="preserve">- Avertissement! Nombre d'heure que ousmane diedhiou a consacré à son emploi au cours des 7 derniers jours est trop faible, veuillez revoir s'il vous plait ou confirmer cette information avec QG. </w:t>
-        <w:br/>
-        <w:t xml:space="preserve">- Avertissement! coumba ndiaye n'a consacré aucune heure pour aucun des travaux du ménage, prière de regarder les réponses prises dans les questions (s04q01 s04q02 s04q03 s04q04 s04q05 s04q06 s04q07 s04q08). </w:t>
-        <w:br/>
-        <w:t>- Avertissement! oumi sagna n'a consacré aucune heure pour aucun des travaux du ménage, prière de regarder les réponses prises dans les questions (s04q01 s04q02 s04q03 s04q04 s04q05 s04q06 s04q07 s04q08).</w:t>
+        <w:t>- Avertissement! mariama diedhiou n'a consacré aucune heure pour aucun des travaux du ménage, prière de regarder les réponses prises dans les questions (s04q01 s04q02 s04q03 s04q04 s04q05 s04q06 s04q07 s04q08).</w:t>
       </w:r>
     </w:p>
     <w:p>
@@ -2812,7 +6476,7 @@
           <w:color w:val="4672C4"/>
           <w:sz w:val="22"/>
         </w:rPr>
-        <w:t>&gt;&gt; Section4b - Emploi - Activite principale</w:t>
+        <w:t>&gt;&gt; Section7b - Consommation alimentaire - 7 jours</w:t>
       </w:r>
     </w:p>
     <w:p>
@@ -2823,111 +6487,7 @@
         <w:rPr>
           <w:sz w:val="20"/>
         </w:rPr>
-        <w:t>- ||</w:t>
-      </w:r>
-    </w:p>
-    <w:p>
-      <w:r>
-        <w:rPr>
-          <w:b/>
-          <w:color w:val="4672C4"/>
-          <w:sz w:val="22"/>
-        </w:rPr>
-        <w:t>&gt;&gt; Section4c - Emploi - Activite secondaire</w:t>
-      </w:r>
-    </w:p>
-    <w:p>
-      <w:pPr>
-        <w:ind w:left="283"/>
-      </w:pPr>
-      <w:r>
-        <w:rPr>
-          <w:sz w:val="20"/>
-        </w:rPr>
-        <w:t>- Avertissement!!! saly sonko enquêté dans l'emploi principale n'a pas declaré son revenu prière de fournir plus d'effort pour lui demander son revenu, vous pouvez utiliser des stratégies pour faire une estimation ou demander des conseils au QG.</w:t>
-      </w:r>
-    </w:p>
-    <w:p>
-      <w:r>
-        <w:rPr>
-          <w:b/>
-          <w:color w:val="4672C4"/>
-          <w:sz w:val="22"/>
-        </w:rPr>
-        <w:t>&gt;&gt; Section7a1 - Repas pris a l'exterieur du menage</w:t>
-      </w:r>
-    </w:p>
-    <w:p>
-      <w:pPr>
-        <w:ind w:left="283"/>
-      </w:pPr>
-      <w:r>
-        <w:rPr>
-          <w:sz w:val="20"/>
-        </w:rPr>
-        <w:t>- Attention ! La section sur le repas pris à l'extérieur du ménage n'est pas renseignée à 100 %. Prière de vérifier l'ensemble des questions relatives à cette section et de les renseigner en totalité.</w:t>
-      </w:r>
-    </w:p>
-    <w:p>
-      <w:r>
-        <w:rPr>
-          <w:b/>
-          <w:color w:val="4672C4"/>
-          <w:sz w:val="22"/>
-        </w:rPr>
-        <w:t>&gt;&gt; Section7a2 - Repas pris a l'exterieur du menage</w:t>
-      </w:r>
-    </w:p>
-    <w:p>
-      <w:pPr>
-        <w:ind w:left="283"/>
-      </w:pPr>
-      <w:r>
-        <w:rPr>
-          <w:sz w:val="20"/>
-        </w:rPr>
-        <w:t xml:space="preserve">- La section sur le repas pris à l'extérieur du ménage du membre binta seck n'est pas renseignée à 100 %. Prière de vérifier l'ensemble des questions relatives à ce membre et de les renseigner en totalité. </w:t>
-        <w:br/>
-        <w:t xml:space="preserve">- La section sur le repas pris à l'extérieur du ménage du membre boukatéwe ndione n'est pas renseignée à 100 %. Prière de vérifier l'ensemble des questions relatives à ce membre et de les renseigner en totalité. </w:t>
-        <w:br/>
-        <w:t xml:space="preserve">- La section sur le repas pris à l'extérieur du ménage du membre coumba ndiaye n'est pas renseignée à 100 %. Prière de vérifier l'ensemble des questions relatives à ce membre et de les renseigner en totalité. </w:t>
-        <w:br/>
-        <w:t xml:space="preserve">- La section sur le repas pris à l'extérieur du ménage du membre famara sonko n'est pas renseignée à 100 %. Prière de vérifier l'ensemble des questions relatives à ce membre et de les renseigner en totalité. </w:t>
-        <w:br/>
-        <w:t xml:space="preserve">- La section sur le repas pris à l'extérieur du ménage du membre ismaïla diedhiou n'est pas renseignée à 100 %. Prière de vérifier l'ensemble des questions relatives à ce membre et de les renseigner en totalité. </w:t>
-        <w:br/>
-        <w:t xml:space="preserve">- La section sur le repas pris à l'extérieur du ménage du membre lamine diedhiou n'est pas renseignée à 100 %. Prière de vérifier l'ensemble des questions relatives à ce membre et de les renseigner en totalité. </w:t>
-        <w:br/>
-        <w:t xml:space="preserve">- La section sur le repas pris à l'extérieur du ménage du membre omar diedhiou n'est pas renseignée à 100 %. Prière de vérifier l'ensemble des questions relatives à ce membre et de les renseigner en totalité. </w:t>
-        <w:br/>
-        <w:t xml:space="preserve">- La section sur le repas pris à l'extérieur du ménage du membre oumi sagna n'est pas renseignée à 100 %. Prière de vérifier l'ensemble des questions relatives à ce membre et de les renseigner en totalité. </w:t>
-        <w:br/>
-        <w:t xml:space="preserve">- La section sur le repas pris à l'extérieur du ménage du membre ousmane diedhiou n'est pas renseignée à 100 %. Prière de vérifier l'ensemble des questions relatives à ce membre et de les renseigner en totalité. </w:t>
-        <w:br/>
-        <w:t xml:space="preserve">- La section sur le repas pris à l'extérieur du ménage du membre saly sonko n'est pas renseignée à 100 %. Prière de vérifier l'ensemble des questions relatives à ce membre et de les renseigner en totalité. </w:t>
-        <w:br/>
-        <w:t>- La section sur le repas pris à l'extérieur du ménage du membre sarata diedhiou n'est pas renseignée à 100 %. Prière de vérifier l'ensemble des questions relatives à ce membre et de les renseigner en totalité.</w:t>
-      </w:r>
-    </w:p>
-    <w:p>
-      <w:r>
-        <w:rPr>
-          <w:b/>
-          <w:color w:val="4672C4"/>
-          <w:sz w:val="22"/>
-        </w:rPr>
-        <w:t>&gt;&gt; Section9b - Depenses non-alimentaires - 7 jours</w:t>
-      </w:r>
-    </w:p>
-    <w:p>
-      <w:pPr>
-        <w:ind w:left="283"/>
-      </w:pPr>
-      <w:r>
-        <w:rPr>
-          <w:sz w:val="20"/>
-        </w:rPr>
-        <w:t>- Il est difficile d'avoir un ménage qui n'a effectué aucune des dépenses mentionnées au cours de 7 derniers jours, prière de revoir la section 9B pour ce ménage.</w:t>
+        <w:t>- Attention ! Le prix unitaire d'achat (125 Fcfa) de Poivron frais en Pièce (Petit) est relativement élevé par rapport aux autres prix observés dans cette zone. Prière de corriger ou de confirmer avec le QG. Avertissement!!! Le ménage a consommé 21 Sachets Petit de Sucre en poudre , cette quantité semble anormale pour une consommation des 7 derniers jours.Prière de corriger ou de confirmer avec le QG. Avertissement!!! Le ménage a consommé 3 Paquet Petit de Thé en sachet, cette quantité semble anormale pour une consommation des 7 derniers jours.Prière de corriger ou de confirmer avec le QG. Avertissement!! le prix unitaire (125 Fcfa) de Thé en sachet (unité: Paquet) de taille Petit est très faible ou élevé. Prière de corriger ou de confirmer avec le QG. Attention ! Le prix unitaire d'achat (125 Fcfa) de Thé en sachet en Paquet (Petit) est relativement élevé par rapport aux autres prix observés dans cette zone. Prière de corriger ou de confirmer avec le QG.</w:t>
       </w:r>
     </w:p>
     <w:p>
@@ -2948,28 +6508,7 @@
         <w:rPr>
           <w:sz w:val="20"/>
         </w:rPr>
-        <w:t>- Peu plausible! le montant de la dépense pour  Savon de toilette, shampoing semble trop élevé. Veuillez, s'il vous plaît, confirmer cette information avec le QG ou la corriger.</w:t>
-      </w:r>
-    </w:p>
-    <w:p>
-      <w:r>
-        <w:rPr>
-          <w:b/>
-          <w:color w:val="4672C4"/>
-          <w:sz w:val="22"/>
-        </w:rPr>
-        <w:t>&gt;&gt; Section10b - caracteristiques entreprise non agricole</w:t>
-      </w:r>
-    </w:p>
-    <w:p>
-      <w:pPr>
-        <w:ind w:left="283"/>
-      </w:pPr>
-      <w:r>
-        <w:rPr>
-          <w:sz w:val="20"/>
-        </w:rPr>
-        <w:t>- Le montant dépensé de l'entreprise fabrication de maad et de maad en achat de matières premières pour les produits vendus au cours des 30 derniers jours ou durant le dernier mois où l'entreprise a fonctionné ne peut pas être supéreur aux montants obtenus sur la vente de produits transformés par l'entreprise au cours de cette même période où l'entreprise a fonctionné (s10q49 &gt; s10q48), prière de corriger.</w:t>
+        <w:t>- La dernière fois que vous avez acheté Bois de chauffe ramassé/coupé (estimer la valeur) est forêt et semble exister dans les modalités, prière de prendre attache avec le QG pour plus d'explication afin de la classer bien.</w:t>
       </w:r>
     </w:p>
     <w:p>
@@ -3000,7 +6539,7 @@
           <w:color w:val="4672C4"/>
           <w:sz w:val="22"/>
         </w:rPr>
-        <w:t>&gt;&gt; Section12 - Actifs du menage</w:t>
+        <w:t>&gt;&gt; Section16a - Champs et parcelles</w:t>
       </w:r>
     </w:p>
     <w:p>
@@ -3011,9 +6550,7 @@
         <w:rPr>
           <w:sz w:val="20"/>
         </w:rPr>
-        <w:t xml:space="preserve">- Attention ! Radio simple/Radiocassette a été achété à 15000 Fcfa est relativement élevé par rapport aux autres prix d'achat observés dans cette zone. Prière de corriger ou de confirmer avec le QG. </w:t>
-        <w:br/>
-        <w:t>- Avertissement!!! Le prix d'achat (15000) de l'article  Bonbonne de gaz est inférieur aux prix de revente (20000)  avec l'âge du bien atteignant 14 ans. Prière de vérifier ou confirmer avec l'enquêté et mettre les bonnes valeurs après verification, s'il le faut.</w:t>
+        <w:t>- La quantité d'utilisation de NPK dans la parcelle parcelles de riz est de 75 Kilogramme et semble élevé, prière de corriger. Le nombre de jours total de la main-d'oeuvre non-familiale sur cette parcelle parcelles de riz au cours de la campagne pour la période de préparation du sol (labour) est de 16 jours qui semble faible ou élevé. Merci de corriger. Le salaire total payé de toutes catégories confondues par le ménage CHEIKH SONKO pour la main-d'oeuvre non-familiale sur la parcelle parcelles de riz au cours de la campagne pour la période de préparation du sol (labour) et des semis est de 0 qui semble élevé ou faible. Merci de corriger. Le nombre de jours total de la main-d'oeuvre non-familiale sur cette parcelle parcelles de riz au cours de la campagne pour la période d'entretien du sol (sarclage, etc.) est de 30 jours qui semble faible ou élevé. Merci de corriger. Le salaire total payé de toutes catégories confondues par le ménage CHEIKH SONKO pour la main-d'oeuvre non-familiale sur la parcelle parcelles de riz au cours de la campagne pour la période d'entretien du sol (sarclage, etc.) est de 0 qui semble élevé ou faible. Merci de corriger. Le salaire total payé de toutes catégories confondues par le ménage CHEIKH SONKO pour la main-d'oeuvre non-familiale sur la parcelle parcelles de riz au cours de la campagne pour la période des récoltes est de 0 qui semble élevé ou faible. Merci de corriger. Le document légal (titre, acte, certificat etc. ) qui affirme votre possession de la parcelle parcelles de riz est  et semble exister dans les modalités, prière de prendre attache avec le QG pour plus d'explication afin de la classer bien.</w:t>
       </w:r>
     </w:p>
     <w:p>
@@ -3023,7 +6560,7 @@
           <w:color w:val="4672C4"/>
           <w:sz w:val="22"/>
         </w:rPr>
-        <w:t>&gt;&gt; Section14 - Chocs</w:t>
+        <w:t>&gt;&gt; Section18c - Cueillette</w:t>
       </w:r>
     </w:p>
     <w:p>
@@ -3034,97 +6571,13 @@
         <w:rPr>
           <w:sz w:val="20"/>
         </w:rPr>
-        <w:t>- Avertissement!! Le ménage n'a été négativement affecté par aucun des problèmes donnés dans la section 14. Confirmez vous cette information avec le QG?</w:t>
-      </w:r>
-    </w:p>
-    <w:p>
-      <w:r>
-        <w:rPr>
-          <w:b/>
-          <w:color w:val="4672C4"/>
-          <w:sz w:val="22"/>
-        </w:rPr>
-        <w:t>&gt;&gt; Section16a - Champs et parcelles</w:t>
-      </w:r>
-    </w:p>
-    <w:p>
-      <w:pPr>
-        <w:ind w:left="283"/>
-      </w:pPr>
-      <w:r>
-        <w:rPr>
-          <w:sz w:val="20"/>
-        </w:rPr>
-        <w:t xml:space="preserve">- Avertissement!! La parcelle a comme nom (parcelle riz 1) qui ne semble pas être un bon nom ou contient des lettres, prière de mettre le vrai nom de la parcelle. La quantité d'utilisation d'herbicide dans la parcelle parcelle riz 1 est de .08 Litres et semble élevé, prière de corriger. La superficie de la parcelle parcelle riz 1 selon les mesures GPS est de 1953.78 hectare qui semble élevé ou faible, prière de corriger. Le document légal (titre, acte, certificat etc. ) qui affirme votre possession de la parcelle parcelle riz 1 est  et semble exister dans les modalités, prière de prendre attache avec le QG pour plus d'explication afin de la classer bien. </w:t>
+        <w:t xml:space="preserve">- Prière de renseigner la valeur de ce produit consommé ou stocké par votre ménage au cours des 12 derniers mois, prière de fournir d'effort pour avoir une estimation (s18cq03) au lieu de 9999. </w:t>
         <w:br/>
-        <w:t xml:space="preserve">- Avertissement!! La parcelle a comme nom (parcelle riz 1) qui ne semble pas être un bon nom ou contient des lettres, prière de mettre le vrai nom de la parcelle. La quantité d'utilisation d'herbicide dans la parcelle parcelle riz 1 est de .08 Litres et semble élevé, prière de corriger. Le salaire total payé de toutes catégories confondues par le ménage ousmane diedhiou pour la main-d'oeuvre non-familiale sur la parcelle parcelle riz 1 au cours de la campagne pour la période de préparation du sol (labour) et des semis est de 0 qui semble élevé ou faible. Merci de corriger. La superficie de la parcelle parcelle riz 1 selon les mesures GPS est de 2121.01 hectare qui semble élevé ou faible, prière de corriger. Le document légal (titre, acte, certificat etc. ) qui affirme votre possession de la parcelle parcelle riz 1 est  et semble exister dans les modalités, prière de prendre attache avec le QG pour plus d'explication afin de la classer bien. </w:t>
+        <w:t xml:space="preserve">- Prière de renseigner la valeur de ce produit consommé ou stocké par votre ménage au cours des 12 derniers mois, prière de fournir d'effort pour avoir une estimation (s18cq03) au lieu de 9999. </w:t>
         <w:br/>
-        <w:t xml:space="preserve">- Avertissement!! La parcelle a comme nom (parcelle riz 1) qui ne semble pas être un bon nom ou contient des lettres, prière de mettre le vrai nom de la parcelle. La quantité d'utilisation d'herbicide dans la parcelle parcelle riz 1 est de .08 Litres et semble élevé, prière de corriger. Le salaire total payé de toutes catégories confondues par le ménage ousmane diedhiou pour la main-d'oeuvre non-familiale sur la parcelle parcelle riz 1 au cours de la campagne pour la période des récoltes est de 0 qui semble élevé ou faible. Merci de corriger. La superficie de la parcelle parcelle riz 1 selon les mesures GPS est de 4312.06 hectare qui semble élevé ou faible, prière de corriger. Le document légal (titre, acte, certificat etc. ) qui affirme votre possession de la parcelle parcelle riz 1 est  et semble exister dans les modalités, prière de prendre attache avec le QG pour plus d'explication afin de la classer bien. </w:t>
+        <w:t xml:space="preserve">- Prière de renseigner la valeur de ce produit consommé ou stocké par votre ménage au cours des 12 derniers mois, prière de fournir d'effort pour avoir une estimation (s18cq03) au lieu de 9999. </w:t>
         <w:br/>
-        <w:t>- La superficie de la parcelle parcelle lamine selon l'exploitant est de 55 Mètre Carré (m^2) qui semble faible ou l'estimation ne semble pas bonne. Prière de corriger. La superficie de la parcelle parcelle lamine selon les mesures GPS est de 55 hectare qui semble élevé ou faible, prière de corriger.</w:t>
-      </w:r>
-    </w:p>
-    <w:p>
-      <w:r>
-        <w:rPr>
-          <w:b/>
-          <w:color w:val="4672C4"/>
-          <w:sz w:val="22"/>
-        </w:rPr>
-        <w:t>&gt;&gt; Section16c - Cultures</w:t>
-      </w:r>
-    </w:p>
-    <w:p>
-      <w:pPr>
-        <w:ind w:left="283"/>
-      </w:pPr>
-      <w:r>
-        <w:rPr>
-          <w:sz w:val="20"/>
-        </w:rPr>
-        <w:t>- Le pourcentage qui reste à recolter pour ces cultures est de 100% c'est-à-dire que la recolte n'a pas commencé pour ces cultures, prière de regarder les questions (s16Cq11 s16Cq12) ou corriger.</w:t>
-      </w:r>
-    </w:p>
-    <w:p>
-      <w:r>
-        <w:rPr>
-          <w:b/>
-          <w:color w:val="4672C4"/>
-          <w:sz w:val="22"/>
-        </w:rPr>
-        <w:t>&gt;&gt; Section16d - Utilisation de la production</w:t>
-      </w:r>
-    </w:p>
-    <w:p>
-      <w:pPr>
-        <w:ind w:left="283"/>
-      </w:pPr>
-      <w:r>
-        <w:rPr>
-          <w:sz w:val="20"/>
-        </w:rPr>
-        <w:t>- ||  ||</w:t>
-      </w:r>
-    </w:p>
-    <w:p>
-      <w:r>
-        <w:rPr>
-          <w:b/>
-          <w:color w:val="4672C4"/>
-          <w:sz w:val="22"/>
-        </w:rPr>
-        <w:t>&gt;&gt; Section19 - Equipements agricoles</w:t>
-      </w:r>
-    </w:p>
-    <w:p>
-      <w:pPr>
-        <w:ind w:left="283"/>
-      </w:pPr>
-      <w:r>
-        <w:rPr>
-          <w:sz w:val="20"/>
-        </w:rPr>
-        <w:t>- Le ménage a mis en location Houe/daba/hilaire à d’autres ménages au cours des 12 derniers mois mais qu'il a reçu 0 FCFA, prière de fournir d'effort pour estimer la valeur reçue après location. Le ménage a mis en location Houe/daba/hilaire à d’autres ménages au cours des 12 derniers mois et a reçu (0 FCFA) qui semble élevé ou faible, prière de corriger ou confirmer auprès du QG.</w:t>
+        <w:t>- Prière de renseigner la valeur de ce produit consommé ou stocké par votre ménage au cours des 12 derniers mois, prière de fournir d'effort pour avoir une estimation (s18cq03) au lieu de 9999.</w:t>
       </w:r>
     </w:p>
     <w:p>
@@ -3428,7 +6881,7 @@
           </w:tcPr>
           <w:p>
             <w:r/>
-            <w:hyperlink r:id="rId9">
+            <w:hyperlink r:id="rId10">
               <w:r>
                 <w:rPr>
                   <w:color w:val="0563C1"/>
@@ -3516,23 +6969,23 @@
         <w:rPr>
           <w:sz w:val="20"/>
         </w:rPr>
-        <w:t xml:space="preserve">- La raison principale que mamadou lamine coly n'a pas fait des études dans une école formelle est decision personnelle et semble exister dans les modalités, prière de prendre attache avec le QG pour plus d'explication afin de la classer bien. </w:t>
-        <w:br/>
         <w:t xml:space="preserve">- Le montant des frais pour les cahiers et autres matériels scolaires pour l'année scolaire de mouhamed coly est faible ou élevé, veuillez, s'il vous plait, confirmer ces informations avec le QG ou apporter les corrections nécessaires. </w:t>
         <w:br/>
-        <w:t xml:space="preserve">- Peu probable! adama sambou  n'arrive pas  à comprendre un petit texte lu dans une langue locale (s02q03). Veuillez corriger ou donner des explications au QG. </w:t>
+        <w:t xml:space="preserve">- Peu probable! adama sambou  n'arrive pas  à comprendre un petit texte lu dans une langue locale (s02q03). Veuillez corriger ou donner des explications au QG. Peu probable! adama sambou  ne sait ni lire, ni écrire, ni comprendre dans aucune des langues  (s02q01,s02q02,s02q03). Veuillez corriger ou donner des explications au QG. </w:t>
         <w:br/>
         <w:t xml:space="preserve">- Peu probable! aroky sonko  n'arrive pas  à comprendre un petit texte lu dans une langue locale (s02q03). Veuillez corriger ou donner des explications au QG. </w:t>
         <w:br/>
-        <w:t xml:space="preserve">- Peu probable! awa sambou  n'arrive pas  à comprendre un petit texte lu dans une langue locale (s02q03). Veuillez corriger ou donner des explications au QG. </w:t>
+        <w:t xml:space="preserve">- Peu probable! awa sambou  n'arrive pas  à comprendre un petit texte lu dans une langue locale (s02q03). Veuillez corriger ou donner des explications au QG. Peu probable! awa sambou  ne sait ni lire, ni écrire, ni comprendre dans aucune des langues  (s02q01,s02q02,s02q03). Veuillez corriger ou donner des explications au QG. </w:t>
         <w:br/>
         <w:t xml:space="preserve">- Peu probable! awa sonko  n'arrive pas  à comprendre un petit texte lu dans une langue locale (s02q03). Veuillez corriger ou donner des explications au QG. </w:t>
         <w:br/>
         <w:t xml:space="preserve">- Peu probable! fatou coly  n'arrive pas  à comprendre un petit texte lu dans une langue locale (s02q03). Veuillez corriger ou donner des explications au QG. Le domaine que fatou coly bénéficié de cette formation est menagere et semble exister dans les modalités, prière de prendre attache avec le QG pour plus d'explication afin de la classer bien. </w:t>
         <w:br/>
-        <w:t xml:space="preserve">- Peu probable! khady coly 1  n'arrive pas  à comprendre un petit texte lu dans une langue locale (s02q03). Veuillez corriger ou donner des explications au QG. La raison principale que khady coly 1 n'a pas été à l'école entre 2024/2025 est elle vient d’entrée à l’école et semble exister dans les modalités, prière de prendre attache avec le QG pour plus d'explication afin de la classer bien. </w:t>
+        <w:t xml:space="preserve">- Peu probable! khady coly 1  n'arrive pas  à comprendre un petit texte lu dans une langue locale (s02q03). Veuillez corriger ou donner des explications au QG. Peu probable! khady coly 1  ne sait ni lire, ni écrire, ni comprendre dans aucune des langues  (s02q01,s02q02,s02q03). Veuillez corriger ou donner des explications au QG. La raison principale que khady coly 1 n'a pas été à l'école entre 2024/2025 est elle vient d’entrée à l’école et semble exister dans les modalités, prière de prendre attache avec le QG pour plus d'explication afin de la classer bien. </w:t>
         <w:br/>
-        <w:t xml:space="preserve">- Peu probable! seydou marry  n'arrive pas  à comprendre un petit texte lu dans une langue locale (s02q03). Veuillez corriger ou donner des explications au QG. Peu plausible seydou marry fréquente au minimum le fondamental 1 mais ne sait ni lire ni comprendre la langue française, prière de corriger ou de confirmer avec le QG merci. Attention ! Le frais de scolarité (1000 Fcfa) de seydou marry en 1ére année de Primaire est relativement faible par rapport aux autres frais de scolarités observés dans cette zone. Prière de corriger ou de confirmer avec le QG. </w:t>
+        <w:t xml:space="preserve">- Peu probable! mamadou lamine coly  n'arrive pas  à comprendre un petit texte lu dans une langue locale (s02q03). Veuillez corriger ou donner des explications au QG. </w:t>
+        <w:br/>
+        <w:t xml:space="preserve">- Peu probable! seydou marry  n'arrive pas  à comprendre un petit texte lu dans une langue locale (s02q03). Veuillez corriger ou donner des explications au QG. Peu probable! seydou marry  ne sait ni lire, ni écrire, ni comprendre dans aucune des langues  (s02q01,s02q02,s02q03). Veuillez corriger ou donner des explications au QG. Peu plausible seydou marry fréquente au minimum le fondamental 1 mais ne sait ni lire ni comprendre la langue française, prière de corriger ou de confirmer avec le QG merci. </w:t>
         <w:br/>
         <w:t>- Peu probable! sidy coly  n'arrive pas  à comprendre un petit texte lu dans une langue locale (s02q03). Veuillez corriger ou donner des explications au QG. Peu plausible sidy coly fréquente au minimum le fondamental 1 mais ne sait ni lire ni comprendre la langue française, prière de corriger ou de confirmer avec le QG merci.</w:t>
       </w:r>
@@ -3576,9 +7029,7 @@
         <w:rPr>
           <w:sz w:val="20"/>
         </w:rPr>
-        <w:t xml:space="preserve">- La  raison principale que abdoulaye coly n'a pas cherché du travail au cours des 30 derniers jours est pas de metier et semble exister dans les modalités, prière de prendre attache avec le QG pour plus d'explication afin de la classer bien. </w:t>
-        <w:br/>
-        <w:t xml:space="preserve">-  La raison pourquoi diariatou coly n'a pas travaillé au cours des 7 derniers jours est fausse couche et semble avoir un emploi ou exister dans les modalités, prière de de bien regarder l'emploi diariatou coly  ou de prendre attache avec le QG pour plus d'explication afin de la classer bien. </w:t>
+        <w:t xml:space="preserve">- La raison pourquoi diariatou coly n'a pas travaillé au cours des 7 derniers jours est fausse couche et semble avoir un emploi ou exister dans les modalités, prière de de bien regarder l'emploi diariatou coly  ou de prendre attache avec le QG pour plus d'explication afin de la classer bien. </w:t>
         <w:br/>
         <w:t xml:space="preserve">- Avertissement! Généralement les jeunes hommes (10 à 25ans) font des travaux ménager soit apprendre les enfants à reviser leurs léçons ou d'autres cours, becaye sambou n'a consacré aucune heure pour les travaux cités en s04q01, s04q02, s04q03, s04q04, s04q05, s04q06, s04q07 et s04q08.Prière de regarder pour corriger ou confirmer avec le QG. </w:t>
         <w:br/>
@@ -3673,7 +7124,7 @@
           <w:color w:val="4672C4"/>
           <w:sz w:val="22"/>
         </w:rPr>
-        <w:t>&gt;&gt; Section7a1 - Repas pris a l'exterieur du menage</w:t>
+        <w:t>&gt;&gt; Section7b - Consommation alimentaire - 7 jours</w:t>
       </w:r>
     </w:p>
     <w:p>
@@ -3684,62 +7135,7 @@
         <w:rPr>
           <w:sz w:val="20"/>
         </w:rPr>
-        <w:t>- Attention ! La section sur le repas pris à l'extérieur du ménage n'est pas renseignée à 100 %. Prière de vérifier l'ensemble des questions relatives à cette section et de les renseigner en totalité.</w:t>
-      </w:r>
-    </w:p>
-    <w:p>
-      <w:r>
-        <w:rPr>
-          <w:b/>
-          <w:color w:val="4672C4"/>
-          <w:sz w:val="22"/>
-        </w:rPr>
-        <w:t>&gt;&gt; Section7a2 - Repas pris a l'exterieur du menage</w:t>
-      </w:r>
-    </w:p>
-    <w:p>
-      <w:pPr>
-        <w:ind w:left="283"/>
-      </w:pPr>
-      <w:r>
-        <w:rPr>
-          <w:sz w:val="20"/>
-        </w:rPr>
-        <w:t xml:space="preserve">- La section sur le repas pris à l'extérieur du ménage du membre abdoulaye coly n'est pas renseignée à 100 %. Prière de vérifier l'ensemble des questions relatives à ce membre et de les renseigner en totalité. </w:t>
-        <w:br/>
-        <w:t xml:space="preserve">- La section sur le repas pris à l'extérieur du ménage du membre adama sambou n'est pas renseignée à 100 %. Prière de vérifier l'ensemble des questions relatives à ce membre et de les renseigner en totalité. </w:t>
-        <w:br/>
-        <w:t xml:space="preserve">- La section sur le repas pris à l'extérieur du ménage du membre amadou niang n'est pas renseignée à 100 %. Prière de vérifier l'ensemble des questions relatives à ce membre et de les renseigner en totalité. </w:t>
-        <w:br/>
-        <w:t xml:space="preserve">- La section sur le repas pris à l'extérieur du ménage du membre aroky sonko n'est pas renseignée à 100 %. Prière de vérifier l'ensemble des questions relatives à ce membre et de les renseigner en totalité. </w:t>
-        <w:br/>
-        <w:t xml:space="preserve">- La section sur le repas pris à l'extérieur du ménage du membre awa sambou n'est pas renseignée à 100 %. Prière de vérifier l'ensemble des questions relatives à ce membre et de les renseigner en totalité. </w:t>
-        <w:br/>
-        <w:t xml:space="preserve">- La section sur le repas pris à l'extérieur du ménage du membre awa sonko n'est pas renseignée à 100 %. Prière de vérifier l'ensemble des questions relatives à ce membre et de les renseigner en totalité. </w:t>
-        <w:br/>
-        <w:t xml:space="preserve">- La section sur le repas pris à l'extérieur du ménage du membre becaye sambou n'est pas renseignée à 100 %. Prière de vérifier l'ensemble des questions relatives à ce membre et de les renseigner en totalité. </w:t>
-        <w:br/>
-        <w:t xml:space="preserve">- La section sur le repas pris à l'extérieur du ménage du membre diariatou coly n'est pas renseignée à 100 %. Prière de vérifier l'ensemble des questions relatives à ce membre et de les renseigner en totalité. </w:t>
-        <w:br/>
-        <w:t xml:space="preserve">- La section sur le repas pris à l'extérieur du ménage du membre fatou coly n'est pas renseignée à 100 %. Prière de vérifier l'ensemble des questions relatives à ce membre et de les renseigner en totalité. </w:t>
-        <w:br/>
-        <w:t xml:space="preserve">- La section sur le repas pris à l'extérieur du ménage du membre khady coly 1 n'est pas renseignée à 100 %. Prière de vérifier l'ensemble des questions relatives à ce membre et de les renseigner en totalité. </w:t>
-        <w:br/>
-        <w:t xml:space="preserve">- La section sur le repas pris à l'extérieur du ménage du membre khady coly n'est pas renseignée à 100 %. Prière de vérifier l'ensemble des questions relatives à ce membre et de les renseigner en totalité. </w:t>
-        <w:br/>
-        <w:t xml:space="preserve">- La section sur le repas pris à l'extérieur du ménage du membre khady sonko n'est pas renseignée à 100 %. Prière de vérifier l'ensemble des questions relatives à ce membre et de les renseigner en totalité. </w:t>
-        <w:br/>
-        <w:t xml:space="preserve">- La section sur le repas pris à l'extérieur du ménage du membre mamadou lamine coly n'est pas renseignée à 100 %. Prière de vérifier l'ensemble des questions relatives à ce membre et de les renseigner en totalité. </w:t>
-        <w:br/>
-        <w:t xml:space="preserve">- La section sur le repas pris à l'extérieur du ménage du membre mouhamed coly n'est pas renseignée à 100 %. Prière de vérifier l'ensemble des questions relatives à ce membre et de les renseigner en totalité. </w:t>
-        <w:br/>
-        <w:t xml:space="preserve">- La section sur le repas pris à l'extérieur du ménage du membre rabi badiane n'est pas renseignée à 100 %. Prière de vérifier l'ensemble des questions relatives à ce membre et de les renseigner en totalité. </w:t>
-        <w:br/>
-        <w:t xml:space="preserve">- La section sur le repas pris à l'extérieur du ménage du membre seydou marry n'est pas renseignée à 100 %. Prière de vérifier l'ensemble des questions relatives à ce membre et de les renseigner en totalité. </w:t>
-        <w:br/>
-        <w:t xml:space="preserve">- La section sur le repas pris à l'extérieur du ménage du membre sidy coly n'est pas renseignée à 100 %. Prière de vérifier l'ensemble des questions relatives à ce membre et de les renseigner en totalité. </w:t>
-        <w:br/>
-        <w:t>- La section sur le repas pris à l'extérieur du ménage du membre yacine sane n'est pas renseignée à 100 %. Prière de vérifier l'ensemble des questions relatives à ce membre et de les renseigner en totalité.</w:t>
+        <w:t>- La dernière fois que vous avez acheté Aubergine   est table et semble exister dans les modalités, prière de prendre attache avec le QG pour plus d'explication afin de la classer bien.  La dernière fois que vous avez acheté Carotte est table et semble exister dans les modalités, prière de prendre attache avec le QG pour plus d'explication afin de la classer bien.  La dernière fois que vous avez acheté Choux est table et semble exister dans les modalités, prière de prendre attache avec le QG pour plus d'explication afin de la classer bien.  La dernière fois que vous avez acheté Courge est table et semble exister dans les modalités, prière de prendre attache avec le QG pour plus d'explication afin de la classer bien.  La dernière fois que vous avez acheté Feuilles de  Haricot est table et semble exister dans les modalités, prière de prendre attache avec le QG pour plus d'explication afin de la classer bien.  La dernière fois que vous avez acheté Gombo frais est table et semble exister dans les modalités, prière de prendre attache avec le QG pour plus d'explication afin de la classer bien.  La dernière fois que vous avez acheté Manioc en tubercules est table et semble exister dans les modalités, prière de prendre attache avec le QG pour plus d'explication afin de la classer bien.  La dernière fois que vous avez acheté Patate douce est table et semble exister dans les modalités, prière de prendre attache avec le QG pour plus d'explication afin de la classer bien.  La dernière fois que vous avez acheté Piment frais est table et semble exister dans les modalités, prière de prendre attache avec le QG pour plus d'explication afin de la classer bien.  La dernière fois que vous avez acheté Poireau est table et semble exister dans les modalités, prière de prendre attache avec le QG pour plus d'explication afin de la classer bien.  La dernière fois que vous avez acheté Poivron frais est table et semble exister dans les modalités, prière de prendre attache avec le QG pour plus d'explication afin de la classer bien.  La dernière fois que vous avez acheté Tamarin noir est table et semble exister dans les modalités, prière de prendre attache avec le QG pour plus d'explication afin de la classer bien.  La dernière fois que vous avez acheté Tomate fraîche est table et semble exister dans les modalités, prière de prendre attache avec le QG pour plus d'explication afin de la classer bien. Attention ! Le prix unitaire d'achat (100 Fcfa) de Piment séché en Sachets (Petit) est relativement élevé par rapport aux autres prix observés dans cette zone. Prière de corriger ou de confirmer avec le QG. Attention ! Le prix unitaire d'achat (150 Fcfa) de Concentré de tomate en Sachets industriel (Moyen) est relativement élevé par rapport aux autres prix observés dans cette zone. Prière de corriger ou de confirmer avec le QG. Attention ! Le prix unitaire d'achat (1500 Fcfa) de Mâchoiron Frais en Kg (taille unique) est relativement élevé par rapport aux autres prix observés dans cette zone. Prière de corriger ou de confirmer avec le QG. Attention ! Le prix unitaire d'achat (50 Fcfa) de Aubergine sauvage  en Pièce (Moyen) est relativement faible par rapport aux autres prix observés dans cette zone. Prière de corriger ou de confirmer avec le QG.  La dernière fois que vous avez acheté Aubergine sauvage  est table et semble exister dans les modalités, prière de prendre attache avec le QG pour plus d'explication afin de la classer bien. Avertissement!!! Le ménage a consommé 5 Paquet Petit de Thé en sachet, cette quantité semble anormale pour une consommation des 7 derniers jours.Prière de corriger ou de confirmer avec le QG. Avertissement!! le prix unitaire (100 Fcfa) de Thé en sachet (unité: Paquet) de taille Petit est très faible ou élevé. Prière de corriger ou de confirmer avec le QG. Avertissement!!!Le ménage a consommé 77 Sachets de Petit de Sucre en poudre   ce qui semble incoherent pour une consommation aucours des 7 derniers jours, prière de verifier et corriger. Avertissement!!! Le ménage a consommé 77 Sachets Petit de Sucre en poudre , cette quantité semble anormale pour une consommation des 7 derniers jours.Prière de corriger ou de confirmer avec le QG. Incohérence!! Dans ce ménage, chaque individus consomme par jour 33.59016 Kg  de cereale; Prière de revoir les quantités prises de ces produits.</w:t>
       </w:r>
     </w:p>
     <w:p>
@@ -3856,13 +7252,13 @@
         <w:br/>
         <w:t xml:space="preserve">- Avertissement!! La parcelle a comme nom (champ 1 awa) qui ne semble pas être un bon nom ou contient des lettres, prière de mettre le vrai nom de la parcelle. La superficie de la parcelle champ 1 awa selon l'exploitant est de 82.08 Mètre Carré (m^2) qui semble faible ou l'estimation ne semble pas bonne. Prière de corriger. Incoherence! Le nombre de cultures dans la parcelle champ 1 awa est de 4 cultures qui semble trop élévé ou non renseigné, prière de corriger. La superficie de la parcelle champ 1 awa selon les mesures GPS est de 82.08 hectare qui semble élevé ou faible, prière de corriger. </w:t>
         <w:br/>
-        <w:t xml:space="preserve">- Avertissement!! La parcelle a comme nom (parcelle riz 3) qui ne semble pas être un bon nom ou contient des lettres, prière de mettre le vrai nom de la parcelle. La quantité de fumure appliquée dans la parcelle parcelle riz 3 est de 98  qui semble élevé ou ne sait pas, prière de fournir d'effort pour estimer la quantité afin de corriger. La superficie de la parcelle parcelle riz 3 selon les mesures GPS est de 1747.24 hectare qui semble élevé ou faible, prière de corriger. Le document légal (titre, acte, certificat etc. ) qui affirme votre possession de la parcelle parcelle riz 3 est  et semble exister dans les modalités, prière de prendre attache avec le QG pour plus d'explication afin de la classer bien. </w:t>
+        <w:t xml:space="preserve">- Avertissement!! La parcelle a comme nom (parcelle riz 3) qui ne semble pas être un bon nom ou contient des lettres, prière de mettre le vrai nom de la parcelle. La quantité de fumure appliquée dans la parcelle parcelle riz 3 est de 98  qui semble élevé ou ne sait pas, prière de fournir d'effort pour estimer la quantité afin de corriger. Le document légal (titre, acte, certificat etc. ) qui affirme votre possession de la parcelle parcelle riz 3 est  et semble exister dans les modalités, prière de prendre attache avec le QG pour plus d'explication afin de la classer bien. </w:t>
         <w:br/>
-        <w:t xml:space="preserve">- Avertissement!! La parcelle a comme nom (parcelle riz 3) qui ne semble pas être un bon nom ou contient des lettres, prière de mettre le vrai nom de la parcelle. La quantité de fumure appliquée dans la parcelle parcelle riz 3 est de 98  qui semble élevé ou ne sait pas, prière de fournir d'effort pour estimer la quantité afin de corriger. La superficie de la parcelle parcelle riz 3 selon les mesures GPS est de 2128.7 hectare qui semble élevé ou faible, prière de corriger. Le document légal (titre, acte, certificat etc. ) qui affirme votre possession de la parcelle parcelle riz 3 est  et semble exister dans les modalités, prière de prendre attache avec le QG pour plus d'explication afin de la classer bien. </w:t>
+        <w:t xml:space="preserve">- Avertissement!! La parcelle a comme nom (parcelle riz 3) qui ne semble pas être un bon nom ou contient des lettres, prière de mettre le vrai nom de la parcelle. La quantité de fumure appliquée dans la parcelle parcelle riz 3 est de 98  qui semble élevé ou ne sait pas, prière de fournir d'effort pour estimer la quantité afin de corriger. Le document légal (titre, acte, certificat etc. ) qui affirme votre possession de la parcelle parcelle riz 3 est  et semble exister dans les modalités, prière de prendre attache avec le QG pour plus d'explication afin de la classer bien. </w:t>
         <w:br/>
-        <w:t xml:space="preserve">- Avertissement!! La parcelle a comme nom (parcelle riz 3) qui ne semble pas être un bon nom ou contient des lettres, prière de mettre le vrai nom de la parcelle. La quantité de fumure appliquée dans la parcelle parcelle riz 3 est de 98  qui semble élevé ou ne sait pas, prière de fournir d'effort pour estimer la quantité afin de corriger. La superficie de la parcelle parcelle riz 3 selon les mesures GPS est de 2465.75 hectare qui semble élevé ou faible, prière de corriger. Le document légal (titre, acte, certificat etc. ) qui affirme votre possession de la parcelle parcelle riz 3 est  et semble exister dans les modalités, prière de prendre attache avec le QG pour plus d'explication afin de la classer bien. </w:t>
+        <w:t xml:space="preserve">- Avertissement!! La parcelle a comme nom (parcelle riz 3) qui ne semble pas être un bon nom ou contient des lettres, prière de mettre le vrai nom de la parcelle. La quantité de fumure appliquée dans la parcelle parcelle riz 3 est de 98  qui semble élevé ou ne sait pas, prière de fournir d'effort pour estimer la quantité afin de corriger. Le document légal (titre, acte, certificat etc. ) qui affirme votre possession de la parcelle parcelle riz 3 est  et semble exister dans les modalités, prière de prendre attache avec le QG pour plus d'explication afin de la classer bien. </w:t>
         <w:br/>
-        <w:t>- Avertissement!! La parcelle a comme nom (parcelle riz 3) qui ne semble pas être un bon nom ou contient des lettres, prière de mettre le vrai nom de la parcelle. La quantité de fumure appliquée dans la parcelle parcelle riz 3 est de 98  qui semble élevé ou ne sait pas, prière de fournir d'effort pour estimer la quantité afin de corriger. La superficie de la parcelle parcelle riz 3 selon les mesures GPS est de 2904.01 hectare qui semble élevé ou faible, prière de corriger. Le document légal (titre, acte, certificat etc. ) qui affirme votre possession de la parcelle parcelle riz 3 est  et semble exister dans les modalités, prière de prendre attache avec le QG pour plus d'explication afin de la classer bien.</w:t>
+        <w:t>- Avertissement!! La parcelle a comme nom (parcelle riz 3) qui ne semble pas être un bon nom ou contient des lettres, prière de mettre le vrai nom de la parcelle. La quantité de fumure appliquée dans la parcelle parcelle riz 3 est de 98  qui semble élevé ou ne sait pas, prière de fournir d'effort pour estimer la quantité afin de corriger. Le document légal (titre, acte, certificat etc. ) qui affirme votre possession de la parcelle parcelle riz 3 est  et semble exister dans les modalités, prière de prendre attache avec le QG pour plus d'explication afin de la classer bien.</w:t>
       </w:r>
     </w:p>
     <w:p>
@@ -3884,6 +7280,610 @@
           <w:sz w:val="20"/>
         </w:rPr>
         <w:t>- ||</w:t>
+      </w:r>
+    </w:p>
+    <w:p>
+      <w:r>
+        <w:t>________________________________________________________________________________</w:t>
+      </w:r>
+    </w:p>
+    <w:p>
+      <w:pPr>
+        <w:pStyle w:val="Heading2"/>
+      </w:pPr>
+      <w:r>
+        <w:t>Menage 15</w:t>
+      </w:r>
+    </w:p>
+    <w:tbl>
+      <w:tblPr>
+        <w:tblStyle w:val="TableGrid"/>
+        <w:tblW w:type="auto" w:w="0"/>
+        <w:tblLook w:firstColumn="1" w:firstRow="1" w:lastColumn="0" w:lastRow="0" w:noHBand="0" w:noVBand="1" w:val="04A0"/>
+      </w:tblPr>
+      <w:tblGrid>
+        <w:gridCol w:w="1662"/>
+        <w:gridCol w:w="1662"/>
+        <w:gridCol w:w="1662"/>
+        <w:gridCol w:w="1662"/>
+        <w:gridCol w:w="1662"/>
+        <w:gridCol w:w="1662"/>
+      </w:tblGrid>
+      <w:tr>
+        <w:tc>
+          <w:tcPr>
+            <w:tcW w:type="dxa" w:w="1662"/>
+            <w:shd w:fill="5B9BD5"/>
+          </w:tcPr>
+          <w:p>
+            <w:r>
+              <w:rPr>
+                <w:b/>
+                <w:color w:val="FFFFFF"/>
+                <w:sz w:val="16"/>
+              </w:rPr>
+              <w:t>Interview Key</w:t>
+            </w:r>
+          </w:p>
+        </w:tc>
+        <w:tc>
+          <w:tcPr>
+            <w:tcW w:type="dxa" w:w="1662"/>
+            <w:shd w:fill="5B9BD5"/>
+          </w:tcPr>
+          <w:p>
+            <w:r>
+              <w:rPr>
+                <w:b/>
+                <w:color w:val="FFFFFF"/>
+                <w:sz w:val="16"/>
+              </w:rPr>
+              <w:t>Interview ID</w:t>
+            </w:r>
+          </w:p>
+        </w:tc>
+        <w:tc>
+          <w:tcPr>
+            <w:tcW w:type="dxa" w:w="1662"/>
+            <w:shd w:fill="5B9BD5"/>
+          </w:tcPr>
+          <w:p>
+            <w:r>
+              <w:rPr>
+                <w:b/>
+                <w:color w:val="FFFFFF"/>
+                <w:sz w:val="16"/>
+              </w:rPr>
+              <w:t>ID Agent</w:t>
+            </w:r>
+          </w:p>
+        </w:tc>
+        <w:tc>
+          <w:tcPr>
+            <w:tcW w:type="dxa" w:w="1662"/>
+            <w:shd w:fill="5B9BD5"/>
+          </w:tcPr>
+          <w:p>
+            <w:r>
+              <w:rPr>
+                <w:b/>
+                <w:color w:val="FFFFFF"/>
+                <w:sz w:val="16"/>
+              </w:rPr>
+              <w:t>ID Equipe</w:t>
+            </w:r>
+          </w:p>
+        </w:tc>
+        <w:tc>
+          <w:tcPr>
+            <w:tcW w:type="dxa" w:w="1662"/>
+            <w:shd w:fill="5B9BD5"/>
+          </w:tcPr>
+          <w:p>
+            <w:r>
+              <w:rPr>
+                <w:b/>
+                <w:color w:val="FFFFFF"/>
+                <w:sz w:val="16"/>
+              </w:rPr>
+              <w:t>Agent</w:t>
+            </w:r>
+          </w:p>
+        </w:tc>
+        <w:tc>
+          <w:tcPr>
+            <w:tcW w:type="dxa" w:w="1662"/>
+            <w:shd w:fill="5B9BD5"/>
+          </w:tcPr>
+          <w:p>
+            <w:r>
+              <w:rPr>
+                <w:b/>
+                <w:color w:val="FFFFFF"/>
+                <w:sz w:val="16"/>
+              </w:rPr>
+              <w:t>Chef d'equipe</w:t>
+            </w:r>
+          </w:p>
+        </w:tc>
+      </w:tr>
+      <w:tr>
+        <w:tc>
+          <w:tcPr>
+            <w:tcW w:type="dxa" w:w="1662"/>
+          </w:tcPr>
+          <w:p>
+            <w:r>
+              <w:rPr>
+                <w:sz w:val="14"/>
+              </w:rPr>
+              <w:t>22-83-40-12</w:t>
+            </w:r>
+          </w:p>
+        </w:tc>
+        <w:tc>
+          <w:tcPr>
+            <w:tcW w:type="dxa" w:w="1662"/>
+          </w:tcPr>
+          <w:p>
+            <w:r>
+              <w:rPr>
+                <w:sz w:val="14"/>
+              </w:rPr>
+              <w:t>0140b535dba04736b29a7b5e7753136f</w:t>
+            </w:r>
+          </w:p>
+        </w:tc>
+        <w:tc>
+          <w:tcPr>
+            <w:tcW w:type="dxa" w:w="1662"/>
+          </w:tcPr>
+          <w:p>
+            <w:r>
+              <w:rPr>
+                <w:sz w:val="14"/>
+              </w:rPr>
+              <w:t>EQ37_enq1</w:t>
+            </w:r>
+          </w:p>
+        </w:tc>
+        <w:tc>
+          <w:tcPr>
+            <w:tcW w:type="dxa" w:w="1662"/>
+          </w:tcPr>
+          <w:p>
+            <w:r>
+              <w:rPr>
+                <w:sz w:val="14"/>
+              </w:rPr>
+              <w:t>Equipe37</w:t>
+            </w:r>
+          </w:p>
+        </w:tc>
+        <w:tc>
+          <w:tcPr>
+            <w:tcW w:type="dxa" w:w="1662"/>
+          </w:tcPr>
+          <w:p>
+            <w:r>
+              <w:rPr>
+                <w:sz w:val="14"/>
+              </w:rPr>
+              <w:t>Sega CAMARA</w:t>
+            </w:r>
+          </w:p>
+        </w:tc>
+        <w:tc>
+          <w:tcPr>
+            <w:tcW w:type="dxa" w:w="1662"/>
+          </w:tcPr>
+          <w:p>
+            <w:r>
+              <w:rPr>
+                <w:sz w:val="14"/>
+              </w:rPr>
+              <w:t>Seynabou BADJI</w:t>
+            </w:r>
+          </w:p>
+        </w:tc>
+      </w:tr>
+    </w:tbl>
+    <w:p/>
+    <w:tbl>
+      <w:tblPr>
+        <w:tblStyle w:val="TableGrid"/>
+        <w:tblW w:type="auto" w:w="0"/>
+        <w:tblLook w:firstColumn="1" w:firstRow="1" w:lastColumn="0" w:lastRow="0" w:noHBand="0" w:noVBand="1" w:val="04A0"/>
+      </w:tblPr>
+      <w:tblGrid>
+        <w:gridCol w:w="3324"/>
+        <w:gridCol w:w="3324"/>
+        <w:gridCol w:w="3324"/>
+      </w:tblGrid>
+      <w:tr>
+        <w:tc>
+          <w:tcPr>
+            <w:tcW w:type="dxa" w:w="3324"/>
+            <w:shd w:fill="70AD47"/>
+          </w:tcPr>
+          <w:p>
+            <w:r>
+              <w:rPr>
+                <w:b/>
+                <w:color w:val="FFFFFF"/>
+                <w:sz w:val="18"/>
+              </w:rPr>
+              <w:t>Chef de Menage</w:t>
+            </w:r>
+          </w:p>
+        </w:tc>
+        <w:tc>
+          <w:tcPr>
+            <w:tcW w:type="dxa" w:w="3324"/>
+            <w:shd w:fill="70AD47"/>
+          </w:tcPr>
+          <w:p>
+            <w:r>
+              <w:rPr>
+                <w:b/>
+                <w:color w:val="FFFFFF"/>
+                <w:sz w:val="18"/>
+              </w:rPr>
+              <w:t>Quartier/Village (s00q05)</w:t>
+            </w:r>
+          </w:p>
+        </w:tc>
+        <w:tc>
+          <w:tcPr>
+            <w:tcW w:type="dxa" w:w="3324"/>
+            <w:shd w:fill="70AD47"/>
+          </w:tcPr>
+          <w:p>
+            <w:r>
+              <w:rPr>
+                <w:b/>
+                <w:color w:val="FFFFFF"/>
+                <w:sz w:val="18"/>
+              </w:rPr>
+              <w:t>Localisation GPS</w:t>
+            </w:r>
+          </w:p>
+        </w:tc>
+      </w:tr>
+      <w:tr>
+        <w:tc>
+          <w:tcPr>
+            <w:tcW w:type="dxa" w:w="3324"/>
+          </w:tcPr>
+          <w:p>
+            <w:r>
+              <w:rPr>
+                <w:sz w:val="18"/>
+              </w:rPr>
+              <w:t>TACKO SONKO</w:t>
+            </w:r>
+          </w:p>
+        </w:tc>
+        <w:tc>
+          <w:tcPr>
+            <w:tcW w:type="dxa" w:w="3324"/>
+          </w:tcPr>
+          <w:p>
+            <w:r>
+              <w:rPr>
+                <w:sz w:val="18"/>
+              </w:rPr>
+              <w:t>N/A</w:t>
+            </w:r>
+          </w:p>
+        </w:tc>
+        <w:tc>
+          <w:tcPr>
+            <w:tcW w:type="dxa" w:w="3324"/>
+          </w:tcPr>
+          <w:p>
+            <w:r/>
+            <w:hyperlink r:id="rId9">
+              <w:r>
+                <w:rPr>
+                  <w:color w:val="0563C1"/>
+                  <w:u w:val="single"/>
+                </w:rPr>
+                <w:t>DJINAKY</w:t>
+              </w:r>
+            </w:hyperlink>
+          </w:p>
+        </w:tc>
+      </w:tr>
+    </w:tbl>
+    <w:p/>
+    <w:p>
+      <w:r>
+        <w:rPr>
+          <w:b/>
+          <w:color w:val="4672C4"/>
+          <w:sz w:val="22"/>
+        </w:rPr>
+        <w:t>&gt;&gt; Section0 - Identification et renseignements de controle</w:t>
+      </w:r>
+    </w:p>
+    <w:p>
+      <w:pPr>
+        <w:ind w:left="283"/>
+      </w:pPr>
+      <w:r>
+        <w:rPr>
+          <w:sz w:val="20"/>
+        </w:rPr>
+        <w:t>- Le questionnaire semble ne pas être complètement fini mais le questionnaire est en statut complet, prière de compléter le questionnaire. Il est obligatoire de prendre les coordonnées Gps avant d'administrer le questionnaire. Prière de prendre les coordonnées GPS.</w:t>
+      </w:r>
+    </w:p>
+    <w:p>
+      <w:r>
+        <w:rPr>
+          <w:b/>
+          <w:color w:val="4672C4"/>
+          <w:sz w:val="22"/>
+        </w:rPr>
+        <w:t>&gt;&gt; Section1 - Caracteristiques des membres</w:t>
+      </w:r>
+    </w:p>
+    <w:p>
+      <w:pPr>
+        <w:ind w:left="283"/>
+      </w:pPr>
+      <w:r>
+        <w:rPr>
+          <w:sz w:val="20"/>
+        </w:rPr>
+        <w:t xml:space="preserve">- Avertissement!!!  tacko sonko  possède un téléphone android mais dit n'avoir pas accès à l'internet, prière de confirmer cette information avec le QG ou la corriger. </w:t>
+        <w:br/>
+        <w:t>- Attention ! Le montant (6500 Fcfa) dépensé ou reçu en cadeau pour les recharges internet ou de forfaits de données mobiles(hors appels vocaux), aucours des 30 derniers jours de  yacinthe demba est relativement élevé par rapport aux autres montants depansés observés dans cette zone. Prière de corriger ou de confirmer avec le QG.</w:t>
+      </w:r>
+    </w:p>
+    <w:p>
+      <w:r>
+        <w:rPr>
+          <w:b/>
+          <w:color w:val="4672C4"/>
+          <w:sz w:val="22"/>
+        </w:rPr>
+        <w:t>&gt;&gt; Section2 - Education</w:t>
+      </w:r>
+    </w:p>
+    <w:p>
+      <w:pPr>
+        <w:ind w:left="283"/>
+      </w:pPr>
+      <w:r>
+        <w:rPr>
+          <w:sz w:val="20"/>
+        </w:rPr>
+        <w:t xml:space="preserve">- Attention ! Le frais de scolarité (5000 Fcfa) de alpha diedhiou en 6ème année de Primaire est relativement élevé par rapport aux autres frais de scolarités observés dans cette zone. Prière de corriger ou de confirmer avec le QG. </w:t>
+        <w:br/>
+        <w:t xml:space="preserve">- Attention ! Le frais de scolarité (5000 Fcfa) de landing diedhiou en 6ème année de Primaire est relativement élevé par rapport aux autres frais de scolarités observés dans cette zone. Prière de corriger ou de confirmer avec le QG. </w:t>
+        <w:br/>
+        <w:t xml:space="preserve">- Peu probable! ami badji  n'arrive pas  à comprendre un petit texte lu dans une langue locale (s02q03). Veuillez corriger ou donner des explications au QG. </w:t>
+        <w:br/>
+        <w:t xml:space="preserve">- Peu probable! germain niouky  n'arrive pas  à comprendre un petit texte lu dans une langue locale (s02q03). Veuillez corriger ou donner des explications au QG. </w:t>
+        <w:br/>
+        <w:t xml:space="preserve">- Peu probable! mariama badji  n'arrive pas  à comprendre un petit texte lu dans une langue locale (s02q03). Veuillez corriger ou donner des explications au QG. </w:t>
+        <w:br/>
+        <w:t>- Peu probable! tacko sonko  n'arrive pas  à comprendre un petit texte lu dans une langue locale (s02q03). Veuillez corriger ou donner des explications au QG.</w:t>
+      </w:r>
+    </w:p>
+    <w:p>
+      <w:r>
+        <w:rPr>
+          <w:b/>
+          <w:color w:val="4672C4"/>
+          <w:sz w:val="22"/>
+        </w:rPr>
+        <w:t>&gt;&gt; Section3 - Sante</w:t>
+      </w:r>
+    </w:p>
+    <w:p>
+      <w:pPr>
+        <w:ind w:left="283"/>
+      </w:pPr>
+      <w:r>
+        <w:rPr>
+          <w:sz w:val="20"/>
+        </w:rPr>
+        <w:t>- Le dernier problème de santé pour lequel ami badji a été hospitalisé au cours des 12 derniers mois est mal de ventre et semble exister dans les modalités, prière de prendre attache avec le QG pour plus d'explication afin de la classer bien.</w:t>
+      </w:r>
+    </w:p>
+    <w:p>
+      <w:r>
+        <w:rPr>
+          <w:b/>
+          <w:color w:val="4672C4"/>
+          <w:sz w:val="22"/>
+        </w:rPr>
+        <w:t>&gt;&gt; Section7b - Consommation alimentaire - 7 jours</w:t>
+      </w:r>
+    </w:p>
+    <w:p>
+      <w:pPr>
+        <w:ind w:left="283"/>
+      </w:pPr>
+      <w:r>
+        <w:rPr>
+          <w:sz w:val="20"/>
+        </w:rPr>
+        <w:t>- La dernière fois que vous avez acheté Feuilles de  Haricot est table et semble exister dans les modalités, prière de prendre attache avec le QG pour plus d'explication afin de la classer bien.  La dernière fois que vous avez acheté Piment frais est table et semble exister dans les modalités, prière de prendre attache avec le QG pour plus d'explication afin de la classer bien.  La dernière fois que vous avez acheté Poireau est table et semble exister dans les modalités, prière de prendre attache avec le QG pour plus d'explication afin de la classer bien.  La dernière fois que vous avez acheté Tomate fraîche est table et semble exister dans les modalités, prière de prendre attache avec le QG pour plus d'explication afin de la classer bien. Avertissement!!! Le ménage a consommé 10 Cuillère Petit de Chocolat pâte à tartiner, cette quantité semble anormale pour une consommation des 7 derniers jours.Prière de corriger ou de confirmer avec le QG. Avertissement!!! Le ménage a consommé 7 Paquet Petit de Thé en sachet, cette quantité semble anormale pour une consommation des 7 derniers jours.Prière de corriger ou de confirmer avec le QG. Incohérence!! Dans ce ménage, chaque individus consomme par jour 38.11257 Kg  de cereale; Prière de revoir les quantités prises de ces produits.</w:t>
+      </w:r>
+    </w:p>
+    <w:p>
+      <w:r>
+        <w:rPr>
+          <w:b/>
+          <w:color w:val="4672C4"/>
+          <w:sz w:val="22"/>
+        </w:rPr>
+        <w:t>&gt;&gt; Section9b - Depenses non-alimentaires - 7 jours</w:t>
+      </w:r>
+    </w:p>
+    <w:p>
+      <w:pPr>
+        <w:ind w:left="283"/>
+      </w:pPr>
+      <w:r>
+        <w:rPr>
+          <w:sz w:val="20"/>
+        </w:rPr>
+        <w:t>- Il est difficile d'avoir un ménage qui n'a effectué aucune des dépenses mentionnées au cours de 7 derniers jours, prière de revoir la section 9B pour ce ménage.</w:t>
+      </w:r>
+    </w:p>
+    <w:p>
+      <w:r>
+        <w:rPr>
+          <w:b/>
+          <w:color w:val="4672C4"/>
+          <w:sz w:val="22"/>
+        </w:rPr>
+        <w:t>&gt;&gt; Section9c - Depenses non-alimentaires - 30 jours</w:t>
+      </w:r>
+    </w:p>
+    <w:p>
+      <w:pPr>
+        <w:ind w:left="283"/>
+      </w:pPr>
+      <w:r>
+        <w:rPr>
+          <w:sz w:val="20"/>
+        </w:rPr>
+        <w:t>- La dernière fois que vous avez acheté Charbon de bois/Charbon minéral est le voisin et semble exister dans les modalités, prière de prendre attache avec le QG pour plus d'explication afin de la classer bien.</w:t>
+      </w:r>
+    </w:p>
+    <w:p>
+      <w:r>
+        <w:rPr>
+          <w:b/>
+          <w:color w:val="4672C4"/>
+          <w:sz w:val="22"/>
+        </w:rPr>
+        <w:t>&gt;&gt; Section9d - Depenses non-alimentaires - 3 mois</w:t>
+      </w:r>
+    </w:p>
+    <w:p>
+      <w:pPr>
+        <w:ind w:left="283"/>
+      </w:pPr>
+      <w:r>
+        <w:rPr>
+          <w:sz w:val="20"/>
+        </w:rPr>
+        <w:t>- Difficile pour un ménage de ne pas avoir effectué de dépenses au cours de 3 derniers mois sur les produits/services cités (Section 9D), prière de revoir la section pour ce ménage.</w:t>
+      </w:r>
+    </w:p>
+    <w:p>
+      <w:r>
+        <w:rPr>
+          <w:b/>
+          <w:color w:val="4672C4"/>
+          <w:sz w:val="22"/>
+        </w:rPr>
+        <w:t>&gt;&gt; Section10a - Existence entreprise non agricole</w:t>
+      </w:r>
+    </w:p>
+    <w:p>
+      <w:pPr>
+        <w:ind w:left="283"/>
+      </w:pPr>
+      <w:r>
+        <w:rPr>
+          <w:sz w:val="20"/>
+        </w:rPr>
+        <w:t>- Avertissement!!! Le ménage de tacko sonko a comme taille 10 personnes dont ils vivent à ZIGUINCHOR Rural et aucune d'entre ne possède une entreprise non agricole, prière de revoir cette partie de la section 10 de ce menage.</w:t>
+      </w:r>
+    </w:p>
+    <w:p>
+      <w:r>
+        <w:rPr>
+          <w:b/>
+          <w:color w:val="4672C4"/>
+          <w:sz w:val="22"/>
+        </w:rPr>
+        <w:t>&gt;&gt; Section12 - Actifs du menage</w:t>
+      </w:r>
+    </w:p>
+    <w:p>
+      <w:pPr>
+        <w:ind w:left="283"/>
+      </w:pPr>
+      <w:r>
+        <w:rPr>
+          <w:sz w:val="20"/>
+        </w:rPr>
+        <w:t>- Avertissement!!! Le prix d'achat (3500) de l'article  Fer à repasser à charbon est inférieur aux prix de revente (5000)  avec l'âge du bien atteignant 15 ans. Prière de vérifier ou confirmer avec l'enquêté et mettre les bonnes valeurs après verification, s'il le faut.</w:t>
+      </w:r>
+    </w:p>
+    <w:p>
+      <w:r>
+        <w:rPr>
+          <w:b/>
+          <w:color w:val="4672C4"/>
+          <w:sz w:val="22"/>
+        </w:rPr>
+        <w:t>&gt;&gt; Section13a - Transferts recus</w:t>
+      </w:r>
+    </w:p>
+    <w:p>
+      <w:pPr>
+        <w:ind w:left="283"/>
+      </w:pPr>
+      <w:r>
+        <w:rPr>
+          <w:sz w:val="20"/>
+        </w:rPr>
+        <w:t xml:space="preserve">- L'enquêteur prière de fournir d'effort pour avoir le niveau d'étude et l'âge de celui qui a envoyé/donné de l'argent dans la section 13a (Transfert reçu). L'âge de celui qui a envoyé/donné de l'argent dans la section 13a (Transfert reçu) semble  élévé, prière de corriger ou confirmer ave le QG. </w:t>
+        <w:br/>
+        <w:t xml:space="preserve">- L'enquêteur prière de fournir d'effort pour avoir le niveau d'étude et l'âge de celui qui a envoyé/donné de l'argent dans la section 13a (Transfert reçu). L'âge de celui qui a envoyé/donné de l'argent dans la section 13a (Transfert reçu) semble  élévé, prière de corriger ou confirmer ave le QG. </w:t>
+        <w:br/>
+        <w:t>- L'enquêteur prière de fournir d'effort pour avoir le niveau d'étude et l'âge de celui qui a envoyé/donné de l'argent dans la section 13a (Transfert reçu). L'âge de celui qui a envoyé/donné de l'argent dans la section 13a (Transfert reçu) semble  élévé, prière de corriger ou confirmer ave le QG.</w:t>
+      </w:r>
+    </w:p>
+    <w:p>
+      <w:r>
+        <w:rPr>
+          <w:b/>
+          <w:color w:val="4672C4"/>
+          <w:sz w:val="22"/>
+        </w:rPr>
+        <w:t>&gt;&gt; Section14 - Chocs</w:t>
+      </w:r>
+    </w:p>
+    <w:p>
+      <w:pPr>
+        <w:ind w:left="283"/>
+      </w:pPr>
+      <w:r>
+        <w:rPr>
+          <w:sz w:val="20"/>
+        </w:rPr>
+        <w:t>- Avertissement!! Le ménage n'a été négativement affecté par aucun des problèmes donnés dans la section 14. Confirmez vous cette information avec le QG?</w:t>
+      </w:r>
+    </w:p>
+    <w:p>
+      <w:r>
+        <w:rPr>
+          <w:b/>
+          <w:color w:val="4672C4"/>
+          <w:sz w:val="22"/>
+        </w:rPr>
+        <w:t>&gt;&gt; Section16a - Champs et parcelles</w:t>
+      </w:r>
+    </w:p>
+    <w:p>
+      <w:pPr>
+        <w:ind w:left="283"/>
+      </w:pPr>
+      <w:r>
+        <w:rPr>
+          <w:sz w:val="20"/>
+        </w:rPr>
+        <w:t>- Avertissement!! Le champs a comme nom (champ 1 djinaky) qui ne semble pas être un bon nom ou contient des lettres, prière de mettre le vrai nom du champs. Le nombre de femmes de 15 ans et plus (25) non membre du ménage de tacko sonko ayant travaillé dans la parcelle parcelle riz pour la préparation du sol (labour) et des semis semble élevé, prière de corriger. Le nombre de personnes toutes catégories confondues des main-d'oeuvre non-familiale sur la parcelle parcelle riz au cours de la campagne pour la période de préparation du sol (labour) et des semis est de 35 personnes qui semble faible ou élevé. Merci de corriger. Le salaire d'une femme de 15ans et plus ayant travaillé sur la parcelle parcelle riz par jours au moment de la période de préparation du sol (labour) et des semis est de 100 FCFA qui semble faible ou  élevé, prière de corriger. La superficie de la parcelle parcelle riz selon les mesures GPS est de 1449.64 hectare qui semble élevé ou faible, prière de corriger. Le document légal (titre, acte, certificat etc. ) qui affirme votre possession de la parcelle parcelle riz est  et semble exister dans les modalités, prière de prendre attache avec le QG pour plus d'explication afin de la classer bien.</w:t>
       </w:r>
     </w:p>
     <w:p>
